--- a/jason-moss-resume.docx
+++ b/jason-moss-resume.docx
@@ -644,8 +644,9 @@
           </w:tcPr>
           <w:p>
             <w:pPr>
-              <w:widowControl w:val="0"/>
-              <w:spacing w:line="240" w:lineRule="auto"/>
+              <w:pStyle w:val="Heading3"/>
+              <w:widowControl w:val="0"/>
+              <w:spacing w:after="0" w:before="0" w:line="240" w:lineRule="auto"/>
               <w:rPr>
                 <w:rFonts w:ascii="Lexend" w:cs="Lexend" w:eastAsia="Lexend" w:hAnsi="Lexend"/>
                 <w:color w:val="434343"/>
@@ -653,83 +654,54 @@
                 <w:szCs w:val="20"/>
               </w:rPr>
             </w:pPr>
-            <w:r>
-              <w:rPr>
-                <w:rtl w:val="0"/>
-              </w:rPr>
-            </w:r>
-          </w:p>
-        </w:tc>
-      </w:tr>
-      <w:tr>
-        <w:trPr>
-          <w:cantSplit w:val="0"/>
-          <w:tblHeader w:val="0"/>
-        </w:trPr>
-        <w:tc>
-          <w:tcPr>
-            <w:tcMar>
-              <w:top w:w="43.08661417322835" w:type="dxa"/>
-              <w:left w:w="43.08661417322835" w:type="dxa"/>
-              <w:bottom w:w="43.08661417322835" w:type="dxa"/>
-              <w:right w:w="43.08661417322835" w:type="dxa"/>
-            </w:tcMar>
-            <w:vAlign w:val="center"/>
-          </w:tcPr>
-          <w:p>
-            <w:pPr>
-              <w:pStyle w:val="Heading3"/>
-              <w:widowControl w:val="0"/>
-              <w:spacing w:after="0" w:before="0" w:line="240" w:lineRule="auto"/>
+            <w:bookmarkStart w:colFirst="0" w:colLast="0" w:name="_gznmeoqk8916" w:id="3"/>
+            <w:bookmarkEnd w:id="3"/>
+            <w:r>
               <w:rPr>
                 <w:rFonts w:ascii="Merriweather" w:cs="Merriweather" w:eastAsia="Merriweather" w:hAnsi="Merriweather"/>
                 <w:b w:val="1"/>
                 <w:sz w:val="36"/>
                 <w:szCs w:val="36"/>
-              </w:rPr>
-            </w:pPr>
-            <w:bookmarkStart w:colFirst="0" w:colLast="0" w:name="_e23pol5hc5bh" w:id="3"/>
-            <w:bookmarkEnd w:id="3"/>
-            <w:r>
+                <w:rtl w:val="0"/>
+              </w:rPr>
+              <w:t xml:space="preserve">Skills</w:t>
+            </w:r>
+            <w:r>
+              <w:rPr>
+                <w:rtl w:val="0"/>
+              </w:rPr>
+            </w:r>
+          </w:p>
+        </w:tc>
+      </w:tr>
+      <w:tr>
+        <w:trPr>
+          <w:cantSplit w:val="0"/>
+          <w:tblHeader w:val="0"/>
+        </w:trPr>
+        <w:tc>
+          <w:tcPr>
+            <w:tcMar>
+              <w:top w:w="43.08661417322835" w:type="dxa"/>
+              <w:left w:w="43.08661417322835" w:type="dxa"/>
+              <w:bottom w:w="43.08661417322835" w:type="dxa"/>
+              <w:right w:w="43.08661417322835" w:type="dxa"/>
+            </w:tcMar>
+            <w:vAlign w:val="center"/>
+          </w:tcPr>
+          <w:p>
+            <w:pPr>
+              <w:pStyle w:val="Heading3"/>
+              <w:widowControl w:val="0"/>
+              <w:spacing w:after="0" w:before="0" w:line="240" w:lineRule="auto"/>
               <w:rPr>
                 <w:rFonts w:ascii="Merriweather" w:cs="Merriweather" w:eastAsia="Merriweather" w:hAnsi="Merriweather"/>
                 <w:b w:val="1"/>
-                <w:sz w:val="36"/>
-                <w:szCs w:val="36"/>
-                <w:rtl w:val="0"/>
-              </w:rPr>
-              <w:t xml:space="preserve">Skills</w:t>
-            </w:r>
-          </w:p>
-        </w:tc>
-      </w:tr>
-      <w:tr>
-        <w:trPr>
-          <w:cantSplit w:val="0"/>
-          <w:tblHeader w:val="0"/>
-        </w:trPr>
-        <w:tc>
-          <w:tcPr>
-            <w:tcMar>
-              <w:top w:w="43.08661417322835" w:type="dxa"/>
-              <w:left w:w="43.08661417322835" w:type="dxa"/>
-              <w:bottom w:w="43.08661417322835" w:type="dxa"/>
-              <w:right w:w="43.08661417322835" w:type="dxa"/>
-            </w:tcMar>
-            <w:vAlign w:val="center"/>
-          </w:tcPr>
-          <w:p>
-            <w:pPr>
-              <w:pStyle w:val="Heading3"/>
-              <w:widowControl w:val="0"/>
-              <w:spacing w:after="0" w:before="0" w:line="240" w:lineRule="auto"/>
-              <w:rPr>
-                <w:rFonts w:ascii="Lora SemiBold" w:cs="Lora SemiBold" w:eastAsia="Lora SemiBold" w:hAnsi="Lora SemiBold"/>
-                <w:sz w:val="14"/>
-                <w:szCs w:val="14"/>
-              </w:rPr>
-            </w:pPr>
-            <w:bookmarkStart w:colFirst="0" w:colLast="0" w:name="_hf3adsieruba" w:id="4"/>
+                <w:sz w:val="16"/>
+                <w:szCs w:val="16"/>
+              </w:rPr>
+            </w:pPr>
+            <w:bookmarkStart w:colFirst="0" w:colLast="0" w:name="_e23pol5hc5bh" w:id="4"/>
             <w:bookmarkEnd w:id="4"/>
             <w:r>
               <w:rPr>
@@ -766,8 +738,8 @@
                 <w:szCs w:val="18"/>
               </w:rPr>
             </w:pPr>
-            <w:bookmarkStart w:colFirst="0" w:colLast="0" w:name="_hf3adsieruba" w:id="4"/>
-            <w:bookmarkEnd w:id="4"/>
+            <w:bookmarkStart w:colFirst="0" w:colLast="0" w:name="_lq0jcopc2cpo" w:id="5"/>
+            <w:bookmarkEnd w:id="5"/>
             <w:r>
               <w:rPr>
                 <w:rFonts w:ascii="Lora" w:cs="Lora" w:eastAsia="Lora" w:hAnsi="Lora"/>
@@ -798,82 +770,11 @@
           </w:tcPr>
           <w:p>
             <w:pPr>
+              <w:pStyle w:val="Heading3"/>
+              <w:keepNext w:val="0"/>
+              <w:keepLines w:val="0"/>
               <w:widowControl w:val="0"/>
               <w:spacing w:after="0" w:before="0" w:lineRule="auto"/>
-              <w:rPr>
-                <w:rFonts w:ascii="Nunito" w:cs="Nunito" w:eastAsia="Nunito" w:hAnsi="Nunito"/>
-                <w:sz w:val="20"/>
-                <w:szCs w:val="20"/>
-              </w:rPr>
-            </w:pPr>
-            <w:r>
-              <w:rPr>
-                <w:rFonts w:ascii="Nunito" w:cs="Nunito" w:eastAsia="Nunito" w:hAnsi="Nunito"/>
-                <w:sz w:val="20"/>
-                <w:szCs w:val="20"/>
-                <w:rtl w:val="0"/>
-              </w:rPr>
-              <w:t xml:space="preserve">PHP, Drupal, Laravel, WordPress, Semantic HTML5, Responsive CSS3, Vanilla JavaScript, MySQL, Git, SVN, Linux, Shell, Apache, Ngnix, Structured data, SEO</w:t>
-            </w:r>
-          </w:p>
-        </w:tc>
-      </w:tr>
-      <w:tr>
-        <w:trPr>
-          <w:cantSplit w:val="0"/>
-          <w:tblHeader w:val="0"/>
-        </w:trPr>
-        <w:tc>
-          <w:tcPr>
-            <w:tcMar>
-              <w:top w:w="43.08661417322835" w:type="dxa"/>
-              <w:left w:w="43.08661417322835" w:type="dxa"/>
-              <w:bottom w:w="43.08661417322835" w:type="dxa"/>
-              <w:right w:w="43.08661417322835" w:type="dxa"/>
-            </w:tcMar>
-            <w:vAlign w:val="center"/>
-          </w:tcPr>
-          <w:p>
-            <w:pPr>
-              <w:pStyle w:val="Heading3"/>
-              <w:widowControl w:val="0"/>
-              <w:spacing w:after="0" w:before="0" w:line="240" w:lineRule="auto"/>
-              <w:rPr>
-                <w:rFonts w:ascii="Lora SemiBold" w:cs="Lora SemiBold" w:eastAsia="Lora SemiBold" w:hAnsi="Lora SemiBold"/>
-                <w:sz w:val="14"/>
-                <w:szCs w:val="14"/>
-              </w:rPr>
-            </w:pPr>
-            <w:bookmarkStart w:colFirst="0" w:colLast="0" w:name="_jc35vhxv2nt4" w:id="5"/>
-            <w:bookmarkEnd w:id="5"/>
-            <w:r>
-              <w:rPr>
-                <w:rtl w:val="0"/>
-              </w:rPr>
-            </w:r>
-          </w:p>
-        </w:tc>
-      </w:tr>
-      <w:tr>
-        <w:trPr>
-          <w:cantSplit w:val="0"/>
-          <w:tblHeader w:val="0"/>
-        </w:trPr>
-        <w:tc>
-          <w:tcPr>
-            <w:tcMar>
-              <w:top w:w="43.08661417322835" w:type="dxa"/>
-              <w:left w:w="43.08661417322835" w:type="dxa"/>
-              <w:bottom w:w="43.08661417322835" w:type="dxa"/>
-              <w:right w:w="43.08661417322835" w:type="dxa"/>
-            </w:tcMar>
-            <w:vAlign w:val="center"/>
-          </w:tcPr>
-          <w:p>
-            <w:pPr>
-              <w:pStyle w:val="Heading3"/>
-              <w:widowControl w:val="0"/>
-              <w:spacing w:after="0" w:before="0" w:line="240" w:lineRule="auto"/>
               <w:rPr>
                 <w:rFonts w:ascii="Lora" w:cs="Lora" w:eastAsia="Lora" w:hAnsi="Lora"/>
                 <w:b w:val="1"/>
@@ -881,14 +782,97 @@
                 <w:szCs w:val="18"/>
               </w:rPr>
             </w:pPr>
-            <w:bookmarkStart w:colFirst="0" w:colLast="0" w:name="_jc35vhxv2nt4" w:id="5"/>
-            <w:bookmarkEnd w:id="5"/>
-            <w:r>
+            <w:bookmarkStart w:colFirst="0" w:colLast="0" w:name="_ayklxkuyr4wf" w:id="6"/>
+            <w:bookmarkEnd w:id="6"/>
+            <w:r>
+              <w:rPr>
+                <w:rFonts w:ascii="Nunito" w:cs="Nunito" w:eastAsia="Nunito" w:hAnsi="Nunito"/>
+                <w:color w:val="000000"/>
+                <w:sz w:val="20"/>
+                <w:szCs w:val="20"/>
+                <w:rtl w:val="0"/>
+              </w:rPr>
+              <w:t xml:space="preserve">PHP, Drupal, Laravel, WordPress, Semantic HTML5, Responsive CSS3, Vanilla JavaScript, MySQL, Git, SVN, Linux, Shell, Servers, Structured Data, SEO, WCAG, ARIA</w:t>
+            </w:r>
+            <w:r>
+              <w:rPr>
+                <w:rtl w:val="0"/>
+              </w:rPr>
+            </w:r>
+          </w:p>
+        </w:tc>
+      </w:tr>
+      <w:tr>
+        <w:trPr>
+          <w:cantSplit w:val="0"/>
+          <w:tblHeader w:val="0"/>
+        </w:trPr>
+        <w:tc>
+          <w:tcPr>
+            <w:tcMar>
+              <w:top w:w="43.08661417322835" w:type="dxa"/>
+              <w:left w:w="43.08661417322835" w:type="dxa"/>
+              <w:bottom w:w="43.08661417322835" w:type="dxa"/>
+              <w:right w:w="43.08661417322835" w:type="dxa"/>
+            </w:tcMar>
+            <w:vAlign w:val="center"/>
+          </w:tcPr>
+          <w:p>
+            <w:pPr>
+              <w:pStyle w:val="Heading3"/>
+              <w:widowControl w:val="0"/>
+              <w:spacing w:after="0" w:before="0" w:line="240" w:lineRule="auto"/>
+              <w:rPr>
+                <w:rFonts w:ascii="Lora SemiBold" w:cs="Lora SemiBold" w:eastAsia="Lora SemiBold" w:hAnsi="Lora SemiBold"/>
+                <w:sz w:val="14"/>
+                <w:szCs w:val="14"/>
+              </w:rPr>
+            </w:pPr>
+            <w:bookmarkStart w:colFirst="0" w:colLast="0" w:name="_jc35vhxv2nt4" w:id="7"/>
+            <w:bookmarkEnd w:id="7"/>
+            <w:r>
+              <w:rPr>
+                <w:rtl w:val="0"/>
+              </w:rPr>
+            </w:r>
+          </w:p>
+        </w:tc>
+      </w:tr>
+      <w:tr>
+        <w:trPr>
+          <w:cantSplit w:val="0"/>
+          <w:tblHeader w:val="0"/>
+        </w:trPr>
+        <w:tc>
+          <w:tcPr>
+            <w:tcMar>
+              <w:top w:w="43.08661417322835" w:type="dxa"/>
+              <w:left w:w="43.08661417322835" w:type="dxa"/>
+              <w:bottom w:w="43.08661417322835" w:type="dxa"/>
+              <w:right w:w="43.08661417322835" w:type="dxa"/>
+            </w:tcMar>
+            <w:vAlign w:val="center"/>
+          </w:tcPr>
+          <w:p>
+            <w:pPr>
+              <w:pStyle w:val="Heading3"/>
+              <w:widowControl w:val="0"/>
+              <w:spacing w:after="0" w:before="0" w:line="240" w:lineRule="auto"/>
               <w:rPr>
                 <w:rFonts w:ascii="Lora" w:cs="Lora" w:eastAsia="Lora" w:hAnsi="Lora"/>
                 <w:b w:val="1"/>
                 <w:sz w:val="18"/>
                 <w:szCs w:val="18"/>
+              </w:rPr>
+            </w:pPr>
+            <w:bookmarkStart w:colFirst="0" w:colLast="0" w:name="_jc35vhxv2nt4" w:id="7"/>
+            <w:bookmarkEnd w:id="7"/>
+            <w:r>
+              <w:rPr>
+                <w:rFonts w:ascii="Lora" w:cs="Lora" w:eastAsia="Lora" w:hAnsi="Lora"/>
+                <w:b w:val="1"/>
+                <w:sz w:val="18"/>
+                <w:szCs w:val="18"/>
                 <w:rtl w:val="0"/>
               </w:rPr>
               <w:t xml:space="preserve">SOFT</w:t>
@@ -960,8 +944,8 @@
                 <w:szCs w:val="14"/>
               </w:rPr>
             </w:pPr>
-            <w:bookmarkStart w:colFirst="0" w:colLast="0" w:name="_rzppfhhl6u3f" w:id="6"/>
-            <w:bookmarkEnd w:id="6"/>
+            <w:bookmarkStart w:colFirst="0" w:colLast="0" w:name="_rzppfhhl6u3f" w:id="8"/>
+            <w:bookmarkEnd w:id="8"/>
             <w:r>
               <w:rPr>
                 <w:rtl w:val="0"/>
@@ -997,8 +981,8 @@
                 <w:szCs w:val="14"/>
               </w:rPr>
             </w:pPr>
-            <w:bookmarkStart w:colFirst="0" w:colLast="0" w:name="_rzppfhhl6u3f" w:id="6"/>
-            <w:bookmarkEnd w:id="6"/>
+            <w:bookmarkStart w:colFirst="0" w:colLast="0" w:name="_rzppfhhl6u3f" w:id="8"/>
+            <w:bookmarkEnd w:id="8"/>
             <w:r>
               <w:rPr>
                 <w:rtl w:val="0"/>
@@ -1462,8 +1446,8 @@
                 <w:szCs w:val="36"/>
               </w:rPr>
             </w:pPr>
-            <w:bookmarkStart w:colFirst="0" w:colLast="0" w:name="_lng6ihyticky" w:id="7"/>
-            <w:bookmarkEnd w:id="7"/>
+            <w:bookmarkStart w:colFirst="0" w:colLast="0" w:name="_lng6ihyticky" w:id="9"/>
+            <w:bookmarkEnd w:id="9"/>
             <w:r>
               <w:rPr>
                 <w:rFonts w:ascii="Merriweather" w:cs="Merriweather" w:eastAsia="Merriweather" w:hAnsi="Merriweather"/>
@@ -1504,8 +1488,8 @@
                 <w:szCs w:val="20"/>
               </w:rPr>
             </w:pPr>
-            <w:bookmarkStart w:colFirst="0" w:colLast="0" w:name="_lng6ihyticky" w:id="7"/>
-            <w:bookmarkEnd w:id="7"/>
+            <w:bookmarkStart w:colFirst="0" w:colLast="0" w:name="_lng6ihyticky" w:id="9"/>
+            <w:bookmarkEnd w:id="9"/>
             <w:r>
               <w:rPr>
                 <w:rtl w:val="0"/>
@@ -1715,7 +1699,7 @@
                 <w:szCs w:val="20"/>
                 <w:rtl w:val="0"/>
               </w:rPr>
-              <w:t xml:space="preserve">Drupal, WordPress</w:t>
+              <w:t xml:space="preserve">Drupal (7/8/9)</w:t>
             </w:r>
           </w:p>
         </w:tc>
@@ -1817,7 +1801,7 @@
                 <w:szCs w:val="20"/>
                 <w:rtl w:val="0"/>
               </w:rPr>
-              <w:t xml:space="preserve">Custom administration, 3rd-party integration, APIs </w:t>
+              <w:t xml:space="preserve">Custom modules, theming, commerce, APIs, 3rd-party </w:t>
             </w:r>
           </w:p>
         </w:tc>
@@ -1912,7 +1896,7 @@
                 <w:szCs w:val="20"/>
                 <w:rtl w:val="0"/>
               </w:rPr>
-              <w:t xml:space="preserve">integrations for many companies and government</w:t>
+              <w:t xml:space="preserve">integrations for many local businesses, organizations,</w:t>
             </w:r>
           </w:p>
         </w:tc>
@@ -2007,7 +1991,7 @@
                 <w:szCs w:val="20"/>
                 <w:rtl w:val="0"/>
               </w:rPr>
-              <w:t xml:space="preserve">institutions.</w:t>
+              <w:t xml:space="preserve">governments and governmental departments.</w:t>
             </w:r>
           </w:p>
         </w:tc>
@@ -4245,7 +4229,7 @@
     </w:p>
     <w:sectPr>
       <w:pgSz w:h="15840" w:w="12240" w:orient="portrait"/>
-      <w:pgMar w:bottom="708.6614173228347" w:top="708.6614173228347" w:left="708.6614173228347" w:right="708.6614173228347" w:header="720" w:footer="720"/>
+      <w:pgMar w:bottom="708.6614173228347" w:top="708.6614173228347" w:left="566.9291338582677" w:right="566.9291338582677" w:header="720" w:footer="720"/>
       <w:pgNumType w:start="1"/>
     </w:sectPr>
   </w:body>

--- a/jason-moss-resume.docx
+++ b/jason-moss-resume.docx
@@ -214,7 +214,7 @@
                 <w:szCs w:val="20"/>
                 <w:rtl w:val="0"/>
               </w:rPr>
-              <w:t xml:space="preserve">Web Developer</w:t>
+              <w:t xml:space="preserve">PHP Developer</w:t>
             </w:r>
           </w:p>
         </w:tc>
@@ -734,52 +734,52 @@
               <w:rPr>
                 <w:rFonts w:ascii="Lora" w:cs="Lora" w:eastAsia="Lora" w:hAnsi="Lora"/>
                 <w:b w:val="1"/>
-                <w:sz w:val="18"/>
-                <w:szCs w:val="18"/>
+                <w:sz w:val="20"/>
+                <w:szCs w:val="20"/>
               </w:rPr>
             </w:pPr>
             <w:bookmarkStart w:colFirst="0" w:colLast="0" w:name="_lq0jcopc2cpo" w:id="5"/>
             <w:bookmarkEnd w:id="5"/>
             <w:r>
+              <w:rPr>
+                <w:rFonts w:ascii="Lora" w:cs="Lora" w:eastAsia="Lora" w:hAnsi="Lora"/>
+                <w:b w:val="1"/>
+                <w:sz w:val="20"/>
+                <w:szCs w:val="20"/>
+                <w:rtl w:val="0"/>
+              </w:rPr>
+              <w:t xml:space="preserve">TECHNICAL</w:t>
+            </w:r>
+          </w:p>
+        </w:tc>
+      </w:tr>
+      <w:tr>
+        <w:trPr>
+          <w:cantSplit w:val="0"/>
+          <w:tblHeader w:val="0"/>
+        </w:trPr>
+        <w:tc>
+          <w:tcPr>
+            <w:tcMar>
+              <w:top w:w="43.08661417322835" w:type="dxa"/>
+              <w:left w:w="43.08661417322835" w:type="dxa"/>
+              <w:bottom w:w="43.08661417322835" w:type="dxa"/>
+              <w:right w:w="43.08661417322835" w:type="dxa"/>
+            </w:tcMar>
+            <w:vAlign w:val="center"/>
+          </w:tcPr>
+          <w:p>
+            <w:pPr>
+              <w:pStyle w:val="Heading3"/>
+              <w:keepNext w:val="0"/>
+              <w:keepLines w:val="0"/>
+              <w:widowControl w:val="0"/>
+              <w:spacing w:after="0" w:before="0" w:lineRule="auto"/>
               <w:rPr>
                 <w:rFonts w:ascii="Lora" w:cs="Lora" w:eastAsia="Lora" w:hAnsi="Lora"/>
                 <w:b w:val="1"/>
                 <w:sz w:val="18"/>
                 <w:szCs w:val="18"/>
-                <w:rtl w:val="0"/>
-              </w:rPr>
-              <w:t xml:space="preserve">TECHNICAL</w:t>
-            </w:r>
-          </w:p>
-        </w:tc>
-      </w:tr>
-      <w:tr>
-        <w:trPr>
-          <w:cantSplit w:val="0"/>
-          <w:tblHeader w:val="0"/>
-        </w:trPr>
-        <w:tc>
-          <w:tcPr>
-            <w:tcMar>
-              <w:top w:w="43.08661417322835" w:type="dxa"/>
-              <w:left w:w="43.08661417322835" w:type="dxa"/>
-              <w:bottom w:w="43.08661417322835" w:type="dxa"/>
-              <w:right w:w="43.08661417322835" w:type="dxa"/>
-            </w:tcMar>
-            <w:vAlign w:val="center"/>
-          </w:tcPr>
-          <w:p>
-            <w:pPr>
-              <w:pStyle w:val="Heading3"/>
-              <w:keepNext w:val="0"/>
-              <w:keepLines w:val="0"/>
-              <w:widowControl w:val="0"/>
-              <w:spacing w:after="0" w:before="0" w:lineRule="auto"/>
-              <w:rPr>
-                <w:rFonts w:ascii="Lora" w:cs="Lora" w:eastAsia="Lora" w:hAnsi="Lora"/>
-                <w:b w:val="1"/>
-                <w:sz w:val="18"/>
-                <w:szCs w:val="18"/>
               </w:rPr>
             </w:pPr>
             <w:bookmarkStart w:colFirst="0" w:colLast="0" w:name="_ayklxkuyr4wf" w:id="6"/>
@@ -861,8 +861,8 @@
               <w:rPr>
                 <w:rFonts w:ascii="Lora" w:cs="Lora" w:eastAsia="Lora" w:hAnsi="Lora"/>
                 <w:b w:val="1"/>
-                <w:sz w:val="18"/>
-                <w:szCs w:val="18"/>
+                <w:sz w:val="20"/>
+                <w:szCs w:val="20"/>
               </w:rPr>
             </w:pPr>
             <w:bookmarkStart w:colFirst="0" w:colLast="0" w:name="_jc35vhxv2nt4" w:id="7"/>
@@ -871,8 +871,8 @@
               <w:rPr>
                 <w:rFonts w:ascii="Lora" w:cs="Lora" w:eastAsia="Lora" w:hAnsi="Lora"/>
                 <w:b w:val="1"/>
-                <w:sz w:val="18"/>
-                <w:szCs w:val="18"/>
+                <w:sz w:val="20"/>
+                <w:szCs w:val="20"/>
                 <w:rtl w:val="0"/>
               </w:rPr>
               <w:t xml:space="preserve">SOFT</w:t>
@@ -912,7 +912,118 @@
                 <w:szCs w:val="20"/>
                 <w:rtl w:val="0"/>
               </w:rPr>
-              <w:t xml:space="preserve">Problem solving, organized, focused, documentation, quick learner</w:t>
+              <w:t xml:space="preserve">Problem solving, quick learner, organized, focused, determined, documentation</w:t>
+            </w:r>
+          </w:p>
+        </w:tc>
+      </w:tr>
+      <w:tr>
+        <w:trPr>
+          <w:cantSplit w:val="0"/>
+          <w:trHeight w:val="246.91999999999993" w:hRule="atLeast"/>
+          <w:tblHeader w:val="0"/>
+        </w:trPr>
+        <w:tc>
+          <w:tcPr>
+            <w:tcMar>
+              <w:top w:w="43.08661417322835" w:type="dxa"/>
+              <w:left w:w="43.08661417322835" w:type="dxa"/>
+              <w:bottom w:w="43.08661417322835" w:type="dxa"/>
+              <w:right w:w="43.08661417322835" w:type="dxa"/>
+            </w:tcMar>
+            <w:vAlign w:val="center"/>
+          </w:tcPr>
+          <w:p>
+            <w:pPr>
+              <w:pStyle w:val="Heading3"/>
+              <w:widowControl w:val="0"/>
+              <w:spacing w:after="0" w:before="0" w:line="240" w:lineRule="auto"/>
+              <w:rPr>
+                <w:rFonts w:ascii="Nunito" w:cs="Nunito" w:eastAsia="Nunito" w:hAnsi="Nunito"/>
+                <w:sz w:val="14"/>
+                <w:szCs w:val="14"/>
+              </w:rPr>
+            </w:pPr>
+            <w:bookmarkStart w:colFirst="0" w:colLast="0" w:name="_rzppfhhl6u3f" w:id="8"/>
+            <w:bookmarkEnd w:id="8"/>
+            <w:r>
+              <w:rPr>
+                <w:rtl w:val="0"/>
+              </w:rPr>
+            </w:r>
+          </w:p>
+        </w:tc>
+      </w:tr>
+      <w:tr>
+        <w:trPr>
+          <w:cantSplit w:val="0"/>
+          <w:trHeight w:val="246.91999999999993" w:hRule="atLeast"/>
+          <w:tblHeader w:val="0"/>
+        </w:trPr>
+        <w:tc>
+          <w:tcPr>
+            <w:tcMar>
+              <w:top w:w="43.08661417322835" w:type="dxa"/>
+              <w:left w:w="43.08661417322835" w:type="dxa"/>
+              <w:bottom w:w="43.08661417322835" w:type="dxa"/>
+              <w:right w:w="43.08661417322835" w:type="dxa"/>
+            </w:tcMar>
+            <w:vAlign w:val="center"/>
+          </w:tcPr>
+          <w:p>
+            <w:pPr>
+              <w:pStyle w:val="Heading3"/>
+              <w:widowControl w:val="0"/>
+              <w:spacing w:after="0" w:before="0" w:line="240" w:lineRule="auto"/>
+              <w:rPr>
+                <w:rFonts w:ascii="Nunito" w:cs="Nunito" w:eastAsia="Nunito" w:hAnsi="Nunito"/>
+                <w:sz w:val="14"/>
+                <w:szCs w:val="14"/>
+              </w:rPr>
+            </w:pPr>
+            <w:bookmarkStart w:colFirst="0" w:colLast="0" w:name="_rzppfhhl6u3f" w:id="8"/>
+            <w:bookmarkEnd w:id="8"/>
+            <w:r>
+              <w:rPr>
+                <w:rtl w:val="0"/>
+              </w:rPr>
+            </w:r>
+          </w:p>
+        </w:tc>
+      </w:tr>
+      <w:tr>
+        <w:trPr>
+          <w:cantSplit w:val="0"/>
+          <w:trHeight w:val="246.91999999999993" w:hRule="atLeast"/>
+          <w:tblHeader w:val="0"/>
+        </w:trPr>
+        <w:tc>
+          <w:tcPr>
+            <w:tcMar>
+              <w:top w:w="43.08661417322835" w:type="dxa"/>
+              <w:left w:w="43.08661417322835" w:type="dxa"/>
+              <w:bottom w:w="43.08661417322835" w:type="dxa"/>
+              <w:right w:w="43.08661417322835" w:type="dxa"/>
+            </w:tcMar>
+            <w:vAlign w:val="center"/>
+          </w:tcPr>
+          <w:p>
+            <w:pPr>
+              <w:pStyle w:val="Heading3"/>
+              <w:widowControl w:val="0"/>
+              <w:spacing w:after="0" w:before="0" w:line="240" w:lineRule="auto"/>
+              <w:rPr>
+                <w:rFonts w:ascii="Nunito" w:cs="Nunito" w:eastAsia="Nunito" w:hAnsi="Nunito"/>
+                <w:sz w:val="14"/>
+                <w:szCs w:val="14"/>
+              </w:rPr>
+            </w:pPr>
+            <w:bookmarkStart w:colFirst="0" w:colLast="0" w:name="_rzppfhhl6u3f" w:id="8"/>
+            <w:bookmarkEnd w:id="8"/>
+            <w:r>
+              <w:rPr>
+                <w:rtl w:val="0"/>
+              </w:rPr>
             </w:r>
           </w:p>
         </w:tc>
@@ -1699,7 +1810,7 @@
                 <w:szCs w:val="20"/>
                 <w:rtl w:val="0"/>
               </w:rPr>
-              <w:t xml:space="preserve">Drupal (7/8/9)</w:t>
+              <w:t xml:space="preserve">Drupal 7/8/9</w:t>
             </w:r>
           </w:p>
         </w:tc>
@@ -1801,7 +1912,7 @@
                 <w:szCs w:val="20"/>
                 <w:rtl w:val="0"/>
               </w:rPr>
-              <w:t xml:space="preserve">Custom modules, theming, commerce, APIs, 3rd-party </w:t>
+              <w:t xml:space="preserve">Custom modules, theming, commerce, APIs, third-</w:t>
             </w:r>
           </w:p>
         </w:tc>
@@ -1896,7 +2007,7 @@
                 <w:szCs w:val="20"/>
                 <w:rtl w:val="0"/>
               </w:rPr>
-              <w:t xml:space="preserve">integrations for many local businesses, organizations,</w:t>
+              <w:t xml:space="preserve">party integrations for many local businesses,</w:t>
             </w:r>
           </w:p>
         </w:tc>
@@ -1991,7 +2102,7 @@
                 <w:szCs w:val="20"/>
                 <w:rtl w:val="0"/>
               </w:rPr>
-              <w:t xml:space="preserve">governments and governmental departments.</w:t>
+              <w:t xml:space="preserve">organizations, governments and governmental</w:t>
             </w:r>
           </w:p>
         </w:tc>
@@ -2074,6 +2185,107 @@
               <w:spacing w:line="240" w:lineRule="auto"/>
               <w:rPr>
                 <w:rFonts w:ascii="Nunito Medium" w:cs="Nunito Medium" w:eastAsia="Nunito Medium" w:hAnsi="Nunito Medium"/>
+                <w:color w:val="434343"/>
+                <w:sz w:val="20"/>
+                <w:szCs w:val="20"/>
+              </w:rPr>
+            </w:pPr>
+            <w:r>
+              <w:rPr>
+                <w:rFonts w:ascii="Nunito Light" w:cs="Nunito Light" w:eastAsia="Nunito Light" w:hAnsi="Nunito Light"/>
+                <w:color w:val="434343"/>
+                <w:sz w:val="20"/>
+                <w:szCs w:val="20"/>
+                <w:rtl w:val="0"/>
+              </w:rPr>
+              <w:t xml:space="preserve">departments.</w:t>
+            </w:r>
+            <w:r>
+              <w:rPr>
+                <w:rtl w:val="0"/>
+              </w:rPr>
+            </w:r>
+          </w:p>
+        </w:tc>
+      </w:tr>
+      <w:tr>
+        <w:trPr>
+          <w:cantSplit w:val="1"/>
+          <w:tblHeader w:val="0"/>
+        </w:trPr>
+        <w:tc>
+          <w:tcPr>
+            <w:tcMar>
+              <w:top w:w="43.08661417322835" w:type="dxa"/>
+              <w:left w:w="43.08661417322835" w:type="dxa"/>
+              <w:bottom w:w="43.08661417322835" w:type="dxa"/>
+              <w:right w:w="43.08661417322835" w:type="dxa"/>
+            </w:tcMar>
+            <w:vAlign w:val="center"/>
+          </w:tcPr>
+          <w:p>
+            <w:pPr>
+              <w:widowControl w:val="0"/>
+              <w:spacing w:line="240" w:lineRule="auto"/>
+              <w:rPr>
+                <w:rFonts w:ascii="Nunito" w:cs="Nunito" w:eastAsia="Nunito" w:hAnsi="Nunito"/>
+                <w:b w:val="1"/>
+                <w:color w:val="434343"/>
+                <w:sz w:val="20"/>
+                <w:szCs w:val="20"/>
+              </w:rPr>
+            </w:pPr>
+            <w:r>
+              <w:rPr>
+                <w:rtl w:val="0"/>
+              </w:rPr>
+            </w:r>
+          </w:p>
+        </w:tc>
+        <w:tc>
+          <w:tcPr>
+            <w:tcMar>
+              <w:top w:w="43.08661417322835" w:type="dxa"/>
+              <w:left w:w="43.08661417322835" w:type="dxa"/>
+              <w:bottom w:w="43.08661417322835" w:type="dxa"/>
+              <w:right w:w="43.08661417322835" w:type="dxa"/>
+            </w:tcMar>
+            <w:vAlign w:val="center"/>
+          </w:tcPr>
+          <w:p>
+            <w:pPr>
+              <w:widowControl w:val="0"/>
+              <w:spacing w:line="240" w:lineRule="auto"/>
+              <w:rPr>
+                <w:rFonts w:ascii="Nunito SemiBold" w:cs="Nunito SemiBold" w:eastAsia="Nunito SemiBold" w:hAnsi="Nunito SemiBold"/>
+                <w:color w:val="434343"/>
+                <w:sz w:val="20"/>
+                <w:szCs w:val="20"/>
+              </w:rPr>
+            </w:pPr>
+            <w:r>
+              <w:rPr>
+                <w:rtl w:val="0"/>
+              </w:rPr>
+            </w:r>
+          </w:p>
+        </w:tc>
+        <w:tc>
+          <w:tcPr>
+            <w:tcMar>
+              <w:top w:w="43.08661417322835" w:type="dxa"/>
+              <w:left w:w="43.08661417322835" w:type="dxa"/>
+              <w:bottom w:w="43.08661417322835" w:type="dxa"/>
+              <w:right w:w="43.08661417322835" w:type="dxa"/>
+            </w:tcMar>
+            <w:vAlign w:val="center"/>
+          </w:tcPr>
+          <w:p>
+            <w:pPr>
+              <w:widowControl w:val="0"/>
+              <w:spacing w:line="240" w:lineRule="auto"/>
+              <w:rPr>
+                <w:rFonts w:ascii="Nunito Light" w:cs="Nunito Light" w:eastAsia="Nunito Light" w:hAnsi="Nunito Light"/>
                 <w:color w:val="434343"/>
                 <w:sz w:val="20"/>
                 <w:szCs w:val="20"/>
@@ -2404,7 +2616,7 @@
                 <w:szCs w:val="20"/>
                 <w:rtl w:val="0"/>
               </w:rPr>
-              <w:t xml:space="preserve">Built a tourism contest website with mobile geo-</w:t>
+              <w:t xml:space="preserve">Built a custom tourism contest website with mobile </w:t>
             </w:r>
           </w:p>
         </w:tc>
@@ -2502,7 +2714,105 @@
                 <w:szCs w:val="20"/>
                 <w:rtl w:val="0"/>
               </w:rPr>
-              <w:t xml:space="preserve">location tracking, user and contest entry management.</w:t>
+              <w:t xml:space="preserve">geolocation tracking, user and contest entry </w:t>
+            </w:r>
+          </w:p>
+        </w:tc>
+      </w:tr>
+      <w:tr>
+        <w:trPr>
+          <w:cantSplit w:val="1"/>
+          <w:tblHeader w:val="0"/>
+        </w:trPr>
+        <w:tc>
+          <w:tcPr>
+            <w:shd w:fill="f6f6f6" w:val="clear"/>
+            <w:tcMar>
+              <w:top w:w="43.08661417322835" w:type="dxa"/>
+              <w:left w:w="43.08661417322835" w:type="dxa"/>
+              <w:bottom w:w="43.08661417322835" w:type="dxa"/>
+              <w:right w:w="43.08661417322835" w:type="dxa"/>
+            </w:tcMar>
+            <w:vAlign w:val="center"/>
+          </w:tcPr>
+          <w:p>
+            <w:pPr>
+              <w:widowControl w:val="0"/>
+              <w:spacing w:line="240" w:lineRule="auto"/>
+              <w:rPr>
+                <w:rFonts w:ascii="Nunito SemiBold" w:cs="Nunito SemiBold" w:eastAsia="Nunito SemiBold" w:hAnsi="Nunito SemiBold"/>
+                <w:color w:val="434343"/>
+                <w:sz w:val="20"/>
+                <w:szCs w:val="20"/>
+              </w:rPr>
+            </w:pPr>
+            <w:r>
+              <w:rPr>
+                <w:rtl w:val="0"/>
+              </w:rPr>
+            </w:r>
+          </w:p>
+        </w:tc>
+        <w:tc>
+          <w:tcPr>
+            <w:shd w:fill="f6f6f6" w:val="clear"/>
+            <w:tcMar>
+              <w:top w:w="43.08661417322835" w:type="dxa"/>
+              <w:left w:w="43.08661417322835" w:type="dxa"/>
+              <w:bottom w:w="43.08661417322835" w:type="dxa"/>
+              <w:right w:w="43.08661417322835" w:type="dxa"/>
+            </w:tcMar>
+            <w:vAlign w:val="center"/>
+          </w:tcPr>
+          <w:p>
+            <w:pPr>
+              <w:widowControl w:val="0"/>
+              <w:spacing w:line="240" w:lineRule="auto"/>
+              <w:rPr>
+                <w:rFonts w:ascii="Nunito SemiBold" w:cs="Nunito SemiBold" w:eastAsia="Nunito SemiBold" w:hAnsi="Nunito SemiBold"/>
+                <w:color w:val="434343"/>
+                <w:sz w:val="20"/>
+                <w:szCs w:val="20"/>
+              </w:rPr>
+            </w:pPr>
+            <w:r>
+              <w:rPr>
+                <w:rtl w:val="0"/>
+              </w:rPr>
+            </w:r>
+          </w:p>
+        </w:tc>
+        <w:tc>
+          <w:tcPr>
+            <w:shd w:fill="f6f6f6" w:val="clear"/>
+            <w:tcMar>
+              <w:top w:w="43.08661417322835" w:type="dxa"/>
+              <w:left w:w="43.08661417322835" w:type="dxa"/>
+              <w:bottom w:w="43.08661417322835" w:type="dxa"/>
+              <w:right w:w="43.08661417322835" w:type="dxa"/>
+            </w:tcMar>
+            <w:vAlign w:val="center"/>
+          </w:tcPr>
+          <w:p>
+            <w:pPr>
+              <w:widowControl w:val="0"/>
+              <w:spacing w:line="240" w:lineRule="auto"/>
+              <w:rPr>
+                <w:rFonts w:ascii="Nunito Light" w:cs="Nunito Light" w:eastAsia="Nunito Light" w:hAnsi="Nunito Light"/>
+                <w:color w:val="434343"/>
+                <w:sz w:val="20"/>
+                <w:szCs w:val="20"/>
+              </w:rPr>
+            </w:pPr>
+            <w:r>
+              <w:rPr>
+                <w:rFonts w:ascii="Nunito Light" w:cs="Nunito Light" w:eastAsia="Nunito Light" w:hAnsi="Nunito Light"/>
+                <w:color w:val="434343"/>
+                <w:sz w:val="20"/>
+                <w:szCs w:val="20"/>
+                <w:rtl w:val="0"/>
+              </w:rPr>
+              <w:t xml:space="preserve">management.</w:t>
             </w:r>
           </w:p>
         </w:tc>
@@ -2798,7 +3108,7 @@
                 <w:szCs w:val="20"/>
                 <w:rtl w:val="0"/>
               </w:rPr>
-              <w:t xml:space="preserve">Drupal, WordPress</w:t>
+              <w:t xml:space="preserve">Drupal 7, WordPress</w:t>
             </w:r>
           </w:p>
         </w:tc>
@@ -2900,7 +3210,12 @@
                 <w:szCs w:val="20"/>
                 <w:rtl w:val="0"/>
               </w:rPr>
-              <w:t xml:space="preserve">Custom administration, retail, 3rd-party integration,</w:t>
+              <w:t xml:space="preserve">Custom modules/plug-ins, theming, commerce and </w:t>
+            </w:r>
+            <w:r>
+              <w:rPr>
+                <w:rtl w:val="0"/>
+              </w:rPr>
             </w:r>
           </w:p>
         </w:tc>
@@ -2996,7 +3311,7 @@
                 <w:szCs w:val="20"/>
                 <w:rtl w:val="0"/>
               </w:rPr>
-              <w:t xml:space="preserve">custom APIs for some of the largest travel companies</w:t>
+              <w:t xml:space="preserve">API/third-party integrations for some of the largest</w:t>
             </w:r>
           </w:p>
         </w:tc>
@@ -3091,7 +3406,7 @@
                 <w:szCs w:val="20"/>
                 <w:rtl w:val="0"/>
               </w:rPr>
-              <w:t xml:space="preserve">in the industry.</w:t>
+              <w:t xml:space="preserve">travel companies in the industry.</w:t>
             </w:r>
             <w:r>
               <w:rPr>
@@ -3504,7 +3819,7 @@
                 <w:szCs w:val="20"/>
                 <w:rtl w:val="0"/>
               </w:rPr>
-              <w:t xml:space="preserve">Various government, educational and business </w:t>
+              <w:t xml:space="preserve">Custom theming and modules/plug-ins for various</w:t>
             </w:r>
           </w:p>
         </w:tc>
@@ -3602,7 +3917,7 @@
                 <w:szCs w:val="20"/>
                 <w:rtl w:val="0"/>
               </w:rPr>
-              <w:t xml:space="preserve">websites with API and mobile integrations.</w:t>
+              <w:t xml:space="preserve">governmental, educational and business websites.</w:t>
             </w:r>
           </w:p>
         </w:tc>
@@ -4001,7 +4316,7 @@
                 <w:szCs w:val="20"/>
                 <w:rtl w:val="0"/>
               </w:rPr>
-              <w:t xml:space="preserve">Built and maintained websites for local and nation-</w:t>
+              <w:t xml:space="preserve">Built and maintained websites for local and nation- </w:t>
             </w:r>
           </w:p>
         </w:tc>
@@ -4096,7 +4411,7 @@
                 <w:szCs w:val="20"/>
                 <w:rtl w:val="0"/>
               </w:rPr>
-              <w:t xml:space="preserve">wide companies: blogs, retail and 3rd-party </w:t>
+              <w:t xml:space="preserve">wide companies: blogs, commerce and third-party </w:t>
             </w:r>
           </w:p>
         </w:tc>

--- a/jason-moss-resume.docx
+++ b/jason-moss-resume.docx
@@ -139,7 +139,7 @@
                 <w:sz w:val="20"/>
                 <w:szCs w:val="20"/>
               </w:rPr>
-              <w:t>I plan, develop, implement and maintain modern web sites, adhering to strict open</w:t>
+              <w:t>I plan, develop, implement and maintain modern web sites, adhering to strict</w:t>
             </w:r>
           </w:p>
         </w:tc>
@@ -174,7 +174,15 @@
                 <w:sz w:val="20"/>
                 <w:szCs w:val="20"/>
               </w:rPr>
-              <w:t>standards and conventions. Compliant. Portable. Functional.</w:t>
+              <w:t>o</w:t>
+            </w:r>
+            <w:r>
+              <w:rPr>
+                <w:rFonts w:eastAsia="Nunito" w:cs="Nunito" w:ascii="Nunito" w:hAnsi="Nunito"/>
+                <w:sz w:val="20"/>
+                <w:szCs w:val="20"/>
+              </w:rPr>
+              <w:t>pen standards and conventions. Compliant. Portable. Functional.</w:t>
             </w:r>
           </w:p>
         </w:tc>
@@ -412,37 +420,7 @@
                 <w:sz w:val="20"/>
                 <w:szCs w:val="20"/>
               </w:rPr>
-              <w:t>MID-SENIOR</w:t>
-            </w:r>
-            <w:r>
-              <w:rPr>
-                <w:rFonts w:eastAsia="Nunito" w:cs="Nunito" w:ascii="Nunito" w:hAnsi="Nunito"/>
-                <w:b/>
-                <w:color w:val="434343"/>
-                <w:sz w:val="20"/>
-                <w:szCs w:val="20"/>
-              </w:rPr>
-              <w:t xml:space="preserve"> </w:t>
-            </w:r>
-            <w:r>
-              <w:rPr>
-                <w:rFonts w:eastAsia="Nunito" w:cs="Nunito" w:ascii="Nunito" w:hAnsi="Nunito"/>
-                <w:b/>
-                <w:color w:val="434343"/>
-                <w:sz w:val="20"/>
-                <w:szCs w:val="20"/>
-              </w:rPr>
-              <w:t xml:space="preserve">DRUPAL </w:t>
-            </w:r>
-            <w:r>
-              <w:rPr>
-                <w:rFonts w:eastAsia="Nunito" w:cs="Nunito" w:ascii="Nunito" w:hAnsi="Nunito"/>
-                <w:b/>
-                <w:color w:val="434343"/>
-                <w:sz w:val="20"/>
-                <w:szCs w:val="20"/>
-              </w:rPr>
-              <w:t>DEVELOPER</w:t>
+              <w:t>MID-SENIOR DRUPAL DEVELOPER</w:t>
             </w:r>
           </w:p>
         </w:tc>
@@ -477,52 +455,7 @@
                 <w:sz w:val="20"/>
                 <w:szCs w:val="20"/>
               </w:rPr>
-              <w:t>20</w:t>
-            </w:r>
-            <w:r>
-              <w:rPr>
-                <w:rFonts w:eastAsia="Nunito Medium" w:cs="Nunito Medium" w:ascii="Nunito Medium" w:hAnsi="Nunito Medium"/>
-                <w:color w:val="434343"/>
-                <w:sz w:val="20"/>
-                <w:szCs w:val="20"/>
-              </w:rPr>
-              <w:t>23</w:t>
-            </w:r>
-            <w:r>
-              <w:rPr>
-                <w:rFonts w:eastAsia="Nunito Medium" w:cs="Nunito Medium" w:ascii="Nunito Medium" w:hAnsi="Nunito Medium"/>
-                <w:color w:val="434343"/>
-                <w:sz w:val="20"/>
-                <w:szCs w:val="20"/>
-              </w:rPr>
-              <w:t>/</w:t>
-            </w:r>
-            <w:r>
-              <w:rPr>
-                <w:rFonts w:eastAsia="Nunito Medium" w:cs="Nunito Medium" w:ascii="Nunito Medium" w:hAnsi="Nunito Medium"/>
-                <w:color w:val="434343"/>
-                <w:sz w:val="20"/>
-                <w:szCs w:val="20"/>
-              </w:rPr>
-              <w:t>11</w:t>
-            </w:r>
-            <w:r>
-              <w:rPr>
-                <w:rFonts w:eastAsia="Nunito Medium" w:cs="Nunito Medium" w:ascii="Nunito Medium" w:hAnsi="Nunito Medium"/>
-                <w:color w:val="434343"/>
-                <w:sz w:val="20"/>
-                <w:szCs w:val="20"/>
-              </w:rPr>
-              <w:t xml:space="preserve"> — </w:t>
-            </w:r>
-            <w:r>
-              <w:rPr>
-                <w:rFonts w:eastAsia="Nunito Medium" w:cs="Nunito Medium" w:ascii="Nunito Medium" w:hAnsi="Nunito Medium"/>
-                <w:color w:val="434343"/>
-                <w:sz w:val="20"/>
-                <w:szCs w:val="20"/>
-              </w:rPr>
-              <w:t>Present</w:t>
+              <w:t>2023/11 — Present</w:t>
             </w:r>
           </w:p>
         </w:tc>
@@ -582,17 +515,7 @@
                 <w:sz w:val="20"/>
                 <w:szCs w:val="20"/>
               </w:rPr>
-              <w:t>Drupal 7/8/9/</w:t>
-            </w:r>
-            <w:r>
-              <w:rPr>
-                <w:rFonts w:eastAsia="Nunito SemiBold" w:cs="Nunito SemiBold" w:ascii="Nunito SemiBold" w:hAnsi="Nunito SemiBold"/>
-                <w:i/>
-                <w:color w:val="434343"/>
-                <w:sz w:val="20"/>
-                <w:szCs w:val="20"/>
-              </w:rPr>
-              <w:t>10</w:t>
+              <w:t>Drupal 7/8/9/10</w:t>
             </w:r>
           </w:p>
         </w:tc>
@@ -630,27 +553,7 @@
                 <w:sz w:val="20"/>
                 <w:szCs w:val="20"/>
               </w:rPr>
-              <w:t>Ottawa</w:t>
-            </w:r>
-            <w:r>
-              <w:rPr>
-                <w:rFonts w:eastAsia="Nunito" w:cs="Nunito" w:ascii="Nunito" w:hAnsi="Nunito"/>
-                <w:i/>
-                <w:color w:val="434343"/>
-                <w:sz w:val="20"/>
-                <w:szCs w:val="20"/>
-              </w:rPr>
-              <w:t xml:space="preserve">, </w:t>
-            </w:r>
-            <w:r>
-              <w:rPr>
-                <w:rFonts w:eastAsia="Nunito" w:cs="Nunito" w:ascii="Nunito" w:hAnsi="Nunito"/>
-                <w:i/>
-                <w:color w:val="434343"/>
-                <w:sz w:val="20"/>
-                <w:szCs w:val="20"/>
-              </w:rPr>
-              <w:t>ON</w:t>
+              <w:t>Ottawa, ON</w:t>
             </w:r>
           </w:p>
         </w:tc>
@@ -707,16 +610,7 @@
                 <w:sz w:val="20"/>
                 <w:szCs w:val="20"/>
               </w:rPr>
-              <w:t>Custom modules, theming, APIs, third-</w:t>
-            </w:r>
-            <w:r>
-              <w:rPr>
-                <w:rFonts w:eastAsia="Nunito Light" w:cs="Nunito Light" w:ascii="Nunito Light" w:hAnsi="Nunito Light"/>
-                <w:color w:val="434343"/>
-                <w:sz w:val="20"/>
-                <w:szCs w:val="20"/>
-              </w:rPr>
-              <w:t>party</w:t>
+              <w:t>Custom modules, theming, APIs, third-party</w:t>
             </w:r>
           </w:p>
         </w:tc>
@@ -1088,17 +982,7 @@
                 <w:sz w:val="20"/>
                 <w:szCs w:val="20"/>
               </w:rPr>
-              <w:t>DRUPAL</w:t>
-            </w:r>
-            <w:r>
-              <w:rPr>
-                <w:rFonts w:eastAsia="Nunito" w:cs="Nunito" w:ascii="Nunito" w:hAnsi="Nunito"/>
-                <w:b/>
-                <w:color w:val="434343"/>
-                <w:sz w:val="20"/>
-                <w:szCs w:val="20"/>
-              </w:rPr>
-              <w:t xml:space="preserve"> DEVELOPER</w:t>
+              <w:t>DRUPAL DEVELOPER</w:t>
             </w:r>
           </w:p>
         </w:tc>
@@ -2611,7 +2495,12 @@
               </w:rPr>
             </w:pPr>
             <w:r>
-              <w:rPr/>
+              <w:rPr>
+                <w:rFonts w:eastAsia="Nunito Light" w:cs="Nunito Light" w:ascii="Nunito Light" w:hAnsi="Nunito Light"/>
+                <w:color w:val="434343"/>
+                <w:sz w:val="20"/>
+                <w:szCs w:val="20"/>
+              </w:rPr>
             </w:r>
           </w:p>
         </w:tc>
@@ -3734,6 +3623,19 @@
                               </w:rPr>
                             </w:r>
                           </w:p>
+                          <w:p>
+                            <w:pPr>
+                              <w:pStyle w:val="FrameContents"/>
+                              <w:rPr>
+                                <w:color w:val="000000"/>
+                              </w:rPr>
+                            </w:pPr>
+                            <w:r>
+                              <w:rPr>
+                                <w:color w:val="000000"/>
+                              </w:rPr>
+                            </w:r>
+                          </w:p>
                         </w:txbxContent>
                       </wps:txbx>
                       <wps:bodyPr tIns="91440" bIns="91440" anchor="ctr">
@@ -3758,6 +3660,19 @@
                         <w:spacing w:lineRule="exact" w:line="240" w:before="0" w:after="0"/>
                         <w:ind w:hanging="0" w:start="0" w:end="0"/>
                         <w:jc w:val="center"/>
+                        <w:rPr>
+                          <w:color w:val="000000"/>
+                        </w:rPr>
+                      </w:pPr>
+                      <w:r>
+                        <w:rPr>
+                          <w:color w:val="000000"/>
+                        </w:rPr>
+                      </w:r>
+                    </w:p>
+                    <w:p>
+                      <w:pPr>
+                        <w:pStyle w:val="FrameContents"/>
                         <w:rPr>
                           <w:color w:val="000000"/>
                         </w:rPr>

--- a/jason-moss-resume.docx
+++ b/jason-moss-resume.docx
@@ -37,9 +37,9 @@
         <w:tblLook w:val="0600"/>
       </w:tblPr>
       <w:tblGrid>
-        <w:gridCol w:w="3118"/>
+        <w:gridCol w:w="3117"/>
         <w:gridCol w:w="174"/>
-        <w:gridCol w:w="4437"/>
+        <w:gridCol w:w="4438"/>
       </w:tblGrid>
       <w:tr>
         <w:trPr>
@@ -100,7 +100,11 @@
               </w:rPr>
             </w:pPr>
             <w:r>
-              <w:rPr/>
+              <w:rPr>
+                <w:rFonts w:eastAsia="Nunito" w:cs="Nunito" w:ascii="Nunito" w:hAnsi="Nunito"/>
+                <w:sz w:val="20"/>
+                <w:szCs w:val="20"/>
+              </w:rPr>
             </w:r>
           </w:p>
         </w:tc>
@@ -212,6 +216,41 @@
       </w:tr>
       <w:tr>
         <w:trPr>
+          <w:trHeight w:val="418" w:hRule="atLeast"/>
+          <w:cantSplit w:val="true"/>
+        </w:trPr>
+        <w:tc>
+          <w:tcPr>
+            <w:tcW w:w="7729" w:type="dxa"/>
+            <w:gridSpan w:val="3"/>
+            <w:tcBorders/>
+            <w:vAlign w:val="center"/>
+          </w:tcPr>
+          <w:p>
+            <w:pPr>
+              <w:pStyle w:val="normal1"/>
+              <w:widowControl w:val="false"/>
+              <w:spacing w:lineRule="auto" w:line="240"/>
+              <w:rPr>
+                <w:rFonts w:ascii="Lexend" w:hAnsi="Lexend" w:eastAsia="Lexend" w:cs="Lexend"/>
+                <w:color w:val="434343"/>
+                <w:sz w:val="18"/>
+                <w:szCs w:val="18"/>
+              </w:rPr>
+            </w:pPr>
+            <w:r>
+              <w:rPr>
+                <w:rFonts w:eastAsia="Lexend" w:cs="Lexend" w:ascii="Lexend" w:hAnsi="Lexend"/>
+                <w:color w:val="434343"/>
+                <w:sz w:val="18"/>
+                <w:szCs w:val="18"/>
+              </w:rPr>
+            </w:r>
+          </w:p>
+        </w:tc>
+      </w:tr>
+      <w:tr>
+        <w:trPr>
           <w:trHeight w:val="527" w:hRule="atLeast"/>
           <w:cantSplit w:val="true"/>
         </w:trPr>
@@ -291,7 +330,7 @@
         </w:trPr>
         <w:tc>
           <w:tcPr>
-            <w:tcW w:w="3118" w:type="dxa"/>
+            <w:tcW w:w="3117" w:type="dxa"/>
             <w:tcBorders/>
             <w:vAlign w:val="center"/>
           </w:tcPr>
@@ -350,7 +389,7 @@
         </w:tc>
         <w:tc>
           <w:tcPr>
-            <w:tcW w:w="4437" w:type="dxa"/>
+            <w:tcW w:w="4438" w:type="dxa"/>
             <w:tcBorders/>
             <w:vAlign w:val="center"/>
           </w:tcPr>
@@ -387,7 +426,7 @@
         </w:trPr>
         <w:tc>
           <w:tcPr>
-            <w:tcW w:w="3118" w:type="dxa"/>
+            <w:tcW w:w="3117" w:type="dxa"/>
             <w:tcBorders/>
             <w:vAlign w:val="center"/>
           </w:tcPr>
@@ -442,7 +481,7 @@
         </w:tc>
         <w:tc>
           <w:tcPr>
-            <w:tcW w:w="4437" w:type="dxa"/>
+            <w:tcW w:w="4438" w:type="dxa"/>
             <w:tcBorders/>
             <w:vAlign w:val="center"/>
           </w:tcPr>
@@ -476,7 +515,7 @@
         </w:trPr>
         <w:tc>
           <w:tcPr>
-            <w:tcW w:w="3118" w:type="dxa"/>
+            <w:tcW w:w="3117" w:type="dxa"/>
             <w:tcBorders/>
             <w:vAlign w:val="center"/>
           </w:tcPr>
@@ -532,7 +571,7 @@
         </w:tc>
         <w:tc>
           <w:tcPr>
-            <w:tcW w:w="4437" w:type="dxa"/>
+            <w:tcW w:w="4438" w:type="dxa"/>
             <w:tcBorders/>
             <w:vAlign w:val="center"/>
           </w:tcPr>
@@ -565,7 +604,7 @@
         </w:trPr>
         <w:tc>
           <w:tcPr>
-            <w:tcW w:w="3118" w:type="dxa"/>
+            <w:tcW w:w="3117" w:type="dxa"/>
             <w:tcBorders/>
             <w:vAlign w:val="center"/>
           </w:tcPr>
@@ -621,7 +660,7 @@
         </w:tc>
         <w:tc>
           <w:tcPr>
-            <w:tcW w:w="4437" w:type="dxa"/>
+            <w:tcW w:w="4438" w:type="dxa"/>
             <w:tcBorders/>
             <w:vAlign w:val="center"/>
           </w:tcPr>
@@ -654,7 +693,7 @@
         </w:trPr>
         <w:tc>
           <w:tcPr>
-            <w:tcW w:w="3118" w:type="dxa"/>
+            <w:tcW w:w="3117" w:type="dxa"/>
             <w:tcBorders/>
             <w:vAlign w:val="center"/>
           </w:tcPr>
@@ -710,7 +749,7 @@
         </w:tc>
         <w:tc>
           <w:tcPr>
-            <w:tcW w:w="4437" w:type="dxa"/>
+            <w:tcW w:w="4438" w:type="dxa"/>
             <w:tcBorders/>
             <w:vAlign w:val="center"/>
           </w:tcPr>
@@ -743,7 +782,7 @@
         </w:trPr>
         <w:tc>
           <w:tcPr>
-            <w:tcW w:w="3118" w:type="dxa"/>
+            <w:tcW w:w="3117" w:type="dxa"/>
             <w:tcBorders/>
             <w:vAlign w:val="center"/>
           </w:tcPr>
@@ -801,7 +840,7 @@
         </w:tc>
         <w:tc>
           <w:tcPr>
-            <w:tcW w:w="4437" w:type="dxa"/>
+            <w:tcW w:w="4438" w:type="dxa"/>
             <w:tcBorders/>
             <w:vAlign w:val="center"/>
           </w:tcPr>
@@ -837,7 +876,7 @@
         </w:trPr>
         <w:tc>
           <w:tcPr>
-            <w:tcW w:w="3118" w:type="dxa"/>
+            <w:tcW w:w="3117" w:type="dxa"/>
             <w:tcBorders/>
             <w:vAlign w:val="center"/>
           </w:tcPr>
@@ -896,7 +935,7 @@
         </w:tc>
         <w:tc>
           <w:tcPr>
-            <w:tcW w:w="4437" w:type="dxa"/>
+            <w:tcW w:w="4438" w:type="dxa"/>
             <w:tcBorders/>
             <w:vAlign w:val="center"/>
           </w:tcPr>
@@ -933,7 +972,7 @@
         </w:trPr>
         <w:tc>
           <w:tcPr>
-            <w:tcW w:w="3118" w:type="dxa"/>
+            <w:tcW w:w="3117" w:type="dxa"/>
             <w:tcBorders/>
             <w:shd w:fill="F6F6F6" w:val="clear"/>
             <w:vAlign w:val="center"/>
@@ -991,7 +1030,7 @@
         </w:tc>
         <w:tc>
           <w:tcPr>
-            <w:tcW w:w="4437" w:type="dxa"/>
+            <w:tcW w:w="4438" w:type="dxa"/>
             <w:tcBorders/>
             <w:shd w:fill="F6F6F6" w:val="clear"/>
             <w:vAlign w:val="center"/>
@@ -1027,7 +1066,7 @@
         </w:trPr>
         <w:tc>
           <w:tcPr>
-            <w:tcW w:w="3118" w:type="dxa"/>
+            <w:tcW w:w="3117" w:type="dxa"/>
             <w:tcBorders/>
             <w:shd w:fill="F6F6F6" w:val="clear"/>
             <w:vAlign w:val="center"/>
@@ -1086,7 +1125,7 @@
         </w:tc>
         <w:tc>
           <w:tcPr>
-            <w:tcW w:w="4437" w:type="dxa"/>
+            <w:tcW w:w="4438" w:type="dxa"/>
             <w:tcBorders/>
             <w:shd w:fill="F6F6F6" w:val="clear"/>
             <w:vAlign w:val="center"/>
@@ -1106,15 +1145,7 @@
                 <w:sz w:val="18"/>
                 <w:szCs w:val="18"/>
               </w:rPr>
-              <w:t xml:space="preserve">Custom modules, theming, commerce, APIs </w:t>
-            </w:r>
-            <w:r>
-              <w:rPr>
-                <w:rFonts w:ascii="Nunito Light" w:hAnsi="Nunito Light"/>
-                <w:sz w:val="18"/>
-                <w:szCs w:val="18"/>
-              </w:rPr>
-              <w:t>and</w:t>
+              <w:t>Custom modules, theming, commerce, APIs and</w:t>
             </w:r>
           </w:p>
         </w:tc>
@@ -1126,7 +1157,7 @@
         </w:trPr>
         <w:tc>
           <w:tcPr>
-            <w:tcW w:w="3118" w:type="dxa"/>
+            <w:tcW w:w="3117" w:type="dxa"/>
             <w:tcBorders/>
             <w:shd w:fill="F6F6F6" w:val="clear"/>
             <w:vAlign w:val="center"/>
@@ -1184,7 +1215,7 @@
         </w:tc>
         <w:tc>
           <w:tcPr>
-            <w:tcW w:w="4437" w:type="dxa"/>
+            <w:tcW w:w="4438" w:type="dxa"/>
             <w:tcBorders/>
             <w:shd w:fill="F6F6F6" w:val="clear"/>
             <w:vAlign w:val="center"/>
@@ -1212,15 +1243,7 @@
                 <w:sz w:val="18"/>
                 <w:szCs w:val="18"/>
               </w:rPr>
-              <w:t>b</w:t>
-            </w:r>
-            <w:r>
-              <w:rPr>
-                <w:rFonts w:eastAsia="Nunito Light" w:cs="Nunito Light" w:ascii="Nunito Light" w:hAnsi="Nunito Light"/>
-                <w:sz w:val="18"/>
-                <w:szCs w:val="18"/>
-              </w:rPr>
-              <w:t>usinesses,</w:t>
+              <w:t>businesses,</w:t>
             </w:r>
           </w:p>
         </w:tc>
@@ -1232,7 +1255,7 @@
         </w:trPr>
         <w:tc>
           <w:tcPr>
-            <w:tcW w:w="3118" w:type="dxa"/>
+            <w:tcW w:w="3117" w:type="dxa"/>
             <w:tcBorders/>
             <w:shd w:fill="F6F6F6" w:val="clear"/>
             <w:vAlign w:val="center"/>
@@ -1290,7 +1313,7 @@
         </w:tc>
         <w:tc>
           <w:tcPr>
-            <w:tcW w:w="4437" w:type="dxa"/>
+            <w:tcW w:w="4438" w:type="dxa"/>
             <w:tcBorders/>
             <w:shd w:fill="F6F6F6" w:val="clear"/>
             <w:vAlign w:val="center"/>
@@ -1310,23 +1333,7 @@
                 <w:sz w:val="18"/>
                 <w:szCs w:val="18"/>
               </w:rPr>
-              <w:t xml:space="preserve">organizations, governments and </w:t>
-            </w:r>
-            <w:r>
-              <w:rPr>
-                <w:rFonts w:eastAsia="Nunito Light" w:cs="Nunito Light" w:ascii="Nunito Light" w:hAnsi="Nunito Light"/>
-                <w:sz w:val="18"/>
-                <w:szCs w:val="18"/>
-              </w:rPr>
-              <w:t>g</w:t>
-            </w:r>
-            <w:r>
-              <w:rPr>
-                <w:rFonts w:eastAsia="Nunito Light" w:cs="Nunito Light" w:ascii="Nunito Light" w:hAnsi="Nunito Light"/>
-                <w:sz w:val="18"/>
-                <w:szCs w:val="18"/>
-              </w:rPr>
-              <w:t>overnmental</w:t>
+              <w:t>organizations, governments and governmental</w:t>
             </w:r>
           </w:p>
         </w:tc>
@@ -1338,7 +1345,7 @@
         </w:trPr>
         <w:tc>
           <w:tcPr>
-            <w:tcW w:w="3118" w:type="dxa"/>
+            <w:tcW w:w="3117" w:type="dxa"/>
             <w:tcBorders/>
             <w:shd w:fill="F6F6F6" w:val="clear"/>
             <w:vAlign w:val="center"/>
@@ -1396,7 +1403,7 @@
         </w:tc>
         <w:tc>
           <w:tcPr>
-            <w:tcW w:w="4437" w:type="dxa"/>
+            <w:tcW w:w="4438" w:type="dxa"/>
             <w:tcBorders/>
             <w:shd w:fill="F6F6F6" w:val="clear"/>
             <w:vAlign w:val="center"/>
@@ -1428,7 +1435,7 @@
         </w:trPr>
         <w:tc>
           <w:tcPr>
-            <w:tcW w:w="3118" w:type="dxa"/>
+            <w:tcW w:w="3117" w:type="dxa"/>
             <w:tcBorders/>
             <w:vAlign w:val="center"/>
           </w:tcPr>
@@ -1486,7 +1493,7 @@
         </w:tc>
         <w:tc>
           <w:tcPr>
-            <w:tcW w:w="4437" w:type="dxa"/>
+            <w:tcW w:w="4438" w:type="dxa"/>
             <w:tcBorders/>
             <w:vAlign w:val="center"/>
           </w:tcPr>
@@ -1520,7 +1527,7 @@
         </w:trPr>
         <w:tc>
           <w:tcPr>
-            <w:tcW w:w="3118" w:type="dxa"/>
+            <w:tcW w:w="3117" w:type="dxa"/>
             <w:tcBorders/>
             <w:vAlign w:val="center"/>
           </w:tcPr>
@@ -1579,7 +1586,7 @@
         </w:tc>
         <w:tc>
           <w:tcPr>
-            <w:tcW w:w="4437" w:type="dxa"/>
+            <w:tcW w:w="4438" w:type="dxa"/>
             <w:tcBorders/>
             <w:vAlign w:val="center"/>
           </w:tcPr>
@@ -1616,7 +1623,7 @@
         </w:trPr>
         <w:tc>
           <w:tcPr>
-            <w:tcW w:w="3118" w:type="dxa"/>
+            <w:tcW w:w="3117" w:type="dxa"/>
             <w:tcBorders/>
             <w:vAlign w:val="center"/>
           </w:tcPr>
@@ -1671,7 +1678,7 @@
         </w:tc>
         <w:tc>
           <w:tcPr>
-            <w:tcW w:w="4437" w:type="dxa"/>
+            <w:tcW w:w="4438" w:type="dxa"/>
             <w:tcBorders/>
             <w:vAlign w:val="center"/>
           </w:tcPr>
@@ -1705,7 +1712,7 @@
         </w:trPr>
         <w:tc>
           <w:tcPr>
-            <w:tcW w:w="3118" w:type="dxa"/>
+            <w:tcW w:w="3117" w:type="dxa"/>
             <w:tcBorders/>
             <w:vAlign w:val="center"/>
           </w:tcPr>
@@ -1761,7 +1768,7 @@
         </w:tc>
         <w:tc>
           <w:tcPr>
-            <w:tcW w:w="4437" w:type="dxa"/>
+            <w:tcW w:w="4438" w:type="dxa"/>
             <w:tcBorders/>
             <w:vAlign w:val="center"/>
           </w:tcPr>
@@ -1794,7 +1801,7 @@
         </w:trPr>
         <w:tc>
           <w:tcPr>
-            <w:tcW w:w="3118" w:type="dxa"/>
+            <w:tcW w:w="3117" w:type="dxa"/>
             <w:tcBorders/>
             <w:vAlign w:val="center"/>
           </w:tcPr>
@@ -1853,7 +1860,7 @@
         </w:tc>
         <w:tc>
           <w:tcPr>
-            <w:tcW w:w="4437" w:type="dxa"/>
+            <w:tcW w:w="4438" w:type="dxa"/>
             <w:tcBorders/>
             <w:vAlign w:val="center"/>
           </w:tcPr>
@@ -1874,16 +1881,7 @@
                 <w:sz w:val="18"/>
                 <w:szCs w:val="18"/>
               </w:rPr>
-              <w:t xml:space="preserve">and API/third-party integrations for some </w:t>
-            </w:r>
-            <w:r>
-              <w:rPr>
-                <w:rFonts w:eastAsia="Nunito Light" w:cs="Nunito Light" w:ascii="Nunito Light" w:hAnsi="Nunito Light"/>
-                <w:color w:val="434343"/>
-                <w:sz w:val="18"/>
-                <w:szCs w:val="18"/>
-              </w:rPr>
-              <w:t>of the</w:t>
+              <w:t>and API/third-party integrations for some of the</w:t>
             </w:r>
           </w:p>
         </w:tc>
@@ -1895,7 +1893,7 @@
         </w:trPr>
         <w:tc>
           <w:tcPr>
-            <w:tcW w:w="3118" w:type="dxa"/>
+            <w:tcW w:w="3117" w:type="dxa"/>
             <w:tcBorders/>
             <w:vAlign w:val="center"/>
           </w:tcPr>
@@ -1954,7 +1952,7 @@
         </w:tc>
         <w:tc>
           <w:tcPr>
-            <w:tcW w:w="4437" w:type="dxa"/>
+            <w:tcW w:w="4438" w:type="dxa"/>
             <w:tcBorders/>
             <w:vAlign w:val="center"/>
           </w:tcPr>
@@ -1975,16 +1973,7 @@
                 <w:sz w:val="18"/>
                 <w:szCs w:val="18"/>
               </w:rPr>
-              <w:t>l</w:t>
-            </w:r>
-            <w:r>
-              <w:rPr>
-                <w:rFonts w:eastAsia="Nunito Light" w:cs="Nunito Light" w:ascii="Nunito Light" w:hAnsi="Nunito Light"/>
-                <w:color w:val="434343"/>
-                <w:sz w:val="18"/>
-                <w:szCs w:val="18"/>
-              </w:rPr>
-              <w:t>argest travel companies in the industry.</w:t>
+              <w:t>largest travel companies in the industry.</w:t>
             </w:r>
           </w:p>
         </w:tc>
@@ -1996,7 +1985,7 @@
         </w:trPr>
         <w:tc>
           <w:tcPr>
-            <w:tcW w:w="3118" w:type="dxa"/>
+            <w:tcW w:w="3117" w:type="dxa"/>
             <w:tcBorders/>
             <w:vAlign w:val="center"/>
           </w:tcPr>
@@ -2054,7 +2043,7 @@
         </w:tc>
         <w:tc>
           <w:tcPr>
-            <w:tcW w:w="4437" w:type="dxa"/>
+            <w:tcW w:w="4438" w:type="dxa"/>
             <w:tcBorders/>
             <w:vAlign w:val="center"/>
           </w:tcPr>
@@ -2088,7 +2077,7 @@
         </w:trPr>
         <w:tc>
           <w:tcPr>
-            <w:tcW w:w="3118" w:type="dxa"/>
+            <w:tcW w:w="3117" w:type="dxa"/>
             <w:tcBorders/>
             <w:shd w:fill="F6F6F6" w:val="clear"/>
             <w:vAlign w:val="center"/>
@@ -2149,7 +2138,7 @@
         </w:tc>
         <w:tc>
           <w:tcPr>
-            <w:tcW w:w="4437" w:type="dxa"/>
+            <w:tcW w:w="4438" w:type="dxa"/>
             <w:tcBorders/>
             <w:shd w:fill="F6F6F6" w:val="clear"/>
             <w:vAlign w:val="center"/>
@@ -2187,7 +2176,7 @@
         </w:trPr>
         <w:tc>
           <w:tcPr>
-            <w:tcW w:w="3118" w:type="dxa"/>
+            <w:tcW w:w="3117" w:type="dxa"/>
             <w:tcBorders/>
             <w:shd w:fill="F6F6F6" w:val="clear"/>
             <w:vAlign w:val="center"/>
@@ -2245,7 +2234,7 @@
         </w:tc>
         <w:tc>
           <w:tcPr>
-            <w:tcW w:w="4437" w:type="dxa"/>
+            <w:tcW w:w="4438" w:type="dxa"/>
             <w:tcBorders/>
             <w:shd w:fill="F6F6F6" w:val="clear"/>
             <w:vAlign w:val="center"/>
@@ -2281,7 +2270,7 @@
         </w:trPr>
         <w:tc>
           <w:tcPr>
-            <w:tcW w:w="3118" w:type="dxa"/>
+            <w:tcW w:w="3117" w:type="dxa"/>
             <w:tcBorders/>
             <w:shd w:fill="F6F6F6" w:val="clear"/>
             <w:vAlign w:val="center"/>
@@ -2340,7 +2329,7 @@
         </w:tc>
         <w:tc>
           <w:tcPr>
-            <w:tcW w:w="4437" w:type="dxa"/>
+            <w:tcW w:w="4438" w:type="dxa"/>
             <w:tcBorders/>
             <w:shd w:fill="F6F6F6" w:val="clear"/>
             <w:vAlign w:val="center"/>
@@ -2375,7 +2364,7 @@
         </w:trPr>
         <w:tc>
           <w:tcPr>
-            <w:tcW w:w="3118" w:type="dxa"/>
+            <w:tcW w:w="3117" w:type="dxa"/>
             <w:tcBorders/>
             <w:shd w:fill="F6F6F6" w:val="clear"/>
             <w:vAlign w:val="center"/>
@@ -2433,7 +2422,7 @@
         </w:tc>
         <w:tc>
           <w:tcPr>
-            <w:tcW w:w="4437" w:type="dxa"/>
+            <w:tcW w:w="4438" w:type="dxa"/>
             <w:tcBorders/>
             <w:shd w:fill="F6F6F6" w:val="clear"/>
             <w:vAlign w:val="center"/>
@@ -2468,7 +2457,7 @@
         </w:trPr>
         <w:tc>
           <w:tcPr>
-            <w:tcW w:w="3118" w:type="dxa"/>
+            <w:tcW w:w="3117" w:type="dxa"/>
             <w:tcBorders/>
             <w:vAlign w:val="center"/>
           </w:tcPr>
@@ -2524,7 +2513,7 @@
         </w:tc>
         <w:tc>
           <w:tcPr>
-            <w:tcW w:w="4437" w:type="dxa"/>
+            <w:tcW w:w="4438" w:type="dxa"/>
             <w:tcBorders/>
             <w:vAlign w:val="center"/>
           </w:tcPr>
@@ -2558,7 +2547,7 @@
         </w:trPr>
         <w:tc>
           <w:tcPr>
-            <w:tcW w:w="3118" w:type="dxa"/>
+            <w:tcW w:w="3117" w:type="dxa"/>
             <w:tcBorders/>
             <w:vAlign w:val="center"/>
           </w:tcPr>
@@ -2617,7 +2606,7 @@
         </w:tc>
         <w:tc>
           <w:tcPr>
-            <w:tcW w:w="4437" w:type="dxa"/>
+            <w:tcW w:w="4438" w:type="dxa"/>
             <w:tcBorders/>
             <w:vAlign w:val="center"/>
           </w:tcPr>
@@ -2654,7 +2643,7 @@
         </w:trPr>
         <w:tc>
           <w:tcPr>
-            <w:tcW w:w="3118" w:type="dxa"/>
+            <w:tcW w:w="3117" w:type="dxa"/>
             <w:tcBorders/>
             <w:vAlign w:val="center"/>
           </w:tcPr>
@@ -2710,7 +2699,7 @@
         </w:tc>
         <w:tc>
           <w:tcPr>
-            <w:tcW w:w="4437" w:type="dxa"/>
+            <w:tcW w:w="4438" w:type="dxa"/>
             <w:tcBorders/>
             <w:vAlign w:val="center"/>
           </w:tcPr>
@@ -2745,7 +2734,7 @@
         </w:trPr>
         <w:tc>
           <w:tcPr>
-            <w:tcW w:w="3118" w:type="dxa"/>
+            <w:tcW w:w="3117" w:type="dxa"/>
             <w:tcBorders/>
             <w:vAlign w:val="center"/>
           </w:tcPr>
@@ -2802,7 +2791,7 @@
         </w:tc>
         <w:tc>
           <w:tcPr>
-            <w:tcW w:w="4437" w:type="dxa"/>
+            <w:tcW w:w="4438" w:type="dxa"/>
             <w:tcBorders/>
             <w:vAlign w:val="center"/>
           </w:tcPr>
@@ -2837,7 +2826,7 @@
         </w:trPr>
         <w:tc>
           <w:tcPr>
-            <w:tcW w:w="3118" w:type="dxa"/>
+            <w:tcW w:w="3117" w:type="dxa"/>
             <w:tcBorders/>
             <w:vAlign w:val="center"/>
           </w:tcPr>
@@ -2893,7 +2882,7 @@
         </w:tc>
         <w:tc>
           <w:tcPr>
-            <w:tcW w:w="4437" w:type="dxa"/>
+            <w:tcW w:w="4438" w:type="dxa"/>
             <w:tcBorders/>
             <w:vAlign w:val="center"/>
           </w:tcPr>
@@ -2928,7 +2917,7 @@
         </w:trPr>
         <w:tc>
           <w:tcPr>
-            <w:tcW w:w="3118" w:type="dxa"/>
+            <w:tcW w:w="3117" w:type="dxa"/>
             <w:tcBorders/>
             <w:vAlign w:val="center"/>
           </w:tcPr>
@@ -2984,7 +2973,7 @@
         </w:tc>
         <w:tc>
           <w:tcPr>
-            <w:tcW w:w="4437" w:type="dxa"/>
+            <w:tcW w:w="4438" w:type="dxa"/>
             <w:tcBorders/>
             <w:vAlign w:val="center"/>
           </w:tcPr>
@@ -4062,6 +4051,32 @@
                               </w:rPr>
                             </w:r>
                           </w:p>
+                          <w:p>
+                            <w:pPr>
+                              <w:pStyle w:val="FrameContents"/>
+                              <w:rPr>
+                                <w:color w:val="000000"/>
+                              </w:rPr>
+                            </w:pPr>
+                            <w:r>
+                              <w:rPr>
+                                <w:color w:val="000000"/>
+                              </w:rPr>
+                            </w:r>
+                          </w:p>
+                          <w:p>
+                            <w:pPr>
+                              <w:pStyle w:val="FrameContents"/>
+                              <w:rPr>
+                                <w:color w:val="000000"/>
+                              </w:rPr>
+                            </w:pPr>
+                            <w:r>
+                              <w:rPr>
+                                <w:color w:val="000000"/>
+                              </w:rPr>
+                            </w:r>
+                          </w:p>
                         </w:txbxContent>
                       </wps:txbx>
                       <wps:bodyPr tIns="91440" bIns="91440" anchor="ctr">
@@ -4086,6 +4101,32 @@
                         <w:spacing w:lineRule="exact" w:line="240" w:before="0" w:after="0"/>
                         <w:ind w:hanging="0" w:start="0" w:end="0"/>
                         <w:jc w:val="center"/>
+                        <w:rPr>
+                          <w:color w:val="000000"/>
+                        </w:rPr>
+                      </w:pPr>
+                      <w:r>
+                        <w:rPr>
+                          <w:color w:val="000000"/>
+                        </w:rPr>
+                      </w:r>
+                    </w:p>
+                    <w:p>
+                      <w:pPr>
+                        <w:pStyle w:val="FrameContents"/>
+                        <w:rPr>
+                          <w:color w:val="000000"/>
+                        </w:rPr>
+                      </w:pPr>
+                      <w:r>
+                        <w:rPr>
+                          <w:color w:val="000000"/>
+                        </w:rPr>
+                      </w:r>
+                    </w:p>
+                    <w:p>
+                      <w:pPr>
+                        <w:pStyle w:val="FrameContents"/>
                         <w:rPr>
                           <w:color w:val="000000"/>
                         </w:rPr>

--- a/jason-moss-resume.docx
+++ b/jason-moss-resume.docx
@@ -44,8 +44,8 @@
         </w:tblCellMar>
       </w:tblPr>
       <w:tblGrid>
-        <w:gridCol w:w="3803"/>
-        <w:gridCol w:w="108"/>
+        <w:gridCol w:w="3802"/>
+        <w:gridCol w:w="109"/>
         <w:gridCol w:w="2888"/>
         <w:gridCol w:w="4022"/>
       </w:tblGrid>
@@ -55,7 +55,7 @@
         </w:trPr>
         <w:tc>
           <w:tcPr>
-            <w:tcW w:w="3803" w:type="dxa"/>
+            <w:tcW w:w="3802" w:type="dxa"/>
             <w:tcBorders/>
           </w:tcPr>
           <w:p>
@@ -68,6 +68,7 @@
                 <w:rPr>
                   <w:rStyle w:val="Hyperlink"/>
                   <w:rFonts w:ascii="Monaspace Xenon Medium" w:hAnsi="Monaspace Xenon Medium"/>
+                  <w:color w:val="1155CC"/>
                   <w:sz w:val="18"/>
                   <w:szCs w:val="18"/>
                   <w:u w:val="none"/>
@@ -79,7 +80,7 @@
         </w:tc>
         <w:tc>
           <w:tcPr>
-            <w:tcW w:w="108" w:type="dxa"/>
+            <w:tcW w:w="109" w:type="dxa"/>
             <w:tcBorders/>
           </w:tcPr>
           <w:p>
@@ -139,7 +140,7 @@
         </w:trPr>
         <w:tc>
           <w:tcPr>
-            <w:tcW w:w="3803" w:type="dxa"/>
+            <w:tcW w:w="3802" w:type="dxa"/>
             <w:tcBorders/>
           </w:tcPr>
           <w:p>
@@ -152,6 +153,7 @@
                 <w:rPr>
                   <w:rStyle w:val="Hyperlink"/>
                   <w:rFonts w:ascii="Monaspace Xenon Medium" w:hAnsi="Monaspace Xenon Medium"/>
+                  <w:color w:val="1155CC"/>
                   <w:sz w:val="18"/>
                   <w:szCs w:val="18"/>
                   <w:u w:val="none"/>
@@ -163,7 +165,7 @@
         </w:tc>
         <w:tc>
           <w:tcPr>
-            <w:tcW w:w="108" w:type="dxa"/>
+            <w:tcW w:w="109" w:type="dxa"/>
             <w:tcBorders/>
           </w:tcPr>
           <w:p>
@@ -223,7 +225,7 @@
         </w:trPr>
         <w:tc>
           <w:tcPr>
-            <w:tcW w:w="3803" w:type="dxa"/>
+            <w:tcW w:w="3802" w:type="dxa"/>
             <w:tcBorders/>
           </w:tcPr>
           <w:p>
@@ -252,7 +254,7 @@
         </w:tc>
         <w:tc>
           <w:tcPr>
-            <w:tcW w:w="108" w:type="dxa"/>
+            <w:tcW w:w="109" w:type="dxa"/>
             <w:tcBorders/>
           </w:tcPr>
           <w:p>
@@ -293,7 +295,7 @@
         <w:trPr/>
         <w:tc>
           <w:tcPr>
-            <w:tcW w:w="3803" w:type="dxa"/>
+            <w:tcW w:w="3802" w:type="dxa"/>
             <w:tcBorders/>
           </w:tcPr>
           <w:p>
@@ -308,7 +310,7 @@
         </w:tc>
         <w:tc>
           <w:tcPr>
-            <w:tcW w:w="108" w:type="dxa"/>
+            <w:tcW w:w="109" w:type="dxa"/>
             <w:tcBorders/>
           </w:tcPr>
           <w:p>
@@ -356,7 +358,7 @@
         <w:trPr/>
         <w:tc>
           <w:tcPr>
-            <w:tcW w:w="3803" w:type="dxa"/>
+            <w:tcW w:w="3802" w:type="dxa"/>
             <w:tcBorders/>
           </w:tcPr>
           <w:p>
@@ -371,7 +373,7 @@
         </w:tc>
         <w:tc>
           <w:tcPr>
-            <w:tcW w:w="108" w:type="dxa"/>
+            <w:tcW w:w="109" w:type="dxa"/>
             <w:tcBorders/>
           </w:tcPr>
           <w:p>
@@ -419,7 +421,7 @@
         <w:trPr/>
         <w:tc>
           <w:tcPr>
-            <w:tcW w:w="3803" w:type="dxa"/>
+            <w:tcW w:w="3802" w:type="dxa"/>
             <w:tcBorders/>
           </w:tcPr>
           <w:p>
@@ -451,7 +453,7 @@
         </w:tc>
         <w:tc>
           <w:tcPr>
-            <w:tcW w:w="108" w:type="dxa"/>
+            <w:tcW w:w="109" w:type="dxa"/>
             <w:tcBorders/>
           </w:tcPr>
           <w:p>
@@ -530,7 +532,7 @@
         <w:trPr/>
         <w:tc>
           <w:tcPr>
-            <w:tcW w:w="3803" w:type="dxa"/>
+            <w:tcW w:w="3802" w:type="dxa"/>
             <w:tcBorders/>
           </w:tcPr>
           <w:p>
@@ -545,7 +547,7 @@
         </w:tc>
         <w:tc>
           <w:tcPr>
-            <w:tcW w:w="108" w:type="dxa"/>
+            <w:tcW w:w="109" w:type="dxa"/>
             <w:tcBorders/>
           </w:tcPr>
           <w:p>
@@ -593,7 +595,7 @@
         <w:trPr/>
         <w:tc>
           <w:tcPr>
-            <w:tcW w:w="3803" w:type="dxa"/>
+            <w:tcW w:w="3802" w:type="dxa"/>
             <w:tcBorders/>
           </w:tcPr>
           <w:p>
@@ -623,7 +625,7 @@
         </w:tc>
         <w:tc>
           <w:tcPr>
-            <w:tcW w:w="108" w:type="dxa"/>
+            <w:tcW w:w="109" w:type="dxa"/>
             <w:tcBorders/>
           </w:tcPr>
           <w:p>
@@ -718,7 +720,6 @@
                             <a:prstGeom prst="rect">
                               <a:avLst/>
                             </a:prstGeom>
-                            <a:noFill/>
                           </pic:spPr>
                         </pic:pic>
                       </a:graphicData>
@@ -772,7 +773,7 @@
         <w:trPr/>
         <w:tc>
           <w:tcPr>
-            <w:tcW w:w="3803" w:type="dxa"/>
+            <w:tcW w:w="3802" w:type="dxa"/>
             <w:tcBorders/>
           </w:tcPr>
           <w:p>
@@ -800,7 +801,7 @@
         </w:tc>
         <w:tc>
           <w:tcPr>
-            <w:tcW w:w="108" w:type="dxa"/>
+            <w:tcW w:w="109" w:type="dxa"/>
             <w:tcBorders/>
           </w:tcPr>
           <w:p>
@@ -883,7 +884,7 @@
         <w:trPr/>
         <w:tc>
           <w:tcPr>
-            <w:tcW w:w="3803" w:type="dxa"/>
+            <w:tcW w:w="3802" w:type="dxa"/>
             <w:tcBorders/>
           </w:tcPr>
           <w:p>
@@ -911,7 +912,7 @@
         </w:tc>
         <w:tc>
           <w:tcPr>
-            <w:tcW w:w="108" w:type="dxa"/>
+            <w:tcW w:w="109" w:type="dxa"/>
             <w:tcBorders/>
           </w:tcPr>
           <w:p>
@@ -998,7 +999,7 @@
         <w:trPr/>
         <w:tc>
           <w:tcPr>
-            <w:tcW w:w="3803" w:type="dxa"/>
+            <w:tcW w:w="3802" w:type="dxa"/>
             <w:tcBorders/>
           </w:tcPr>
           <w:p>
@@ -1029,7 +1030,7 @@
         </w:tc>
         <w:tc>
           <w:tcPr>
-            <w:tcW w:w="108" w:type="dxa"/>
+            <w:tcW w:w="109" w:type="dxa"/>
             <w:tcBorders/>
           </w:tcPr>
           <w:p>
@@ -1095,7 +1096,7 @@
         <w:trPr/>
         <w:tc>
           <w:tcPr>
-            <w:tcW w:w="3803" w:type="dxa"/>
+            <w:tcW w:w="3802" w:type="dxa"/>
             <w:tcBorders/>
           </w:tcPr>
           <w:p>
@@ -1110,7 +1111,7 @@
         </w:tc>
         <w:tc>
           <w:tcPr>
-            <w:tcW w:w="108" w:type="dxa"/>
+            <w:tcW w:w="109" w:type="dxa"/>
             <w:tcBorders/>
           </w:tcPr>
           <w:p>
@@ -1176,7 +1177,7 @@
         <w:trPr/>
         <w:tc>
           <w:tcPr>
-            <w:tcW w:w="3803" w:type="dxa"/>
+            <w:tcW w:w="3802" w:type="dxa"/>
             <w:tcBorders/>
           </w:tcPr>
           <w:p>
@@ -1191,7 +1192,7 @@
         </w:tc>
         <w:tc>
           <w:tcPr>
-            <w:tcW w:w="108" w:type="dxa"/>
+            <w:tcW w:w="109" w:type="dxa"/>
             <w:tcBorders/>
           </w:tcPr>
           <w:p>
@@ -1251,7 +1252,7 @@
         <w:trPr/>
         <w:tc>
           <w:tcPr>
-            <w:tcW w:w="3803" w:type="dxa"/>
+            <w:tcW w:w="3802" w:type="dxa"/>
             <w:tcBorders/>
           </w:tcPr>
           <w:p>
@@ -1266,7 +1267,7 @@
         </w:tc>
         <w:tc>
           <w:tcPr>
-            <w:tcW w:w="108" w:type="dxa"/>
+            <w:tcW w:w="109" w:type="dxa"/>
             <w:tcBorders/>
           </w:tcPr>
           <w:p>
@@ -1326,7 +1327,7 @@
         <w:trPr/>
         <w:tc>
           <w:tcPr>
-            <w:tcW w:w="3803" w:type="dxa"/>
+            <w:tcW w:w="3802" w:type="dxa"/>
             <w:vMerge w:val="restart"/>
             <w:tcBorders/>
           </w:tcPr>
@@ -1359,7 +1360,7 @@
         </w:tc>
         <w:tc>
           <w:tcPr>
-            <w:tcW w:w="108" w:type="dxa"/>
+            <w:tcW w:w="109" w:type="dxa"/>
             <w:tcBorders/>
           </w:tcPr>
           <w:p>
@@ -1454,7 +1455,6 @@
                             <a:prstGeom prst="rect">
                               <a:avLst/>
                             </a:prstGeom>
-                            <a:noFill/>
                           </pic:spPr>
                         </pic:pic>
                       </a:graphicData>
@@ -1508,7 +1508,7 @@
         <w:trPr/>
         <w:tc>
           <w:tcPr>
-            <w:tcW w:w="3803" w:type="dxa"/>
+            <w:tcW w:w="3802" w:type="dxa"/>
             <w:vMerge w:val="continue"/>
             <w:tcBorders/>
           </w:tcPr>
@@ -1538,7 +1538,7 @@
         </w:tc>
         <w:tc>
           <w:tcPr>
-            <w:tcW w:w="108" w:type="dxa"/>
+            <w:tcW w:w="109" w:type="dxa"/>
             <w:tcBorders/>
           </w:tcPr>
           <w:p>
@@ -1599,10 +1599,7 @@
               <w:widowControl w:val="false"/>
               <w:spacing w:lineRule="auto" w:line="240"/>
               <w:rPr>
-                <w:b/>
-                <w:bCs/>
-                <w:sz w:val="22"/>
-                <w:szCs w:val="22"/>
+                <w:color w:val="2F4F4F"/>
               </w:rPr>
             </w:pPr>
             <w:r>
@@ -1611,6 +1608,7 @@
                 <w:b/>
                 <w:bCs/>
                 <w:i/>
+                <w:color w:val="2F4F4F"/>
                 <w:sz w:val="22"/>
                 <w:szCs w:val="22"/>
               </w:rPr>
@@ -1623,7 +1621,7 @@
         <w:trPr/>
         <w:tc>
           <w:tcPr>
-            <w:tcW w:w="3803" w:type="dxa"/>
+            <w:tcW w:w="3802" w:type="dxa"/>
             <w:tcBorders/>
           </w:tcPr>
           <w:p>
@@ -1638,7 +1636,7 @@
         </w:tc>
         <w:tc>
           <w:tcPr>
-            <w:tcW w:w="108" w:type="dxa"/>
+            <w:tcW w:w="109" w:type="dxa"/>
             <w:tcBorders/>
           </w:tcPr>
           <w:p>
@@ -1729,7 +1727,7 @@
         <w:trPr/>
         <w:tc>
           <w:tcPr>
-            <w:tcW w:w="3803" w:type="dxa"/>
+            <w:tcW w:w="3802" w:type="dxa"/>
             <w:tcBorders/>
           </w:tcPr>
           <w:p>
@@ -1758,7 +1756,7 @@
         </w:tc>
         <w:tc>
           <w:tcPr>
-            <w:tcW w:w="108" w:type="dxa"/>
+            <w:tcW w:w="109" w:type="dxa"/>
             <w:tcBorders/>
           </w:tcPr>
           <w:p>
@@ -1837,7 +1835,7 @@
         <w:trPr/>
         <w:tc>
           <w:tcPr>
-            <w:tcW w:w="3803" w:type="dxa"/>
+            <w:tcW w:w="3802" w:type="dxa"/>
             <w:tcBorders/>
           </w:tcPr>
           <w:p>
@@ -1866,7 +1864,7 @@
         </w:tc>
         <w:tc>
           <w:tcPr>
-            <w:tcW w:w="108" w:type="dxa"/>
+            <w:tcW w:w="109" w:type="dxa"/>
             <w:tcBorders/>
           </w:tcPr>
           <w:p>
@@ -1945,7 +1943,7 @@
         <w:trPr/>
         <w:tc>
           <w:tcPr>
-            <w:tcW w:w="3803" w:type="dxa"/>
+            <w:tcW w:w="3802" w:type="dxa"/>
             <w:tcBorders/>
           </w:tcPr>
           <w:p>
@@ -1975,7 +1973,7 @@
         </w:tc>
         <w:tc>
           <w:tcPr>
-            <w:tcW w:w="108" w:type="dxa"/>
+            <w:tcW w:w="109" w:type="dxa"/>
             <w:tcBorders/>
           </w:tcPr>
           <w:p>
@@ -2058,7 +2056,6 @@
                             <a:prstGeom prst="rect">
                               <a:avLst/>
                             </a:prstGeom>
-                            <a:noFill/>
                           </pic:spPr>
                         </pic:pic>
                       </a:graphicData>
@@ -2113,7 +2110,7 @@
         <w:trPr/>
         <w:tc>
           <w:tcPr>
-            <w:tcW w:w="3803" w:type="dxa"/>
+            <w:tcW w:w="3802" w:type="dxa"/>
             <w:tcBorders/>
           </w:tcPr>
           <w:p>
@@ -2142,7 +2139,7 @@
         </w:tc>
         <w:tc>
           <w:tcPr>
-            <w:tcW w:w="108" w:type="dxa"/>
+            <w:tcW w:w="109" w:type="dxa"/>
             <w:tcBorders/>
           </w:tcPr>
           <w:p>
@@ -2227,7 +2224,7 @@
         <w:trPr/>
         <w:tc>
           <w:tcPr>
-            <w:tcW w:w="3803" w:type="dxa"/>
+            <w:tcW w:w="3802" w:type="dxa"/>
             <w:tcBorders/>
           </w:tcPr>
           <w:p>
@@ -2256,7 +2253,7 @@
         </w:tc>
         <w:tc>
           <w:tcPr>
-            <w:tcW w:w="108" w:type="dxa"/>
+            <w:tcW w:w="109" w:type="dxa"/>
             <w:tcBorders/>
           </w:tcPr>
           <w:p>
@@ -2341,7 +2338,7 @@
         <w:trPr/>
         <w:tc>
           <w:tcPr>
-            <w:tcW w:w="3803" w:type="dxa"/>
+            <w:tcW w:w="3802" w:type="dxa"/>
             <w:tcBorders/>
           </w:tcPr>
           <w:p>
@@ -2370,7 +2367,7 @@
         </w:tc>
         <w:tc>
           <w:tcPr>
-            <w:tcW w:w="108" w:type="dxa"/>
+            <w:tcW w:w="109" w:type="dxa"/>
             <w:tcBorders/>
           </w:tcPr>
           <w:p>
@@ -2450,7 +2447,7 @@
         <w:trPr/>
         <w:tc>
           <w:tcPr>
-            <w:tcW w:w="3803" w:type="dxa"/>
+            <w:tcW w:w="3802" w:type="dxa"/>
             <w:tcBorders/>
           </w:tcPr>
           <w:p>
@@ -2479,7 +2476,7 @@
         </w:tc>
         <w:tc>
           <w:tcPr>
-            <w:tcW w:w="108" w:type="dxa"/>
+            <w:tcW w:w="109" w:type="dxa"/>
             <w:tcBorders/>
           </w:tcPr>
           <w:p>
@@ -2562,7 +2559,7 @@
         <w:trPr/>
         <w:tc>
           <w:tcPr>
-            <w:tcW w:w="3803" w:type="dxa"/>
+            <w:tcW w:w="3802" w:type="dxa"/>
             <w:tcBorders/>
           </w:tcPr>
           <w:p>
@@ -2590,7 +2587,7 @@
         </w:tc>
         <w:tc>
           <w:tcPr>
-            <w:tcW w:w="108" w:type="dxa"/>
+            <w:tcW w:w="109" w:type="dxa"/>
             <w:tcBorders/>
           </w:tcPr>
           <w:p>
@@ -2674,7 +2671,6 @@
                             <a:prstGeom prst="rect">
                               <a:avLst/>
                             </a:prstGeom>
-                            <a:noFill/>
                           </pic:spPr>
                         </pic:pic>
                       </a:graphicData>
@@ -2729,7 +2725,7 @@
         <w:trPr/>
         <w:tc>
           <w:tcPr>
-            <w:tcW w:w="3803" w:type="dxa"/>
+            <w:tcW w:w="3802" w:type="dxa"/>
             <w:tcBorders/>
           </w:tcPr>
           <w:p>
@@ -2756,7 +2752,7 @@
         </w:tc>
         <w:tc>
           <w:tcPr>
-            <w:tcW w:w="108" w:type="dxa"/>
+            <w:tcW w:w="109" w:type="dxa"/>
             <w:tcBorders/>
           </w:tcPr>
           <w:p>
@@ -2843,7 +2839,7 @@
         <w:trPr/>
         <w:tc>
           <w:tcPr>
-            <w:tcW w:w="3803" w:type="dxa"/>
+            <w:tcW w:w="3802" w:type="dxa"/>
             <w:tcBorders/>
           </w:tcPr>
           <w:p>
@@ -2872,7 +2868,7 @@
         </w:tc>
         <w:tc>
           <w:tcPr>
-            <w:tcW w:w="108" w:type="dxa"/>
+            <w:tcW w:w="109" w:type="dxa"/>
             <w:tcBorders/>
           </w:tcPr>
           <w:p>
@@ -2956,7 +2952,7 @@
         <w:trPr/>
         <w:tc>
           <w:tcPr>
-            <w:tcW w:w="3803" w:type="dxa"/>
+            <w:tcW w:w="3802" w:type="dxa"/>
             <w:tcBorders/>
           </w:tcPr>
           <w:p>
@@ -2984,7 +2980,7 @@
         </w:tc>
         <w:tc>
           <w:tcPr>
-            <w:tcW w:w="108" w:type="dxa"/>
+            <w:tcW w:w="109" w:type="dxa"/>
             <w:tcBorders/>
           </w:tcPr>
           <w:p>
@@ -3069,7 +3065,7 @@
         <w:trPr/>
         <w:tc>
           <w:tcPr>
-            <w:tcW w:w="3803" w:type="dxa"/>
+            <w:tcW w:w="3802" w:type="dxa"/>
             <w:tcBorders/>
           </w:tcPr>
           <w:p>
@@ -3090,7 +3086,7 @@
         </w:tc>
         <w:tc>
           <w:tcPr>
-            <w:tcW w:w="108" w:type="dxa"/>
+            <w:tcW w:w="109" w:type="dxa"/>
             <w:tcBorders/>
           </w:tcPr>
           <w:p>
@@ -3150,7 +3146,7 @@
         <w:trPr/>
         <w:tc>
           <w:tcPr>
-            <w:tcW w:w="3803" w:type="dxa"/>
+            <w:tcW w:w="3802" w:type="dxa"/>
             <w:tcBorders/>
           </w:tcPr>
           <w:p>
@@ -3171,7 +3167,7 @@
         </w:tc>
         <w:tc>
           <w:tcPr>
-            <w:tcW w:w="108" w:type="dxa"/>
+            <w:tcW w:w="109" w:type="dxa"/>
             <w:tcBorders/>
           </w:tcPr>
           <w:p>
@@ -3240,7 +3236,6 @@
                             <a:prstGeom prst="rect">
                               <a:avLst/>
                             </a:prstGeom>
-                            <a:noFill/>
                           </pic:spPr>
                         </pic:pic>
                       </a:graphicData>
@@ -3295,7 +3290,7 @@
         <w:trPr/>
         <w:tc>
           <w:tcPr>
-            <w:tcW w:w="3803" w:type="dxa"/>
+            <w:tcW w:w="3802" w:type="dxa"/>
             <w:tcBorders/>
           </w:tcPr>
           <w:p>
@@ -3324,7 +3319,7 @@
         </w:tc>
         <w:tc>
           <w:tcPr>
-            <w:tcW w:w="108" w:type="dxa"/>
+            <w:tcW w:w="109" w:type="dxa"/>
             <w:tcBorders/>
           </w:tcPr>
           <w:p>
@@ -3411,7 +3406,7 @@
         <w:trPr/>
         <w:tc>
           <w:tcPr>
-            <w:tcW w:w="3803" w:type="dxa"/>
+            <w:tcW w:w="3802" w:type="dxa"/>
             <w:tcBorders/>
           </w:tcPr>
           <w:p>
@@ -3437,7 +3432,7 @@
         </w:tc>
         <w:tc>
           <w:tcPr>
-            <w:tcW w:w="108" w:type="dxa"/>
+            <w:tcW w:w="109" w:type="dxa"/>
             <w:tcBorders/>
           </w:tcPr>
           <w:p>
@@ -3523,7 +3518,7 @@
         <w:trPr/>
         <w:tc>
           <w:tcPr>
-            <w:tcW w:w="3803" w:type="dxa"/>
+            <w:tcW w:w="3802" w:type="dxa"/>
             <w:tcBorders/>
           </w:tcPr>
           <w:p>
@@ -3549,7 +3544,7 @@
         </w:tc>
         <w:tc>
           <w:tcPr>
-            <w:tcW w:w="108" w:type="dxa"/>
+            <w:tcW w:w="109" w:type="dxa"/>
             <w:tcBorders/>
           </w:tcPr>
           <w:p>
@@ -3624,7 +3619,7 @@
         <w:trPr/>
         <w:tc>
           <w:tcPr>
-            <w:tcW w:w="3803" w:type="dxa"/>
+            <w:tcW w:w="3802" w:type="dxa"/>
             <w:tcBorders/>
           </w:tcPr>
           <w:p>
@@ -3650,7 +3645,7 @@
         </w:tc>
         <w:tc>
           <w:tcPr>
-            <w:tcW w:w="108" w:type="dxa"/>
+            <w:tcW w:w="109" w:type="dxa"/>
             <w:tcBorders/>
           </w:tcPr>
           <w:p>
@@ -3710,7 +3705,7 @@
         <w:trPr/>
         <w:tc>
           <w:tcPr>
-            <w:tcW w:w="3803" w:type="dxa"/>
+            <w:tcW w:w="3802" w:type="dxa"/>
             <w:tcBorders/>
           </w:tcPr>
           <w:p>
@@ -3737,7 +3732,7 @@
         </w:tc>
         <w:tc>
           <w:tcPr>
-            <w:tcW w:w="108" w:type="dxa"/>
+            <w:tcW w:w="109" w:type="dxa"/>
             <w:tcBorders/>
           </w:tcPr>
           <w:p>
@@ -3806,7 +3801,6 @@
                             <a:prstGeom prst="rect">
                               <a:avLst/>
                             </a:prstGeom>
-                            <a:noFill/>
                           </pic:spPr>
                         </pic:pic>
                       </a:graphicData>
@@ -3861,28 +3855,26 @@
         <w:trPr/>
         <w:tc>
           <w:tcPr>
-            <w:tcW w:w="3803" w:type="dxa"/>
-            <w:tcBorders/>
-          </w:tcPr>
-          <w:p>
-            <w:pPr>
-              <w:pStyle w:val="TableContents"/>
-              <w:rPr>
-                <w:sz w:val="18"/>
-                <w:szCs w:val="18"/>
-              </w:rPr>
-            </w:pPr>
-            <w:r>
-              <w:rPr>
-                <w:sz w:val="18"/>
-                <w:szCs w:val="18"/>
-              </w:rPr>
-            </w:r>
-          </w:p>
-        </w:tc>
-        <w:tc>
-          <w:tcPr>
-            <w:tcW w:w="108" w:type="dxa"/>
+            <w:tcW w:w="3802" w:type="dxa"/>
+            <w:tcBorders/>
+          </w:tcPr>
+          <w:p>
+            <w:pPr>
+              <w:pStyle w:val="normal1"/>
+              <w:rPr>
+                <w:rStyle w:val="Hyperlink"/>
+              </w:rPr>
+            </w:pPr>
+            <w:hyperlink r:id="rId17">
+              <w:r>
+                <w:rPr/>
+              </w:r>
+            </w:hyperlink>
+          </w:p>
+        </w:tc>
+        <w:tc>
+          <w:tcPr>
+            <w:tcW w:w="109" w:type="dxa"/>
             <w:tcBorders/>
           </w:tcPr>
           <w:p>
@@ -3967,20 +3959,124 @@
         <w:trPr/>
         <w:tc>
           <w:tcPr>
-            <w:tcW w:w="3803" w:type="dxa"/>
-            <w:tcBorders/>
-          </w:tcPr>
-          <w:p>
-            <w:pPr>
-              <w:pStyle w:val="normal1"/>
-              <w:widowControl w:val="false"/>
-              <w:spacing w:lineRule="auto" w:line="240"/>
-              <w:rPr/>
-            </w:pPr>
-            <w:hyperlink r:id="rId17">
+            <w:tcW w:w="3802" w:type="dxa"/>
+            <w:tcBorders/>
+          </w:tcPr>
+          <w:p>
+            <w:pPr>
+              <w:pStyle w:val="normal1"/>
+              <w:rPr/>
+            </w:pPr>
+            <w:hyperlink r:id="rId18">
               <w:r>
                 <w:rPr>
-                  <w:rStyle w:val="Style3"/>
+                  <w:rStyle w:val="Hyperlink"/>
+                  <w:rFonts w:ascii="Monaspace Xenon Medium" w:hAnsi="Monaspace Xenon Medium"/>
+                  <w:color w:val="1155CC"/>
+                  <w:sz w:val="18"/>
+                  <w:szCs w:val="18"/>
+                  <w:u w:val="none"/>
+                </w:rPr>
+                <w:t>gitlab.com</w:t>
+              </w:r>
+            </w:hyperlink>
+          </w:p>
+        </w:tc>
+        <w:tc>
+          <w:tcPr>
+            <w:tcW w:w="109" w:type="dxa"/>
+            <w:tcBorders/>
+          </w:tcPr>
+          <w:p>
+            <w:pPr>
+              <w:pStyle w:val="normal1"/>
+              <w:widowControl w:val="false"/>
+              <w:spacing w:lineRule="auto" w:line="240"/>
+              <w:rPr>
+                <w:rFonts w:ascii="Nunito Medium" w:hAnsi="Nunito Medium" w:eastAsia="Nunito Medium" w:cs="Nunito Medium"/>
+                <w:color w:val="2F4F4F"/>
+                <w:sz w:val="21"/>
+                <w:szCs w:val="21"/>
+              </w:rPr>
+            </w:pPr>
+            <w:r>
+              <w:rPr>
+                <w:rFonts w:eastAsia="Nunito Medium" w:cs="Nunito Medium" w:ascii="Nunito Medium" w:hAnsi="Nunito Medium"/>
+                <w:color w:val="2F4F4F"/>
+                <w:sz w:val="21"/>
+                <w:szCs w:val="21"/>
+              </w:rPr>
+            </w:r>
+          </w:p>
+        </w:tc>
+        <w:tc>
+          <w:tcPr>
+            <w:tcW w:w="2888" w:type="dxa"/>
+            <w:tcBorders/>
+          </w:tcPr>
+          <w:p>
+            <w:pPr>
+              <w:pStyle w:val="normal1"/>
+              <w:widowControl w:val="false"/>
+              <w:spacing w:lineRule="auto" w:line="240"/>
+              <w:rPr>
+                <w:rFonts w:ascii="Nunito Medium" w:hAnsi="Nunito Medium" w:eastAsia="Nunito Medium" w:cs="Nunito Medium"/>
+                <w:color w:val="2F4F4F"/>
+              </w:rPr>
+            </w:pPr>
+            <w:r>
+              <w:rPr>
+                <w:rFonts w:eastAsia="Nunito Medium" w:cs="Nunito Medium" w:ascii="Nunito Medium" w:hAnsi="Nunito Medium"/>
+                <w:color w:val="2F4F4F"/>
+              </w:rPr>
+            </w:r>
+          </w:p>
+        </w:tc>
+        <w:tc>
+          <w:tcPr>
+            <w:tcW w:w="4022" w:type="dxa"/>
+            <w:tcBorders/>
+          </w:tcPr>
+          <w:p>
+            <w:pPr>
+              <w:pStyle w:val="normal1"/>
+              <w:widowControl w:val="false"/>
+              <w:spacing w:lineRule="auto" w:line="240"/>
+              <w:rPr>
+                <w:rFonts w:ascii="Nunito Medium" w:hAnsi="Nunito Medium" w:eastAsia="Nunito Medium" w:cs="Nunito Medium"/>
+                <w:i/>
+                <w:i/>
+                <w:color w:val="2F4F4F"/>
+              </w:rPr>
+            </w:pPr>
+            <w:r>
+              <w:rPr>
+                <w:rFonts w:eastAsia="Nunito Medium" w:cs="Nunito Medium" w:ascii="Nunito Medium" w:hAnsi="Nunito Medium"/>
+                <w:i/>
+                <w:color w:val="2F4F4F"/>
+              </w:rPr>
+            </w:r>
+          </w:p>
+        </w:tc>
+      </w:tr>
+      <w:tr>
+        <w:trPr/>
+        <w:tc>
+          <w:tcPr>
+            <w:tcW w:w="3802" w:type="dxa"/>
+            <w:tcBorders/>
+          </w:tcPr>
+          <w:p>
+            <w:pPr>
+              <w:pStyle w:val="normal1"/>
+              <w:widowControl w:val="false"/>
+              <w:spacing w:lineRule="auto" w:line="240"/>
+              <w:rPr/>
+            </w:pPr>
+            <w:hyperlink r:id="rId19">
+              <w:r>
+                <w:rPr>
+                  <w:rStyle w:val="ListLabel5"/>
                   <w:rFonts w:eastAsia="Nunito" w:cs="Nunito" w:ascii="Monaspace Xenon Medium" w:hAnsi="Monaspace Xenon Medium"/>
                   <w:color w:val="1155CC"/>
                   <w:sz w:val="18"/>
@@ -3993,7 +4089,7 @@
         </w:tc>
         <w:tc>
           <w:tcPr>
-            <w:tcW w:w="108" w:type="dxa"/>
+            <w:tcW w:w="109" w:type="dxa"/>
             <w:tcBorders/>
           </w:tcPr>
           <w:p>
@@ -4029,14 +4125,14 @@
               <w:widowControl w:val="false"/>
               <w:spacing w:lineRule="auto" w:line="240"/>
               <w:rPr>
-                <w:rFonts w:ascii="Nunito Medium" w:hAnsi="Nunito Medium" w:eastAsia="Nunito Medium" w:cs="Nunito Medium"/>
-                <w:color w:val="2F4F4F"/>
-              </w:rPr>
-            </w:pPr>
-            <w:r>
-              <w:rPr>
-                <w:rFonts w:eastAsia="Nunito Medium" w:cs="Nunito Medium" w:ascii="Nunito Medium" w:hAnsi="Nunito Medium"/>
-                <w:color w:val="2F4F4F"/>
+                <w:sz w:val="22"/>
+                <w:szCs w:val="22"/>
+              </w:rPr>
+            </w:pPr>
+            <w:r>
+              <w:rPr>
+                <w:sz w:val="22"/>
+                <w:szCs w:val="22"/>
               </w:rPr>
             </w:r>
           </w:p>
@@ -4052,17 +4148,14 @@
               <w:widowControl w:val="false"/>
               <w:spacing w:lineRule="auto" w:line="240"/>
               <w:rPr>
-                <w:rFonts w:ascii="Nunito Medium" w:hAnsi="Nunito Medium" w:eastAsia="Nunito Medium" w:cs="Nunito Medium"/>
-                <w:i/>
-                <w:i/>
-                <w:color w:val="2F4F4F"/>
-              </w:rPr>
-            </w:pPr>
-            <w:r>
-              <w:rPr>
-                <w:rFonts w:eastAsia="Nunito Medium" w:cs="Nunito Medium" w:ascii="Nunito Medium" w:hAnsi="Nunito Medium"/>
-                <w:i/>
-                <w:color w:val="2F4F4F"/>
+                <w:sz w:val="22"/>
+                <w:szCs w:val="22"/>
+              </w:rPr>
+            </w:pPr>
+            <w:r>
+              <w:rPr>
+                <w:sz w:val="22"/>
+                <w:szCs w:val="22"/>
               </w:rPr>
             </w:r>
           </w:p>
@@ -4072,20 +4165,20 @@
         <w:trPr/>
         <w:tc>
           <w:tcPr>
-            <w:tcW w:w="3803" w:type="dxa"/>
-            <w:tcBorders/>
-          </w:tcPr>
-          <w:p>
-            <w:pPr>
-              <w:pStyle w:val="normal1"/>
-              <w:widowControl w:val="false"/>
-              <w:spacing w:lineRule="auto" w:line="240"/>
-              <w:rPr/>
-            </w:pPr>
-            <w:hyperlink r:id="rId18">
+            <w:tcW w:w="3802" w:type="dxa"/>
+            <w:tcBorders/>
+          </w:tcPr>
+          <w:p>
+            <w:pPr>
+              <w:pStyle w:val="normal1"/>
+              <w:widowControl w:val="false"/>
+              <w:spacing w:lineRule="auto" w:line="240"/>
+              <w:rPr/>
+            </w:pPr>
+            <w:hyperlink r:id="rId20">
               <w:r>
                 <w:rPr>
-                  <w:rStyle w:val="Style3"/>
+                  <w:rStyle w:val="ListLabel5"/>
                   <w:rFonts w:eastAsia="Nunito" w:cs="Nunito" w:ascii="Monaspace Xenon Medium" w:hAnsi="Monaspace Xenon Medium"/>
                   <w:color w:val="1155CC"/>
                   <w:sz w:val="18"/>
@@ -4098,16 +4191,18 @@
         </w:tc>
         <w:tc>
           <w:tcPr>
-            <w:tcW w:w="108" w:type="dxa"/>
-            <w:tcBorders/>
-          </w:tcPr>
-          <w:p>
-            <w:pPr>
-              <w:pStyle w:val="normal1"/>
-              <w:widowControl w:val="false"/>
-              <w:spacing w:lineRule="auto" w:line="240"/>
-              <w:rPr>
-                <w:rFonts w:ascii="Nunito Medium" w:hAnsi="Nunito Medium" w:eastAsia="Nunito Medium" w:cs="Nunito Medium"/>
+            <w:tcW w:w="109" w:type="dxa"/>
+            <w:tcBorders/>
+          </w:tcPr>
+          <w:p>
+            <w:pPr>
+              <w:pStyle w:val="normal1"/>
+              <w:widowControl w:val="false"/>
+              <w:spacing w:lineRule="auto" w:line="240"/>
+              <w:rPr>
+                <w:rFonts w:ascii="Nunito" w:hAnsi="Nunito" w:eastAsia="Nunito" w:cs="Nunito"/>
+                <w:i/>
+                <w:i/>
                 <w:color w:val="2F4F4F"/>
                 <w:sz w:val="21"/>
                 <w:szCs w:val="21"/>
@@ -4115,7 +4210,8 @@
             </w:pPr>
             <w:r>
               <w:rPr>
-                <w:rFonts w:eastAsia="Nunito Medium" w:cs="Nunito Medium" w:ascii="Nunito Medium" w:hAnsi="Nunito Medium"/>
+                <w:rFonts w:eastAsia="Nunito" w:cs="Nunito" w:ascii="Nunito" w:hAnsi="Nunito"/>
+                <w:i/>
                 <w:color w:val="2F4F4F"/>
                 <w:sz w:val="21"/>
                 <w:szCs w:val="21"/>
@@ -4157,12 +4253,14 @@
               <w:widowControl w:val="false"/>
               <w:spacing w:lineRule="auto" w:line="240"/>
               <w:rPr>
-                <w:sz w:val="22"/>
-                <w:szCs w:val="22"/>
-              </w:rPr>
-            </w:pPr>
-            <w:r>
-              <w:rPr>
+                <w:rFonts w:ascii="Nunito Light" w:hAnsi="Nunito Light" w:eastAsia="Nunito Light" w:cs="Nunito Light"/>
+                <w:sz w:val="22"/>
+                <w:szCs w:val="22"/>
+              </w:rPr>
+            </w:pPr>
+            <w:r>
+              <w:rPr>
+                <w:rFonts w:eastAsia="Nunito Light" w:cs="Nunito Light" w:ascii="Nunito Light" w:hAnsi="Nunito Light"/>
                 <w:sz w:val="22"/>
                 <w:szCs w:val="22"/>
               </w:rPr>
@@ -4174,20 +4272,20 @@
         <w:trPr/>
         <w:tc>
           <w:tcPr>
-            <w:tcW w:w="3803" w:type="dxa"/>
-            <w:tcBorders/>
-          </w:tcPr>
-          <w:p>
-            <w:pPr>
-              <w:pStyle w:val="normal1"/>
-              <w:widowControl w:val="false"/>
-              <w:spacing w:lineRule="auto" w:line="240"/>
-              <w:rPr/>
-            </w:pPr>
-            <w:hyperlink r:id="rId19">
+            <w:tcW w:w="3802" w:type="dxa"/>
+            <w:tcBorders/>
+          </w:tcPr>
+          <w:p>
+            <w:pPr>
+              <w:pStyle w:val="normal1"/>
+              <w:widowControl w:val="false"/>
+              <w:spacing w:lineRule="auto" w:line="240"/>
+              <w:rPr/>
+            </w:pPr>
+            <w:hyperlink r:id="rId21">
               <w:r>
                 <w:rPr>
-                  <w:rStyle w:val="Style3"/>
+                  <w:rStyle w:val="ListLabel5"/>
                   <w:rFonts w:eastAsia="Nunito" w:cs="Nunito" w:ascii="Monaspace Xenon Medium" w:hAnsi="Monaspace Xenon Medium"/>
                   <w:color w:val="1155CC"/>
                   <w:sz w:val="18"/>
@@ -4200,31 +4298,16 @@
         </w:tc>
         <w:tc>
           <w:tcPr>
-            <w:tcW w:w="108" w:type="dxa"/>
-            <w:tcBorders/>
-          </w:tcPr>
-          <w:p>
-            <w:pPr>
-              <w:pStyle w:val="normal1"/>
-              <w:widowControl w:val="false"/>
-              <w:spacing w:lineRule="auto" w:line="240"/>
-              <w:rPr>
-                <w:rFonts w:ascii="Nunito" w:hAnsi="Nunito" w:eastAsia="Nunito" w:cs="Nunito"/>
-                <w:i/>
-                <w:i/>
-                <w:color w:val="2F4F4F"/>
-                <w:sz w:val="21"/>
-                <w:szCs w:val="21"/>
-              </w:rPr>
-            </w:pPr>
-            <w:r>
-              <w:rPr>
-                <w:rFonts w:eastAsia="Nunito" w:cs="Nunito" w:ascii="Nunito" w:hAnsi="Nunito"/>
-                <w:i/>
-                <w:color w:val="2F4F4F"/>
-                <w:sz w:val="21"/>
-                <w:szCs w:val="21"/>
-              </w:rPr>
+            <w:tcW w:w="109" w:type="dxa"/>
+            <w:tcBorders/>
+          </w:tcPr>
+          <w:p>
+            <w:pPr>
+              <w:pStyle w:val="TableContents"/>
+              <w:rPr/>
+            </w:pPr>
+            <w:r>
+              <w:rPr/>
             </w:r>
           </w:p>
         </w:tc>
@@ -4235,9 +4318,7 @@
           </w:tcPr>
           <w:p>
             <w:pPr>
-              <w:pStyle w:val="normal1"/>
-              <w:widowControl w:val="false"/>
-              <w:spacing w:lineRule="auto" w:line="240"/>
+              <w:pStyle w:val="TableContents"/>
               <w:rPr>
                 <w:sz w:val="22"/>
                 <w:szCs w:val="22"/>
@@ -4258,18 +4339,14 @@
           </w:tcPr>
           <w:p>
             <w:pPr>
-              <w:pStyle w:val="normal1"/>
-              <w:widowControl w:val="false"/>
-              <w:spacing w:lineRule="auto" w:line="240"/>
-              <w:rPr>
-                <w:rFonts w:ascii="Nunito Light" w:hAnsi="Nunito Light" w:eastAsia="Nunito Light" w:cs="Nunito Light"/>
-                <w:sz w:val="22"/>
-                <w:szCs w:val="22"/>
-              </w:rPr>
-            </w:pPr>
-            <w:r>
-              <w:rPr>
-                <w:rFonts w:eastAsia="Nunito Light" w:cs="Nunito Light" w:ascii="Nunito Light" w:hAnsi="Nunito Light"/>
+              <w:pStyle w:val="TableContents"/>
+              <w:rPr>
+                <w:sz w:val="22"/>
+                <w:szCs w:val="22"/>
+              </w:rPr>
+            </w:pPr>
+            <w:r>
+              <w:rPr>
                 <w:sz w:val="22"/>
                 <w:szCs w:val="22"/>
               </w:rPr>
@@ -4281,20 +4358,20 @@
         <w:trPr/>
         <w:tc>
           <w:tcPr>
-            <w:tcW w:w="3803" w:type="dxa"/>
-            <w:tcBorders/>
-          </w:tcPr>
-          <w:p>
-            <w:pPr>
-              <w:pStyle w:val="normal1"/>
-              <w:widowControl w:val="false"/>
-              <w:spacing w:lineRule="auto" w:line="240"/>
-              <w:rPr/>
-            </w:pPr>
-            <w:hyperlink r:id="rId20">
+            <w:tcW w:w="3802" w:type="dxa"/>
+            <w:tcBorders/>
+          </w:tcPr>
+          <w:p>
+            <w:pPr>
+              <w:pStyle w:val="normal1"/>
+              <w:widowControl w:val="false"/>
+              <w:spacing w:lineRule="auto" w:line="240"/>
+              <w:rPr/>
+            </w:pPr>
+            <w:hyperlink r:id="rId22">
               <w:r>
                 <w:rPr>
-                  <w:rStyle w:val="Style3"/>
+                  <w:rStyle w:val="ListLabel5"/>
                   <w:rFonts w:eastAsia="Nunito" w:cs="Nunito" w:ascii="Monaspace Xenon Medium" w:hAnsi="Monaspace Xenon Medium"/>
                   <w:color w:val="1155CC"/>
                   <w:sz w:val="18"/>
@@ -4307,7 +4384,7 @@
         </w:tc>
         <w:tc>
           <w:tcPr>
-            <w:tcW w:w="108" w:type="dxa"/>
+            <w:tcW w:w="109" w:type="dxa"/>
             <w:tcBorders/>
           </w:tcPr>
           <w:p>
@@ -4432,7 +4509,7 @@
     </w:rPr>
   </w:style>
   <w:style w:type="paragraph" w:styleId="Heading1">
-    <w:name w:val="heading 1"/>
+    <w:name w:val="Heading 1"/>
     <w:basedOn w:val="normal1"/>
     <w:next w:val="normal1"/>
     <w:qFormat/>
@@ -4448,7 +4525,7 @@
     </w:rPr>
   </w:style>
   <w:style w:type="paragraph" w:styleId="Heading2">
-    <w:name w:val="heading 2"/>
+    <w:name w:val="Heading 2"/>
     <w:basedOn w:val="normal1"/>
     <w:next w:val="normal1"/>
     <w:qFormat/>
@@ -4465,7 +4542,7 @@
     </w:rPr>
   </w:style>
   <w:style w:type="paragraph" w:styleId="Heading3">
-    <w:name w:val="heading 3"/>
+    <w:name w:val="Heading 3"/>
     <w:basedOn w:val="normal1"/>
     <w:next w:val="normal1"/>
     <w:qFormat/>
@@ -4483,7 +4560,7 @@
     </w:rPr>
   </w:style>
   <w:style w:type="paragraph" w:styleId="Heading4">
-    <w:name w:val="heading 4"/>
+    <w:name w:val="Heading 4"/>
     <w:basedOn w:val="normal1"/>
     <w:next w:val="normal1"/>
     <w:qFormat/>
@@ -4500,7 +4577,7 @@
     </w:rPr>
   </w:style>
   <w:style w:type="paragraph" w:styleId="Heading5">
-    <w:name w:val="heading 5"/>
+    <w:name w:val="Heading 5"/>
     <w:basedOn w:val="normal1"/>
     <w:next w:val="normal1"/>
     <w:qFormat/>
@@ -4517,7 +4594,7 @@
     </w:rPr>
   </w:style>
   <w:style w:type="paragraph" w:styleId="Heading6">
-    <w:name w:val="heading 6"/>
+    <w:name w:val="Heading 6"/>
     <w:basedOn w:val="normal1"/>
     <w:next w:val="normal1"/>
     <w:qFormat/>
@@ -4580,7 +4657,7 @@
     </w:rPr>
   </w:style>
   <w:style w:type="paragraph" w:styleId="Caption">
-    <w:name w:val="caption"/>
+    <w:name w:val="Caption"/>
     <w:basedOn w:val="Normal"/>
     <w:qFormat/>
     <w:pPr>

--- a/jason-moss-resume.docx
+++ b/jason-moss-resume.docx
@@ -364,7 +364,123 @@
           <w:szCs w:val="28"/>
           <w:u w:val="none"/>
         </w:rPr>
-        <w:t xml:space="preserve">    </w:t>
+        <w:t xml:space="preserve">    _____________________________________________________________________</w:t>
+      </w:r>
+    </w:p>
+    <w:p>
+      <w:pPr>
+        <w:pStyle w:val="Normal"/>
+        <w:bidi w:val="0"/>
+        <w:jc w:val="start"/>
+        <w:rPr>
+          <w:rFonts w:ascii="Open Sans" w:hAnsi="Open Sans"/>
+          <w:u w:val="none"/>
+        </w:rPr>
+      </w:pPr>
+      <w:r>
+        <w:rPr>
+          <w:rFonts w:ascii="Open Sans" w:hAnsi="Open Sans"/>
+          <w:sz w:val="20"/>
+          <w:szCs w:val="20"/>
+          <w:u w:val="none"/>
+        </w:rPr>
+        <w:t>A multi-faceted and experienced web developer with over 18 years of expertise in planning, developing, implementing, and maintaining modern websites. Adept in Drupal 10/11 development, multilingual site configuration, custom module creation, and performance optimization. Skilled at applying secure coding practices and deployment automation to ensure scalable and efficient web solutions.</w:t>
+      </w:r>
+    </w:p>
+    <w:p>
+      <w:pPr>
+        <w:pStyle w:val="Normal"/>
+        <w:bidi w:val="0"/>
+        <w:jc w:val="start"/>
+        <w:rPr>
+          <w:rFonts w:ascii="Open Sans" w:hAnsi="Open Sans"/>
+          <w:sz w:val="20"/>
+          <w:szCs w:val="20"/>
+          <w:u w:val="none"/>
+        </w:rPr>
+      </w:pPr>
+      <w:r>
+        <w:rPr>
+          <w:rFonts w:ascii="Open Sans" w:hAnsi="Open Sans"/>
+          <w:sz w:val="20"/>
+          <w:szCs w:val="20"/>
+          <w:u w:val="none"/>
+        </w:rPr>
+      </w:r>
+    </w:p>
+    <w:p>
+      <w:pPr>
+        <w:pStyle w:val="Normal"/>
+        <w:bidi w:val="0"/>
+        <w:jc w:val="start"/>
+        <w:rPr>
+          <w:rFonts w:ascii="Open Sans" w:hAnsi="Open Sans"/>
+          <w:sz w:val="20"/>
+          <w:szCs w:val="20"/>
+        </w:rPr>
+      </w:pPr>
+      <w:r>
+        <w:rPr>
+          <w:rFonts w:ascii="Open Sans" w:hAnsi="Open Sans"/>
+          <w:sz w:val="20"/>
+          <w:szCs w:val="20"/>
+          <w:u w:val="none"/>
+        </w:rPr>
+        <w:t xml:space="preserve">Committed to supporting organizations in transforming their web environments and defining robust web strategies, </w:t>
+      </w:r>
+      <w:r>
+        <w:rPr>
+          <w:rFonts w:ascii="Open Sans" w:hAnsi="Open Sans"/>
+          <w:sz w:val="20"/>
+          <w:szCs w:val="20"/>
+        </w:rPr>
+        <w:t>strictly adhering to open standards and conventions.</w:t>
+      </w:r>
+    </w:p>
+    <w:p>
+      <w:pPr>
+        <w:pStyle w:val="Normal"/>
+        <w:bidi w:val="0"/>
+        <w:jc w:val="start"/>
+        <w:rPr>
+          <w:rFonts w:ascii="Open Sans" w:hAnsi="Open Sans"/>
+          <w:sz w:val="20"/>
+          <w:szCs w:val="20"/>
+          <w:u w:val="none"/>
+        </w:rPr>
+      </w:pPr>
+      <w:r>
+        <w:rPr>
+          <w:rFonts w:ascii="Open Sans" w:hAnsi="Open Sans"/>
+          <w:sz w:val="20"/>
+          <w:szCs w:val="20"/>
+          <w:u w:val="none"/>
+        </w:rPr>
+      </w:r>
+    </w:p>
+    <w:p>
+      <w:pPr>
+        <w:pStyle w:val="Heading2"/>
+        <w:numPr>
+          <w:ilvl w:val="1"/>
+          <w:numId w:val="1"/>
+        </w:numPr>
+        <w:bidi w:val="0"/>
+        <w:ind w:hanging="0" w:start="0"/>
+        <w:jc w:val="start"/>
+        <w:rPr>
+          <w:rFonts w:ascii="Open Sans" w:hAnsi="Open Sans"/>
+          <w:u w:val="none"/>
+        </w:rPr>
+      </w:pPr>
+      <w:r>
+        <w:rPr>
+          <w:rFonts w:ascii="Open Sans" w:hAnsi="Open Sans"/>
+          <w:sz w:val="28"/>
+          <w:szCs w:val="28"/>
+          <w:u w:val="none"/>
+        </w:rPr>
+        <w:t>EDUCATION</w:t>
       </w:r>
       <w:r>
         <w:rPr>
@@ -375,6 +491,17 @@
           <w:szCs w:val="28"/>
           <w:u w:val="none"/>
         </w:rPr>
+        <w:t xml:space="preserve">    </w:t>
+      </w:r>
+      <w:r>
+        <w:rPr>
+          <w:rFonts w:ascii="Open Sans" w:hAnsi="Open Sans"/>
+          <w:b/>
+          <w:bCs/>
+          <w:sz w:val="28"/>
+          <w:szCs w:val="28"/>
+          <w:u w:val="none"/>
+        </w:rPr>
         <w:t>_____________________________________________________________________</w:t>
       </w:r>
     </w:p>
@@ -391,61 +518,55 @@
       <w:r>
         <w:rPr>
           <w:rFonts w:ascii="Open Sans" w:hAnsi="Open Sans"/>
-          <w:sz w:val="20"/>
-          <w:szCs w:val="20"/>
-          <w:u w:val="none"/>
-        </w:rPr>
-        <w:t>A multi-faceted and experienced web developer with over 18 years of expertise in planning, developing, implementing, and maintaining modern websites. Adept in Drupal 10/11 development, multilingual site configuration, custom module creation, and performance optimization. Skilled at applying secure coding practices and deployment automation to ensure scalable and efficient web solutions.</w:t>
-      </w:r>
-    </w:p>
-    <w:p>
-      <w:pPr>
-        <w:pStyle w:val="Normal"/>
-        <w:bidi w:val="0"/>
-        <w:jc w:val="start"/>
-        <w:rPr>
-          <w:rFonts w:ascii="Open Sans" w:hAnsi="Open Sans"/>
-          <w:sz w:val="20"/>
-          <w:szCs w:val="20"/>
-          <w:u w:val="none"/>
-        </w:rPr>
-      </w:pPr>
-      <w:r>
-        <w:rPr>
-          <w:rFonts w:ascii="Open Sans" w:hAnsi="Open Sans"/>
-          <w:sz w:val="20"/>
-          <w:szCs w:val="20"/>
-          <w:u w:val="none"/>
-        </w:rPr>
-      </w:r>
-    </w:p>
-    <w:p>
-      <w:pPr>
-        <w:pStyle w:val="Normal"/>
-        <w:bidi w:val="0"/>
-        <w:jc w:val="start"/>
-        <w:rPr>
-          <w:rFonts w:ascii="Open Sans" w:hAnsi="Open Sans"/>
-          <w:sz w:val="20"/>
-          <w:szCs w:val="20"/>
-        </w:rPr>
-      </w:pPr>
-      <w:r>
-        <w:rPr>
-          <w:rFonts w:ascii="Open Sans" w:hAnsi="Open Sans"/>
-          <w:sz w:val="20"/>
-          <w:szCs w:val="20"/>
-          <w:u w:val="none"/>
-        </w:rPr>
-        <w:t xml:space="preserve">Committed to supporting organizations in transforming their web environments and defining robust web strategies, </w:t>
-      </w:r>
-      <w:r>
-        <w:rPr>
-          <w:rFonts w:ascii="Open Sans" w:hAnsi="Open Sans"/>
-          <w:sz w:val="20"/>
-          <w:szCs w:val="20"/>
-        </w:rPr>
-        <w:t>strictly adhering to open standards and conventions.</w:t>
+          <w:b/>
+          <w:bCs/>
+          <w:sz w:val="20"/>
+          <w:szCs w:val="20"/>
+          <w:u w:val="none"/>
+        </w:rPr>
+        <w:t>DeVry Institute of Technology</w:t>
+      </w:r>
+    </w:p>
+    <w:p>
+      <w:pPr>
+        <w:pStyle w:val="Normal"/>
+        <w:bidi w:val="0"/>
+        <w:jc w:val="start"/>
+        <w:rPr>
+          <w:rFonts w:ascii="Open Sans" w:hAnsi="Open Sans"/>
+          <w:u w:val="none"/>
+        </w:rPr>
+      </w:pPr>
+      <w:r>
+        <w:rPr>
+          <w:rFonts w:ascii="Open Sans" w:hAnsi="Open Sans"/>
+          <w:sz w:val="20"/>
+          <w:szCs w:val="20"/>
+          <w:u w:val="none"/>
+        </w:rPr>
+        <w:t>Bachelor's in Computer Information Systems</w:t>
+      </w:r>
+    </w:p>
+    <w:p>
+      <w:pPr>
+        <w:pStyle w:val="Normal"/>
+        <w:bidi w:val="0"/>
+        <w:jc w:val="start"/>
+        <w:rPr>
+          <w:rFonts w:ascii="Open Sans" w:hAnsi="Open Sans"/>
+          <w:sz w:val="20"/>
+          <w:szCs w:val="20"/>
+          <w:u w:val="none"/>
+        </w:rPr>
+      </w:pPr>
+      <w:r>
+        <w:rPr>
+          <w:rFonts w:ascii="Open Sans" w:hAnsi="Open Sans"/>
+          <w:sz w:val="20"/>
+          <w:szCs w:val="20"/>
+          <w:u w:val="none"/>
+        </w:rPr>
+        <w:t>Calgary, AB | 2001 – 2003</w:t>
       </w:r>
     </w:p>
     <w:p>
@@ -491,7 +612,7 @@
           <w:szCs w:val="28"/>
           <w:u w:val="none"/>
         </w:rPr>
-        <w:t>EDUCATION</w:t>
+        <w:t>KEY SKILLS</w:t>
       </w:r>
       <w:r>
         <w:rPr>
@@ -502,128 +623,513 @@
           <w:szCs w:val="28"/>
           <w:u w:val="none"/>
         </w:rPr>
-        <w:t xml:space="preserve">    </w:t>
-      </w:r>
+        <w:t xml:space="preserve">     __________________________________________________________________</w:t>
+      </w:r>
+    </w:p>
+    <w:p>
+      <w:pPr>
+        <w:pStyle w:val="Heading6"/>
+        <w:numPr>
+          <w:ilvl w:val="5"/>
+          <w:numId w:val="1"/>
+        </w:numPr>
+        <w:bidi w:val="0"/>
+        <w:ind w:hanging="0" w:start="0"/>
+        <w:jc w:val="start"/>
+        <w:rPr>
+          <w:rFonts w:ascii="Open Sans" w:hAnsi="Open Sans"/>
+          <w:u w:val="none"/>
+        </w:rPr>
+      </w:pPr>
+      <w:r>
+        <w:rPr>
+          <w:rFonts w:ascii="Open Sans" w:hAnsi="Open Sans"/>
+          <w:u w:val="none"/>
+        </w:rPr>
+        <w:t>Drupal Expertise</w:t>
+      </w:r>
+    </w:p>
+    <w:p>
+      <w:pPr>
+        <w:pStyle w:val="BodyText"/>
+        <w:numPr>
+          <w:ilvl w:val="0"/>
+          <w:numId w:val="6"/>
+        </w:numPr>
+        <w:bidi w:val="0"/>
+        <w:spacing w:before="0" w:after="26"/>
+        <w:jc w:val="start"/>
+        <w:rPr>
+          <w:rFonts w:ascii="Open Sans" w:hAnsi="Open Sans"/>
+          <w:u w:val="none"/>
+        </w:rPr>
+      </w:pPr>
+      <w:r>
+        <w:rPr>
+          <w:rFonts w:ascii="Open Sans" w:hAnsi="Open Sans"/>
+          <w:sz w:val="20"/>
+          <w:szCs w:val="20"/>
+          <w:u w:val="none"/>
+        </w:rPr>
+        <w:t>Full-cycle Drupal 7–11 development.</w:t>
+      </w:r>
+    </w:p>
+    <w:p>
+      <w:pPr>
+        <w:pStyle w:val="BodyText"/>
+        <w:numPr>
+          <w:ilvl w:val="0"/>
+          <w:numId w:val="5"/>
+        </w:numPr>
+        <w:bidi w:val="0"/>
+        <w:spacing w:lineRule="auto" w:line="240" w:before="0" w:after="26"/>
+        <w:jc w:val="start"/>
+        <w:rPr>
+          <w:rFonts w:ascii="Open Sans" w:hAnsi="Open Sans"/>
+          <w:u w:val="none"/>
+        </w:rPr>
+      </w:pPr>
+      <w:r>
+        <w:rPr>
+          <w:rFonts w:ascii="Open Sans" w:hAnsi="Open Sans"/>
+          <w:sz w:val="20"/>
+          <w:szCs w:val="20"/>
+          <w:u w:val="none"/>
+        </w:rPr>
+        <w:t>Multilingual website configuration, including domain detection and language switching.</w:t>
+      </w:r>
+    </w:p>
+    <w:p>
+      <w:pPr>
+        <w:pStyle w:val="BodyText"/>
+        <w:numPr>
+          <w:ilvl w:val="0"/>
+          <w:numId w:val="5"/>
+        </w:numPr>
+        <w:bidi w:val="0"/>
+        <w:spacing w:lineRule="auto" w:line="240" w:before="0" w:after="26"/>
+        <w:jc w:val="start"/>
+        <w:rPr>
+          <w:rFonts w:ascii="Open Sans" w:hAnsi="Open Sans"/>
+          <w:u w:val="none"/>
+        </w:rPr>
+      </w:pPr>
+      <w:r>
+        <w:rPr>
+          <w:rFonts w:ascii="Open Sans" w:hAnsi="Open Sans"/>
+          <w:sz w:val="20"/>
+          <w:szCs w:val="20"/>
+          <w:u w:val="none"/>
+        </w:rPr>
+        <w:t>Custom module creation and theming using Twig templates.</w:t>
+      </w:r>
+    </w:p>
+    <w:p>
+      <w:pPr>
+        <w:pStyle w:val="BodyText"/>
+        <w:numPr>
+          <w:ilvl w:val="0"/>
+          <w:numId w:val="5"/>
+        </w:numPr>
+        <w:bidi w:val="0"/>
+        <w:spacing w:lineRule="auto" w:line="240" w:before="0" w:after="26"/>
+        <w:jc w:val="start"/>
+        <w:rPr>
+          <w:rFonts w:ascii="Open Sans" w:hAnsi="Open Sans"/>
+          <w:u w:val="none"/>
+        </w:rPr>
+      </w:pPr>
+      <w:r>
+        <w:rPr>
+          <w:rFonts w:ascii="Open Sans" w:hAnsi="Open Sans"/>
+          <w:sz w:val="20"/>
+          <w:szCs w:val="20"/>
+          <w:u w:val="none"/>
+        </w:rPr>
+        <w:t>Advanced Views configuration and custom content type design.</w:t>
+      </w:r>
+    </w:p>
+    <w:p>
+      <w:pPr>
+        <w:pStyle w:val="Heading6"/>
+        <w:numPr>
+          <w:ilvl w:val="5"/>
+          <w:numId w:val="1"/>
+        </w:numPr>
+        <w:bidi w:val="0"/>
+        <w:ind w:hanging="0" w:start="0"/>
+        <w:jc w:val="start"/>
+        <w:rPr>
+          <w:rFonts w:ascii="Open Sans" w:hAnsi="Open Sans"/>
+          <w:u w:val="none"/>
+        </w:rPr>
+      </w:pPr>
+      <w:r>
+        <w:rPr>
+          <w:rFonts w:ascii="Open Sans" w:hAnsi="Open Sans"/>
+          <w:u w:val="none"/>
+        </w:rPr>
+        <w:t>Security and Performance Optimization</w:t>
+      </w:r>
+    </w:p>
+    <w:p>
+      <w:pPr>
+        <w:pStyle w:val="BodyText"/>
+        <w:numPr>
+          <w:ilvl w:val="0"/>
+          <w:numId w:val="3"/>
+        </w:numPr>
+        <w:bidi w:val="0"/>
+        <w:spacing w:lineRule="auto" w:line="240" w:before="0" w:after="26"/>
+        <w:jc w:val="start"/>
+        <w:rPr>
+          <w:rFonts w:ascii="Open Sans" w:hAnsi="Open Sans"/>
+          <w:u w:val="none"/>
+        </w:rPr>
+      </w:pPr>
+      <w:r>
+        <w:rPr>
+          <w:rFonts w:ascii="Open Sans" w:hAnsi="Open Sans"/>
+          <w:sz w:val="20"/>
+          <w:szCs w:val="20"/>
+          <w:u w:val="none"/>
+        </w:rPr>
+        <w:t>Implemented security best practices, ensuring compliance with DSAs.</w:t>
+      </w:r>
+    </w:p>
+    <w:p>
+      <w:pPr>
+        <w:pStyle w:val="BodyText"/>
+        <w:numPr>
+          <w:ilvl w:val="0"/>
+          <w:numId w:val="3"/>
+        </w:numPr>
+        <w:bidi w:val="0"/>
+        <w:spacing w:lineRule="auto" w:line="240" w:before="0" w:after="26"/>
+        <w:jc w:val="start"/>
+        <w:rPr>
+          <w:rFonts w:ascii="Open Sans" w:hAnsi="Open Sans"/>
+          <w:u w:val="none"/>
+        </w:rPr>
+      </w:pPr>
+      <w:r>
+        <w:rPr>
+          <w:rFonts w:ascii="Open Sans" w:hAnsi="Open Sans"/>
+          <w:sz w:val="20"/>
+          <w:szCs w:val="20"/>
+          <w:u w:val="none"/>
+        </w:rPr>
+        <w:t>Conducted audits to identify vulnerabilities and optimize performance.</w:t>
+      </w:r>
+    </w:p>
+    <w:p>
+      <w:pPr>
+        <w:pStyle w:val="BodyText"/>
+        <w:numPr>
+          <w:ilvl w:val="0"/>
+          <w:numId w:val="3"/>
+        </w:numPr>
+        <w:bidi w:val="0"/>
+        <w:spacing w:lineRule="auto" w:line="240" w:before="0" w:after="26"/>
+        <w:jc w:val="start"/>
+        <w:rPr>
+          <w:rFonts w:ascii="Open Sans" w:hAnsi="Open Sans"/>
+          <w:u w:val="none"/>
+        </w:rPr>
+      </w:pPr>
+      <w:r>
+        <w:rPr>
+          <w:rFonts w:ascii="Open Sans" w:hAnsi="Open Sans"/>
+          <w:sz w:val="20"/>
+          <w:szCs w:val="20"/>
+          <w:u w:val="none"/>
+        </w:rPr>
+        <w:t>Enhanced front-end and back-end performance using caching, database tuning, and API integrations.</w:t>
+      </w:r>
+    </w:p>
+    <w:p>
+      <w:pPr>
+        <w:pStyle w:val="Heading6"/>
+        <w:numPr>
+          <w:ilvl w:val="5"/>
+          <w:numId w:val="1"/>
+        </w:numPr>
+        <w:bidi w:val="0"/>
+        <w:ind w:hanging="0" w:start="0"/>
+        <w:jc w:val="start"/>
+        <w:rPr>
+          <w:rFonts w:ascii="Open Sans" w:hAnsi="Open Sans"/>
+          <w:u w:val="none"/>
+        </w:rPr>
+      </w:pPr>
+      <w:r>
+        <w:rPr>
+          <w:rFonts w:ascii="Open Sans" w:hAnsi="Open Sans"/>
+          <w:u w:val="none"/>
+        </w:rPr>
+        <w:t>Deployment and Automation</w:t>
+      </w:r>
+    </w:p>
+    <w:p>
+      <w:pPr>
+        <w:pStyle w:val="BodyText"/>
+        <w:numPr>
+          <w:ilvl w:val="0"/>
+          <w:numId w:val="4"/>
+        </w:numPr>
+        <w:bidi w:val="0"/>
+        <w:spacing w:lineRule="auto" w:line="240" w:before="0" w:after="26"/>
+        <w:jc w:val="start"/>
+        <w:rPr>
+          <w:rFonts w:ascii="Open Sans" w:hAnsi="Open Sans"/>
+          <w:u w:val="none"/>
+        </w:rPr>
+      </w:pPr>
+      <w:r>
+        <w:rPr>
+          <w:rFonts w:ascii="Open Sans" w:hAnsi="Open Sans"/>
+          <w:sz w:val="20"/>
+          <w:szCs w:val="20"/>
+          <w:u w:val="none"/>
+        </w:rPr>
+        <w:t>Experienced in Docker-based application containerization and deployment.</w:t>
+      </w:r>
+    </w:p>
+    <w:p>
+      <w:pPr>
+        <w:pStyle w:val="BodyText"/>
+        <w:numPr>
+          <w:ilvl w:val="0"/>
+          <w:numId w:val="4"/>
+        </w:numPr>
+        <w:bidi w:val="0"/>
+        <w:spacing w:lineRule="auto" w:line="240" w:before="0" w:after="26"/>
+        <w:jc w:val="start"/>
+        <w:rPr>
+          <w:rFonts w:ascii="Open Sans" w:hAnsi="Open Sans"/>
+          <w:u w:val="none"/>
+        </w:rPr>
+      </w:pPr>
+      <w:r>
+        <w:rPr>
+          <w:rFonts w:ascii="Open Sans" w:hAnsi="Open Sans"/>
+          <w:sz w:val="20"/>
+          <w:szCs w:val="20"/>
+          <w:u w:val="none"/>
+        </w:rPr>
+        <w:t>Built CI/CD pipelines using Git and Azure DevOps for automated workflows.</w:t>
+      </w:r>
+    </w:p>
+    <w:p>
+      <w:pPr>
+        <w:pStyle w:val="BodyText"/>
+        <w:numPr>
+          <w:ilvl w:val="0"/>
+          <w:numId w:val="4"/>
+        </w:numPr>
+        <w:bidi w:val="0"/>
+        <w:spacing w:lineRule="auto" w:line="240" w:before="0" w:after="26"/>
+        <w:jc w:val="start"/>
+        <w:rPr>
+          <w:rFonts w:ascii="Open Sans" w:hAnsi="Open Sans"/>
+          <w:u w:val="none"/>
+        </w:rPr>
+      </w:pPr>
+      <w:r>
+        <w:rPr>
+          <w:rFonts w:ascii="Open Sans" w:hAnsi="Open Sans"/>
+          <w:sz w:val="20"/>
+          <w:szCs w:val="20"/>
+          <w:u w:val="none"/>
+        </w:rPr>
+        <w:t>Managed Linux-based environments and cloud infrastructure.</w:t>
+      </w:r>
+    </w:p>
+    <w:p>
+      <w:pPr>
+        <w:pStyle w:val="Heading6"/>
+        <w:numPr>
+          <w:ilvl w:val="5"/>
+          <w:numId w:val="1"/>
+        </w:numPr>
+        <w:bidi w:val="0"/>
+        <w:ind w:hanging="0" w:start="0"/>
+        <w:jc w:val="start"/>
+        <w:rPr>
+          <w:rFonts w:ascii="Open Sans" w:hAnsi="Open Sans"/>
+          <w:u w:val="none"/>
+        </w:rPr>
+      </w:pPr>
+      <w:r>
+        <w:rPr>
+          <w:rFonts w:ascii="Open Sans" w:hAnsi="Open Sans"/>
+          <w:u w:val="none"/>
+        </w:rPr>
+        <w:t>Technical Tools and Technologies</w:t>
+      </w:r>
+    </w:p>
+    <w:p>
+      <w:pPr>
+        <w:pStyle w:val="BodyText"/>
+        <w:bidi w:val="0"/>
+        <w:spacing w:lineRule="auto" w:line="240" w:before="0" w:after="26"/>
+        <w:ind w:hanging="0" w:start="397" w:end="0"/>
+        <w:jc w:val="start"/>
+        <w:rPr>
+          <w:rFonts w:ascii="Open Sans" w:hAnsi="Open Sans"/>
+          <w:u w:val="none"/>
+        </w:rPr>
+      </w:pPr>
       <w:r>
         <w:rPr>
           <w:rFonts w:ascii="Open Sans" w:hAnsi="Open Sans"/>
           <w:b/>
           <w:bCs/>
+          <w:sz w:val="20"/>
+          <w:szCs w:val="20"/>
+          <w:u w:val="none"/>
+        </w:rPr>
+        <w:t>Languages:</w:t>
+        <w:tab/>
+        <w:tab/>
+      </w:r>
+      <w:r>
+        <w:rPr>
+          <w:rFonts w:ascii="Open Sans" w:hAnsi="Open Sans"/>
+          <w:sz w:val="20"/>
+          <w:szCs w:val="20"/>
+          <w:u w:val="none"/>
+        </w:rPr>
+        <w:t>PHP 8, JavaScript (ES6+), HTML5, CSS3</w:t>
+      </w:r>
+    </w:p>
+    <w:p>
+      <w:pPr>
+        <w:pStyle w:val="BodyText"/>
+        <w:bidi w:val="0"/>
+        <w:spacing w:lineRule="auto" w:line="240" w:before="0" w:after="26"/>
+        <w:ind w:hanging="0" w:start="397" w:end="0"/>
+        <w:jc w:val="start"/>
+        <w:rPr>
+          <w:rFonts w:ascii="Open Sans" w:hAnsi="Open Sans"/>
+          <w:u w:val="none"/>
+        </w:rPr>
+      </w:pPr>
+      <w:r>
+        <w:rPr>
+          <w:rFonts w:ascii="Open Sans" w:hAnsi="Open Sans"/>
+          <w:b/>
+          <w:bCs/>
+          <w:sz w:val="20"/>
+          <w:szCs w:val="20"/>
+          <w:u w:val="none"/>
+        </w:rPr>
+        <w:t>Frameworks/CMS:</w:t>
+        <w:tab/>
+      </w:r>
+      <w:r>
+        <w:rPr>
+          <w:rFonts w:ascii="Open Sans" w:hAnsi="Open Sans"/>
+          <w:sz w:val="20"/>
+          <w:szCs w:val="20"/>
+          <w:u w:val="none"/>
+        </w:rPr>
+        <w:t>Drupal 7–11, WordPress, Laravel, Craft CMS, B2evolution</w:t>
+      </w:r>
+    </w:p>
+    <w:p>
+      <w:pPr>
+        <w:pStyle w:val="BodyText"/>
+        <w:bidi w:val="0"/>
+        <w:spacing w:lineRule="auto" w:line="240" w:before="0" w:after="26"/>
+        <w:ind w:hanging="0" w:start="397" w:end="0"/>
+        <w:jc w:val="start"/>
+        <w:rPr>
+          <w:rFonts w:ascii="Open Sans" w:hAnsi="Open Sans"/>
+          <w:u w:val="none"/>
+        </w:rPr>
+      </w:pPr>
+      <w:r>
+        <w:rPr>
+          <w:rFonts w:ascii="Open Sans" w:hAnsi="Open Sans"/>
+          <w:b/>
+          <w:bCs/>
+          <w:sz w:val="20"/>
+          <w:szCs w:val="20"/>
+          <w:u w:val="none"/>
+        </w:rPr>
+        <w:t>Databases:</w:t>
+        <w:tab/>
+        <w:tab/>
+      </w:r>
+      <w:r>
+        <w:rPr>
+          <w:rFonts w:ascii="Open Sans" w:hAnsi="Open Sans"/>
+          <w:sz w:val="20"/>
+          <w:szCs w:val="20"/>
+          <w:u w:val="none"/>
+        </w:rPr>
+        <w:t>MySQL/MariaDB</w:t>
+      </w:r>
+    </w:p>
+    <w:p>
+      <w:pPr>
+        <w:pStyle w:val="BodyText"/>
+        <w:bidi w:val="0"/>
+        <w:spacing w:lineRule="auto" w:line="240" w:before="0" w:after="26"/>
+        <w:ind w:hanging="0" w:start="397" w:end="0"/>
+        <w:jc w:val="start"/>
+        <w:rPr>
+          <w:rFonts w:ascii="Open Sans" w:hAnsi="Open Sans"/>
+          <w:u w:val="none"/>
+        </w:rPr>
+      </w:pPr>
+      <w:r>
+        <w:rPr>
+          <w:rFonts w:ascii="Open Sans" w:hAnsi="Open Sans"/>
+          <w:b/>
+          <w:bCs/>
+          <w:sz w:val="20"/>
+          <w:szCs w:val="20"/>
+          <w:u w:val="none"/>
+        </w:rPr>
+        <w:t>Other Tools:</w:t>
+        <w:tab/>
+        <w:tab/>
+      </w:r>
+      <w:r>
+        <w:rPr>
+          <w:rFonts w:ascii="Open Sans" w:hAnsi="Open Sans"/>
+          <w:sz w:val="20"/>
+          <w:szCs w:val="20"/>
+          <w:u w:val="none"/>
+        </w:rPr>
+        <w:t>Apache, Solr, Docker, Git, Azure DevOps, W3C Standards, WCAG 2 Standards</w:t>
+      </w:r>
+    </w:p>
+    <w:p>
+      <w:pPr>
+        <w:pStyle w:val="Heading2"/>
+        <w:numPr>
+          <w:ilvl w:val="1"/>
+          <w:numId w:val="1"/>
+        </w:numPr>
+        <w:bidi w:val="0"/>
+        <w:ind w:hanging="0" w:start="0"/>
+        <w:jc w:val="start"/>
+        <w:rPr>
+          <w:rFonts w:ascii="Open Sans" w:hAnsi="Open Sans"/>
+          <w:u w:val="none"/>
+        </w:rPr>
+      </w:pPr>
+      <w:r>
+        <w:rPr>
+          <w:rFonts w:ascii="Open Sans" w:hAnsi="Open Sans"/>
           <w:sz w:val="28"/>
           <w:szCs w:val="28"/>
           <w:u w:val="none"/>
         </w:rPr>
-        <w:t>_____________________________________________________________________</w:t>
-      </w:r>
-    </w:p>
-    <w:p>
-      <w:pPr>
-        <w:pStyle w:val="Normal"/>
-        <w:bidi w:val="0"/>
-        <w:jc w:val="start"/>
-        <w:rPr>
-          <w:rFonts w:ascii="Open Sans" w:hAnsi="Open Sans"/>
-          <w:u w:val="none"/>
-        </w:rPr>
-      </w:pPr>
-      <w:r>
-        <w:rPr>
-          <w:rFonts w:ascii="Open Sans" w:hAnsi="Open Sans"/>
-          <w:b/>
-          <w:bCs/>
-          <w:sz w:val="20"/>
-          <w:szCs w:val="20"/>
-          <w:u w:val="none"/>
-        </w:rPr>
-        <w:t>DeVry Institute of Technology</w:t>
-      </w:r>
-    </w:p>
-    <w:p>
-      <w:pPr>
-        <w:pStyle w:val="Normal"/>
-        <w:bidi w:val="0"/>
-        <w:jc w:val="start"/>
-        <w:rPr>
-          <w:rFonts w:ascii="Open Sans" w:hAnsi="Open Sans"/>
-          <w:u w:val="none"/>
-        </w:rPr>
-      </w:pPr>
-      <w:r>
-        <w:rPr>
-          <w:rFonts w:ascii="Open Sans" w:hAnsi="Open Sans"/>
-          <w:sz w:val="20"/>
-          <w:szCs w:val="20"/>
-          <w:u w:val="none"/>
-        </w:rPr>
-        <w:t>Bachelor's in Computer Information Systems</w:t>
-      </w:r>
-    </w:p>
-    <w:p>
-      <w:pPr>
-        <w:pStyle w:val="Normal"/>
-        <w:bidi w:val="0"/>
-        <w:jc w:val="start"/>
-        <w:rPr>
-          <w:rFonts w:ascii="Open Sans" w:hAnsi="Open Sans"/>
-          <w:sz w:val="20"/>
-          <w:szCs w:val="20"/>
-          <w:u w:val="none"/>
-        </w:rPr>
-      </w:pPr>
-      <w:r>
-        <w:rPr>
-          <w:rFonts w:ascii="Open Sans" w:hAnsi="Open Sans"/>
-          <w:sz w:val="20"/>
-          <w:szCs w:val="20"/>
-          <w:u w:val="none"/>
-        </w:rPr>
-        <w:t>Calgary, AB | 2001 – 2003</w:t>
-      </w:r>
-    </w:p>
-    <w:p>
-      <w:pPr>
-        <w:pStyle w:val="Normal"/>
-        <w:bidi w:val="0"/>
-        <w:jc w:val="start"/>
-        <w:rPr>
-          <w:rFonts w:ascii="Open Sans" w:hAnsi="Open Sans"/>
-          <w:sz w:val="20"/>
-          <w:szCs w:val="20"/>
-          <w:u w:val="none"/>
-        </w:rPr>
-      </w:pPr>
-      <w:r>
-        <w:rPr>
-          <w:rFonts w:ascii="Open Sans" w:hAnsi="Open Sans"/>
-          <w:sz w:val="20"/>
-          <w:szCs w:val="20"/>
-          <w:u w:val="none"/>
-        </w:rPr>
-      </w:r>
-    </w:p>
-    <w:p>
-      <w:pPr>
-        <w:pStyle w:val="Heading2"/>
-        <w:numPr>
-          <w:ilvl w:val="1"/>
-          <w:numId w:val="1"/>
-        </w:numPr>
-        <w:bidi w:val="0"/>
-        <w:ind w:hanging="0" w:start="0"/>
-        <w:jc w:val="start"/>
-        <w:rPr>
-          <w:rFonts w:ascii="Open Sans" w:hAnsi="Open Sans"/>
-          <w:u w:val="none"/>
-        </w:rPr>
-      </w:pPr>
-      <w:r>
-        <w:rPr>
-          <w:rFonts w:ascii="Open Sans" w:hAnsi="Open Sans"/>
-          <w:sz w:val="28"/>
-          <w:szCs w:val="28"/>
-          <w:u w:val="none"/>
-        </w:rPr>
-        <w:t>KEY SKILLS</w:t>
+        <w:t>PROFESSIONAL EXPERIENCE</w:t>
       </w:r>
       <w:r>
         <w:rPr>
@@ -634,546 +1140,7 @@
           <w:szCs w:val="28"/>
           <w:u w:val="none"/>
         </w:rPr>
-        <w:t xml:space="preserve">     </w:t>
-      </w:r>
-      <w:r>
-        <w:rPr>
-          <w:rFonts w:ascii="Open Sans" w:hAnsi="Open Sans"/>
-          <w:b w:val="false"/>
-          <w:bCs w:val="false"/>
-          <w:sz w:val="28"/>
-          <w:szCs w:val="28"/>
-          <w:u w:val="none"/>
-        </w:rPr>
-        <w:t>__________________________________________________________________</w:t>
-      </w:r>
-    </w:p>
-    <w:p>
-      <w:pPr>
-        <w:pStyle w:val="Heading6"/>
-        <w:numPr>
-          <w:ilvl w:val="5"/>
-          <w:numId w:val="1"/>
-        </w:numPr>
-        <w:bidi w:val="0"/>
-        <w:ind w:hanging="0" w:start="0"/>
-        <w:jc w:val="start"/>
-        <w:rPr>
-          <w:rFonts w:ascii="Open Sans" w:hAnsi="Open Sans"/>
-          <w:u w:val="none"/>
-        </w:rPr>
-      </w:pPr>
-      <w:r>
-        <w:rPr>
-          <w:rFonts w:ascii="Open Sans" w:hAnsi="Open Sans"/>
-          <w:u w:val="none"/>
-        </w:rPr>
-        <w:t>Drupal Expertise</w:t>
-      </w:r>
-    </w:p>
-    <w:p>
-      <w:pPr>
-        <w:pStyle w:val="BodyText"/>
-        <w:numPr>
-          <w:ilvl w:val="0"/>
-          <w:numId w:val="6"/>
-        </w:numPr>
-        <w:bidi w:val="0"/>
-        <w:spacing w:before="0" w:after="26"/>
-        <w:jc w:val="start"/>
-        <w:rPr>
-          <w:rFonts w:ascii="Open Sans" w:hAnsi="Open Sans"/>
-          <w:u w:val="none"/>
-        </w:rPr>
-      </w:pPr>
-      <w:r>
-        <w:rPr>
-          <w:rFonts w:ascii="Open Sans" w:hAnsi="Open Sans"/>
-          <w:sz w:val="20"/>
-          <w:szCs w:val="20"/>
-          <w:u w:val="none"/>
-        </w:rPr>
-        <w:t>Full-cycle Drupal 7–11 development.</w:t>
-      </w:r>
-    </w:p>
-    <w:p>
-      <w:pPr>
-        <w:pStyle w:val="BodyText"/>
-        <w:numPr>
-          <w:ilvl w:val="0"/>
-          <w:numId w:val="5"/>
-        </w:numPr>
-        <w:bidi w:val="0"/>
-        <w:spacing w:lineRule="auto" w:line="240" w:before="0" w:after="26"/>
-        <w:jc w:val="start"/>
-        <w:rPr>
-          <w:rFonts w:ascii="Open Sans" w:hAnsi="Open Sans"/>
-          <w:u w:val="none"/>
-        </w:rPr>
-      </w:pPr>
-      <w:r>
-        <w:rPr>
-          <w:rFonts w:ascii="Open Sans" w:hAnsi="Open Sans"/>
-          <w:sz w:val="20"/>
-          <w:szCs w:val="20"/>
-          <w:u w:val="none"/>
-        </w:rPr>
-        <w:t>Multilingual website configuration, including domain detection and language switching.</w:t>
-      </w:r>
-    </w:p>
-    <w:p>
-      <w:pPr>
-        <w:pStyle w:val="BodyText"/>
-        <w:numPr>
-          <w:ilvl w:val="0"/>
-          <w:numId w:val="5"/>
-        </w:numPr>
-        <w:bidi w:val="0"/>
-        <w:spacing w:lineRule="auto" w:line="240" w:before="0" w:after="26"/>
-        <w:jc w:val="start"/>
-        <w:rPr>
-          <w:rFonts w:ascii="Open Sans" w:hAnsi="Open Sans"/>
-          <w:u w:val="none"/>
-        </w:rPr>
-      </w:pPr>
-      <w:r>
-        <w:rPr>
-          <w:rFonts w:ascii="Open Sans" w:hAnsi="Open Sans"/>
-          <w:sz w:val="20"/>
-          <w:szCs w:val="20"/>
-          <w:u w:val="none"/>
-        </w:rPr>
-        <w:t>Custom module creation and theming using Twig templates.</w:t>
-      </w:r>
-    </w:p>
-    <w:p>
-      <w:pPr>
-        <w:pStyle w:val="BodyText"/>
-        <w:numPr>
-          <w:ilvl w:val="0"/>
-          <w:numId w:val="5"/>
-        </w:numPr>
-        <w:bidi w:val="0"/>
-        <w:spacing w:lineRule="auto" w:line="240" w:before="0" w:after="26"/>
-        <w:jc w:val="start"/>
-        <w:rPr>
-          <w:rFonts w:ascii="Open Sans" w:hAnsi="Open Sans"/>
-          <w:u w:val="none"/>
-        </w:rPr>
-      </w:pPr>
-      <w:r>
-        <w:rPr>
-          <w:rFonts w:ascii="Open Sans" w:hAnsi="Open Sans"/>
-          <w:sz w:val="20"/>
-          <w:szCs w:val="20"/>
-          <w:u w:val="none"/>
-        </w:rPr>
-        <w:t>Advanced Views configuration and custom content type design.</w:t>
-      </w:r>
-    </w:p>
-    <w:p>
-      <w:pPr>
-        <w:pStyle w:val="Heading6"/>
-        <w:numPr>
-          <w:ilvl w:val="5"/>
-          <w:numId w:val="1"/>
-        </w:numPr>
-        <w:bidi w:val="0"/>
-        <w:ind w:hanging="0" w:start="0"/>
-        <w:jc w:val="start"/>
-        <w:rPr>
-          <w:rFonts w:ascii="Open Sans" w:hAnsi="Open Sans"/>
-          <w:u w:val="none"/>
-        </w:rPr>
-      </w:pPr>
-      <w:r>
-        <w:rPr>
-          <w:rFonts w:ascii="Open Sans" w:hAnsi="Open Sans"/>
-          <w:u w:val="none"/>
-        </w:rPr>
-        <w:t>Security and Performance Optimization</w:t>
-      </w:r>
-    </w:p>
-    <w:p>
-      <w:pPr>
-        <w:pStyle w:val="BodyText"/>
-        <w:numPr>
-          <w:ilvl w:val="0"/>
-          <w:numId w:val="3"/>
-        </w:numPr>
-        <w:bidi w:val="0"/>
-        <w:spacing w:lineRule="auto" w:line="240" w:before="0" w:after="26"/>
-        <w:jc w:val="start"/>
-        <w:rPr>
-          <w:rFonts w:ascii="Open Sans" w:hAnsi="Open Sans"/>
-          <w:u w:val="none"/>
-        </w:rPr>
-      </w:pPr>
-      <w:r>
-        <w:rPr>
-          <w:rFonts w:ascii="Open Sans" w:hAnsi="Open Sans"/>
-          <w:sz w:val="20"/>
-          <w:szCs w:val="20"/>
-          <w:u w:val="none"/>
-        </w:rPr>
-        <w:t>Implemented security best practices, ensuring compliance with DSAs.</w:t>
-      </w:r>
-    </w:p>
-    <w:p>
-      <w:pPr>
-        <w:pStyle w:val="BodyText"/>
-        <w:numPr>
-          <w:ilvl w:val="0"/>
-          <w:numId w:val="3"/>
-        </w:numPr>
-        <w:bidi w:val="0"/>
-        <w:spacing w:lineRule="auto" w:line="240" w:before="0" w:after="26"/>
-        <w:jc w:val="start"/>
-        <w:rPr>
-          <w:rFonts w:ascii="Open Sans" w:hAnsi="Open Sans"/>
-          <w:u w:val="none"/>
-        </w:rPr>
-      </w:pPr>
-      <w:r>
-        <w:rPr>
-          <w:rFonts w:ascii="Open Sans" w:hAnsi="Open Sans"/>
-          <w:sz w:val="20"/>
-          <w:szCs w:val="20"/>
-          <w:u w:val="none"/>
-        </w:rPr>
-        <w:t>Conducted audits to identify vulnerabilities and optimize performance.</w:t>
-      </w:r>
-    </w:p>
-    <w:p>
-      <w:pPr>
-        <w:pStyle w:val="BodyText"/>
-        <w:numPr>
-          <w:ilvl w:val="0"/>
-          <w:numId w:val="3"/>
-        </w:numPr>
-        <w:bidi w:val="0"/>
-        <w:spacing w:lineRule="auto" w:line="240" w:before="0" w:after="26"/>
-        <w:jc w:val="start"/>
-        <w:rPr>
-          <w:rFonts w:ascii="Open Sans" w:hAnsi="Open Sans"/>
-          <w:u w:val="none"/>
-        </w:rPr>
-      </w:pPr>
-      <w:r>
-        <w:rPr>
-          <w:rFonts w:ascii="Open Sans" w:hAnsi="Open Sans"/>
-          <w:sz w:val="20"/>
-          <w:szCs w:val="20"/>
-          <w:u w:val="none"/>
-        </w:rPr>
-        <w:t>Enhanced front-end and back-end performance using caching, database tuning, and API integrations.</w:t>
-      </w:r>
-    </w:p>
-    <w:p>
-      <w:pPr>
-        <w:pStyle w:val="Heading6"/>
-        <w:numPr>
-          <w:ilvl w:val="5"/>
-          <w:numId w:val="1"/>
-        </w:numPr>
-        <w:bidi w:val="0"/>
-        <w:ind w:hanging="0" w:start="0"/>
-        <w:jc w:val="start"/>
-        <w:rPr>
-          <w:rFonts w:ascii="Open Sans" w:hAnsi="Open Sans"/>
-          <w:u w:val="none"/>
-        </w:rPr>
-      </w:pPr>
-      <w:r>
-        <w:rPr>
-          <w:rFonts w:ascii="Open Sans" w:hAnsi="Open Sans"/>
-          <w:u w:val="none"/>
-        </w:rPr>
-        <w:t>Deployment and Automation</w:t>
-      </w:r>
-    </w:p>
-    <w:p>
-      <w:pPr>
-        <w:pStyle w:val="BodyText"/>
-        <w:numPr>
-          <w:ilvl w:val="0"/>
-          <w:numId w:val="4"/>
-        </w:numPr>
-        <w:bidi w:val="0"/>
-        <w:spacing w:lineRule="auto" w:line="240" w:before="0" w:after="26"/>
-        <w:jc w:val="start"/>
-        <w:rPr>
-          <w:rFonts w:ascii="Open Sans" w:hAnsi="Open Sans"/>
-          <w:u w:val="none"/>
-        </w:rPr>
-      </w:pPr>
-      <w:r>
-        <w:rPr>
-          <w:rFonts w:ascii="Open Sans" w:hAnsi="Open Sans"/>
-          <w:sz w:val="20"/>
-          <w:szCs w:val="20"/>
-          <w:u w:val="none"/>
-        </w:rPr>
-        <w:t>Experienced in Docker-based application containerization and deployment.</w:t>
-      </w:r>
-    </w:p>
-    <w:p>
-      <w:pPr>
-        <w:pStyle w:val="BodyText"/>
-        <w:numPr>
-          <w:ilvl w:val="0"/>
-          <w:numId w:val="4"/>
-        </w:numPr>
-        <w:bidi w:val="0"/>
-        <w:spacing w:lineRule="auto" w:line="240" w:before="0" w:after="26"/>
-        <w:jc w:val="start"/>
-        <w:rPr>
-          <w:rFonts w:ascii="Open Sans" w:hAnsi="Open Sans"/>
-          <w:u w:val="none"/>
-        </w:rPr>
-      </w:pPr>
-      <w:r>
-        <w:rPr>
-          <w:rFonts w:ascii="Open Sans" w:hAnsi="Open Sans"/>
-          <w:sz w:val="20"/>
-          <w:szCs w:val="20"/>
-          <w:u w:val="none"/>
-        </w:rPr>
-        <w:t>Built CI/CD pipelines using Git and Azure DevOps for automated workflows.</w:t>
-      </w:r>
-    </w:p>
-    <w:p>
-      <w:pPr>
-        <w:pStyle w:val="BodyText"/>
-        <w:numPr>
-          <w:ilvl w:val="0"/>
-          <w:numId w:val="4"/>
-        </w:numPr>
-        <w:bidi w:val="0"/>
-        <w:spacing w:lineRule="auto" w:line="240" w:before="0" w:after="26"/>
-        <w:jc w:val="start"/>
-        <w:rPr>
-          <w:rFonts w:ascii="Open Sans" w:hAnsi="Open Sans"/>
-          <w:u w:val="none"/>
-        </w:rPr>
-      </w:pPr>
-      <w:r>
-        <w:rPr>
-          <w:rFonts w:ascii="Open Sans" w:hAnsi="Open Sans"/>
-          <w:sz w:val="20"/>
-          <w:szCs w:val="20"/>
-          <w:u w:val="none"/>
-        </w:rPr>
-        <w:t>Managed Linux-based environments and cloud infrastructure.</w:t>
-      </w:r>
-    </w:p>
-    <w:p>
-      <w:pPr>
-        <w:pStyle w:val="Heading6"/>
-        <w:numPr>
-          <w:ilvl w:val="5"/>
-          <w:numId w:val="1"/>
-        </w:numPr>
-        <w:bidi w:val="0"/>
-        <w:ind w:hanging="0" w:start="0"/>
-        <w:jc w:val="start"/>
-        <w:rPr>
-          <w:rFonts w:ascii="Open Sans" w:hAnsi="Open Sans"/>
-          <w:u w:val="none"/>
-        </w:rPr>
-      </w:pPr>
-      <w:r>
-        <w:rPr>
-          <w:rFonts w:ascii="Open Sans" w:hAnsi="Open Sans"/>
-          <w:u w:val="none"/>
-        </w:rPr>
-        <w:t>Technical Tools and Technologies</w:t>
-      </w:r>
-    </w:p>
-    <w:p>
-      <w:pPr>
-        <w:pStyle w:val="BodyText"/>
-        <w:bidi w:val="0"/>
-        <w:spacing w:lineRule="auto" w:line="240" w:before="0" w:after="26"/>
-        <w:ind w:hanging="0" w:start="397" w:end="0"/>
-        <w:jc w:val="start"/>
-        <w:rPr>
-          <w:rFonts w:ascii="Open Sans" w:hAnsi="Open Sans"/>
-          <w:u w:val="none"/>
-        </w:rPr>
-      </w:pPr>
-      <w:r>
-        <w:rPr>
-          <w:rFonts w:ascii="Open Sans" w:hAnsi="Open Sans"/>
-          <w:b/>
-          <w:bCs/>
-          <w:sz w:val="20"/>
-          <w:szCs w:val="20"/>
-          <w:u w:val="none"/>
-        </w:rPr>
-        <w:t>Languages:</w:t>
-        <w:tab/>
-        <w:tab/>
-      </w:r>
-      <w:r>
-        <w:rPr>
-          <w:rFonts w:ascii="Open Sans" w:hAnsi="Open Sans"/>
-          <w:sz w:val="20"/>
-          <w:szCs w:val="20"/>
-          <w:u w:val="none"/>
-        </w:rPr>
-        <w:t>PHP 8, JavaScript (ES6+), HTML5, CSS3</w:t>
-      </w:r>
-    </w:p>
-    <w:p>
-      <w:pPr>
-        <w:pStyle w:val="BodyText"/>
-        <w:bidi w:val="0"/>
-        <w:spacing w:lineRule="auto" w:line="240" w:before="0" w:after="26"/>
-        <w:ind w:hanging="0" w:start="397" w:end="0"/>
-        <w:jc w:val="start"/>
-        <w:rPr>
-          <w:rFonts w:ascii="Open Sans" w:hAnsi="Open Sans"/>
-          <w:u w:val="none"/>
-        </w:rPr>
-      </w:pPr>
-      <w:r>
-        <w:rPr>
-          <w:rFonts w:ascii="Open Sans" w:hAnsi="Open Sans"/>
-          <w:b/>
-          <w:bCs/>
-          <w:sz w:val="20"/>
-          <w:szCs w:val="20"/>
-          <w:u w:val="none"/>
-        </w:rPr>
-        <w:t>Frameworks/CMS:</w:t>
-        <w:tab/>
-      </w:r>
-      <w:r>
-        <w:rPr>
-          <w:rFonts w:ascii="Open Sans" w:hAnsi="Open Sans"/>
-          <w:sz w:val="20"/>
-          <w:szCs w:val="20"/>
-          <w:u w:val="none"/>
-        </w:rPr>
-        <w:t>Drupal 7–11, WordPress, Laravel, Craft CMS, B2evolution</w:t>
-      </w:r>
-    </w:p>
-    <w:p>
-      <w:pPr>
-        <w:pStyle w:val="BodyText"/>
-        <w:bidi w:val="0"/>
-        <w:spacing w:lineRule="auto" w:line="240" w:before="0" w:after="26"/>
-        <w:ind w:hanging="0" w:start="397" w:end="0"/>
-        <w:jc w:val="start"/>
-        <w:rPr>
-          <w:rFonts w:ascii="Open Sans" w:hAnsi="Open Sans"/>
-          <w:u w:val="none"/>
-        </w:rPr>
-      </w:pPr>
-      <w:r>
-        <w:rPr>
-          <w:rFonts w:ascii="Open Sans" w:hAnsi="Open Sans"/>
-          <w:b/>
-          <w:bCs/>
-          <w:sz w:val="20"/>
-          <w:szCs w:val="20"/>
-          <w:u w:val="none"/>
-        </w:rPr>
-        <w:t>Databases:</w:t>
-        <w:tab/>
-        <w:tab/>
-      </w:r>
-      <w:r>
-        <w:rPr>
-          <w:rFonts w:ascii="Open Sans" w:hAnsi="Open Sans"/>
-          <w:sz w:val="20"/>
-          <w:szCs w:val="20"/>
-          <w:u w:val="none"/>
-        </w:rPr>
-        <w:t>MySQL/MariaDB</w:t>
-      </w:r>
-    </w:p>
-    <w:p>
-      <w:pPr>
-        <w:pStyle w:val="BodyText"/>
-        <w:bidi w:val="0"/>
-        <w:spacing w:lineRule="auto" w:line="240" w:before="0" w:after="26"/>
-        <w:ind w:hanging="0" w:start="397" w:end="0"/>
-        <w:jc w:val="start"/>
-        <w:rPr>
-          <w:rFonts w:ascii="Open Sans" w:hAnsi="Open Sans"/>
-          <w:u w:val="none"/>
-        </w:rPr>
-      </w:pPr>
-      <w:r>
-        <w:rPr>
-          <w:rFonts w:ascii="Open Sans" w:hAnsi="Open Sans"/>
-          <w:b/>
-          <w:bCs/>
-          <w:sz w:val="20"/>
-          <w:szCs w:val="20"/>
-          <w:u w:val="none"/>
-        </w:rPr>
-        <w:t>Other Tools:</w:t>
-        <w:tab/>
-        <w:tab/>
-      </w:r>
-      <w:r>
-        <w:rPr>
-          <w:rFonts w:ascii="Open Sans" w:hAnsi="Open Sans"/>
-          <w:sz w:val="20"/>
-          <w:szCs w:val="20"/>
-          <w:u w:val="none"/>
-        </w:rPr>
-        <w:t>Apache, Solr, Docker, Git, Azure DevOps, W3C Standards, WCAG 2 Standards</w:t>
-      </w:r>
-    </w:p>
-    <w:p>
-      <w:pPr>
-        <w:pStyle w:val="Heading2"/>
-        <w:numPr>
-          <w:ilvl w:val="1"/>
-          <w:numId w:val="1"/>
-        </w:numPr>
-        <w:bidi w:val="0"/>
-        <w:ind w:hanging="0" w:start="0"/>
-        <w:jc w:val="start"/>
-        <w:rPr>
-          <w:rFonts w:ascii="Open Sans" w:hAnsi="Open Sans"/>
-          <w:u w:val="none"/>
-        </w:rPr>
-      </w:pPr>
-      <w:r>
-        <w:rPr>
-          <w:rFonts w:ascii="Open Sans" w:hAnsi="Open Sans"/>
-          <w:sz w:val="28"/>
-          <w:szCs w:val="28"/>
-          <w:u w:val="none"/>
-        </w:rPr>
-        <w:t>PROFESSIONAL EXPERIENCE</w:t>
-      </w:r>
-      <w:r>
-        <w:rPr>
-          <w:rFonts w:ascii="Open Sans" w:hAnsi="Open Sans"/>
-          <w:b w:val="false"/>
-          <w:bCs w:val="false"/>
-          <w:sz w:val="28"/>
-          <w:szCs w:val="28"/>
-          <w:u w:val="none"/>
-        </w:rPr>
-        <w:t xml:space="preserve">    </w:t>
-      </w:r>
-      <w:r>
-        <w:rPr>
-          <w:rFonts w:ascii="Open Sans" w:hAnsi="Open Sans"/>
-          <w:b w:val="false"/>
-          <w:bCs w:val="false"/>
-          <w:sz w:val="28"/>
-          <w:szCs w:val="28"/>
-          <w:u w:val="none"/>
-        </w:rPr>
-        <w:t>_______________________________________________</w:t>
+        <w:t xml:space="preserve">    _______________________________________________</w:t>
       </w:r>
     </w:p>
     <w:p>
@@ -2412,7 +2379,25 @@
           <w:szCs w:val="20"/>
           <w:u w:val="none"/>
         </w:rPr>
-        <w:t>E-commerce &amp; magazine subcription management</w:t>
+        <w:t>E-commerce &amp; magazine sub</w:t>
+      </w:r>
+      <w:r>
+        <w:rPr>
+          <w:rFonts w:ascii="Open Sans" w:hAnsi="Open Sans"/>
+          <w:sz w:val="20"/>
+          <w:szCs w:val="20"/>
+          <w:u w:val="none"/>
+        </w:rPr>
+        <w:t>s</w:t>
+      </w:r>
+      <w:r>
+        <w:rPr>
+          <w:rFonts w:ascii="Open Sans" w:hAnsi="Open Sans"/>
+          <w:sz w:val="20"/>
+          <w:szCs w:val="20"/>
+          <w:u w:val="none"/>
+        </w:rPr>
+        <w:t>cription management</w:t>
       </w:r>
     </w:p>
     <w:p>
@@ -3155,18 +3140,7 @@
           <w:szCs w:val="28"/>
           <w:u w:val="none"/>
         </w:rPr>
-        <w:t xml:space="preserve">    </w:t>
-      </w:r>
-      <w:r>
-        <w:rPr>
-          <w:rFonts w:ascii="Open Sans" w:hAnsi="Open Sans"/>
-          <w:b w:val="false"/>
-          <w:bCs w:val="false"/>
-          <w:sz w:val="28"/>
-          <w:szCs w:val="28"/>
-          <w:u w:val="none"/>
-        </w:rPr>
-        <w:t>___________________________________________________________</w:t>
+        <w:t xml:space="preserve">    ___________________________________________________________</w:t>
       </w:r>
     </w:p>
     <w:p>
@@ -3549,18 +3523,7 @@
           <w:szCs w:val="28"/>
           <w:u w:val="none"/>
         </w:rPr>
-        <w:t xml:space="preserve">    </w:t>
-      </w:r>
-      <w:r>
-        <w:rPr>
-          <w:rFonts w:ascii="Open Sans" w:hAnsi="Open Sans"/>
-          <w:b w:val="false"/>
-          <w:bCs w:val="false"/>
-          <w:sz w:val="28"/>
-          <w:szCs w:val="28"/>
-          <w:u w:val="none"/>
-        </w:rPr>
-        <w:t>______________________________________________________</w:t>
+        <w:t xml:space="preserve">    ______________________________________________________</w:t>
       </w:r>
     </w:p>
     <w:p>
@@ -6245,15 +6208,15 @@
       <w:u w:val="single"/>
     </w:rPr>
   </w:style>
-  <w:style w:type="character" w:styleId="Bulletsuser">
-    <w:name w:val="Bullets (user)"/>
+  <w:style w:type="character" w:styleId="Bullets">
+    <w:name w:val="Bullets"/>
     <w:qFormat/>
     <w:rPr>
       <w:rFonts w:ascii="OpenSymbol" w:hAnsi="OpenSymbol" w:eastAsia="OpenSymbol" w:cs="OpenSymbol"/>
     </w:rPr>
   </w:style>
-  <w:style w:type="character" w:styleId="Bullets">
-    <w:name w:val="Bullets"/>
+  <w:style w:type="character" w:styleId="Bulletsuser">
+    <w:name w:val="Bullets (user)"/>
     <w:qFormat/>
     <w:rPr>
       <w:rFonts w:ascii="OpenSymbol" w:hAnsi="OpenSymbol" w:eastAsia="OpenSymbol" w:cs="OpenSymbol"/>
@@ -6332,8 +6295,8 @@
       <w:szCs w:val="56"/>
     </w:rPr>
   </w:style>
-  <w:style w:type="paragraph" w:styleId="FrameContentsuser">
-    <w:name w:val="Frame Contents (user)"/>
+  <w:style w:type="paragraph" w:styleId="FrameContents">
+    <w:name w:val="Frame Contents"/>
     <w:basedOn w:val="Normal"/>
     <w:qFormat/>
     <w:pPr/>

--- a/jason-moss-resume.docx
+++ b/jason-moss-resume.docx
@@ -4,8 +4,7 @@
   <w:body>
     <w:p>
       <w:pPr>
-        <w:pStyle w:val="BodyText"/>
-        <w:bidi w:val="0"/>
+        <w:pStyle w:val="Title"/>
         <w:spacing w:before="240" w:after="120"/>
         <w:jc w:val="start"/>
         <w:rPr/>
@@ -17,19 +16,8 @@
           <w:rPr>
             <w:rStyle w:val="Hyperlink"/>
             <w:rFonts w:ascii="Arial" w:hAnsi="Arial"/>
-            <w:b/>
-            <w:bCs/>
-            <w:i w:val="false"/>
-            <w:caps w:val="false"/>
-            <w:smallCaps w:val="false"/>
-            <w:strike w:val="false"/>
-            <w:dstrike w:val="false"/>
             <w:color w:val="000000"/>
-            <w:sz w:val="56"/>
-            <w:szCs w:val="16"/>
             <w:u w:val="none"/>
-            <w:effect w:val="none"/>
-            <w:shd w:fill="auto" w:val="clear"/>
           </w:rPr>
           <w:t>Jason D. Moss</w:t>
         </w:r>
@@ -37,13 +25,8 @@
     </w:p>
     <w:p>
       <w:pPr>
-        <w:pStyle w:val="BodyText"/>
-        <w:bidi w:val="0"/>
-        <w:spacing w:lineRule="auto" w:line="288" w:before="0" w:after="0"/>
-        <w:ind w:hanging="0" w:start="0" w:end="0"/>
-        <w:rPr>
-          <w:rFonts w:ascii="Arial" w:hAnsi="Arial"/>
-        </w:rPr>
+        <w:pStyle w:val="Normal"/>
+        <w:rPr/>
       </w:pPr>
       <w:r>
         <w:rPr>
@@ -62,7 +45,104 @@
           <w:effect w:val="none"/>
           <w:shd w:fill="auto" w:val="clear"/>
         </w:rPr>
+        <w:t>M</w:t>
+      </w:r>
+      <w:r>
+        <w:rPr>
+          <w:rFonts w:ascii="Arial" w:hAnsi="Arial"/>
+          <w:b/>
+          <w:bCs/>
+          <w:i w:val="false"/>
+          <w:caps w:val="false"/>
+          <w:smallCaps w:val="false"/>
+          <w:strike w:val="false"/>
+          <w:dstrike w:val="false"/>
+          <w:color w:val="000000"/>
+          <w:sz w:val="20"/>
+          <w:szCs w:val="16"/>
+          <w:u w:val="none"/>
+          <w:effect w:val="none"/>
+          <w:shd w:fill="auto" w:val="clear"/>
+        </w:rPr>
+        <w:t>i</w:t>
+      </w:r>
+      <w:r>
+        <w:rPr>
+          <w:rFonts w:ascii="Arial" w:hAnsi="Arial"/>
+          <w:b/>
+          <w:bCs/>
+          <w:i w:val="false"/>
+          <w:caps w:val="false"/>
+          <w:smallCaps w:val="false"/>
+          <w:strike w:val="false"/>
+          <w:dstrike w:val="false"/>
+          <w:color w:val="000000"/>
+          <w:sz w:val="20"/>
+          <w:szCs w:val="16"/>
+          <w:u w:val="none"/>
+          <w:effect w:val="none"/>
+          <w:shd w:fill="auto" w:val="clear"/>
+        </w:rPr>
+        <w:t>d-</w:t>
+      </w:r>
+      <w:r>
+        <w:rPr>
+          <w:rFonts w:ascii="Arial" w:hAnsi="Arial"/>
+          <w:b/>
+          <w:bCs/>
+          <w:i w:val="false"/>
+          <w:caps w:val="false"/>
+          <w:smallCaps w:val="false"/>
+          <w:strike w:val="false"/>
+          <w:dstrike w:val="false"/>
+          <w:color w:val="000000"/>
+          <w:sz w:val="20"/>
+          <w:szCs w:val="16"/>
+          <w:u w:val="none"/>
+          <w:effect w:val="none"/>
+          <w:shd w:fill="auto" w:val="clear"/>
+        </w:rPr>
         <w:t>Senior Web Developer</w:t>
+      </w:r>
+    </w:p>
+    <w:p>
+      <w:pPr>
+        <w:pStyle w:val="Normal"/>
+        <w:rPr>
+          <w:rFonts w:ascii="Arial" w:hAnsi="Arial"/>
+          <w:b/>
+          <w:bCs/>
+          <w:i w:val="false"/>
+          <w:i w:val="false"/>
+          <w:caps w:val="false"/>
+          <w:smallCaps w:val="false"/>
+          <w:strike w:val="false"/>
+          <w:dstrike w:val="false"/>
+          <w:color w:val="000000"/>
+          <w:sz w:val="20"/>
+          <w:szCs w:val="16"/>
+          <w:u w:val="none"/>
+          <w:effect w:val="none"/>
+          <w:shd w:fill="auto" w:val="clear"/>
+        </w:rPr>
+      </w:pPr>
+      <w:r>
+        <w:rPr>
+          <w:rFonts w:ascii="Arial" w:hAnsi="Arial"/>
+          <w:b/>
+          <w:bCs/>
+          <w:i w:val="false"/>
+          <w:caps w:val="false"/>
+          <w:smallCaps w:val="false"/>
+          <w:strike w:val="false"/>
+          <w:dstrike w:val="false"/>
+          <w:color w:val="000000"/>
+          <w:sz w:val="20"/>
+          <w:szCs w:val="16"/>
+          <w:u w:val="none"/>
+          <w:effect w:val="none"/>
+          <w:shd w:fill="auto" w:val="clear"/>
+        </w:rPr>
       </w:r>
     </w:p>
     <w:p>
@@ -108,6 +188,60 @@
           <w:effect w:val="none"/>
           <w:shd w:fill="auto" w:val="clear"/>
         </w:rPr>
+        <w:t>PROFILE    _________________________________________________________</w:t>
+      </w:r>
+    </w:p>
+    <w:p>
+      <w:pPr>
+        <w:pStyle w:val="Normal"/>
+        <w:rPr>
+          <w:rFonts w:ascii="Arial" w:hAnsi="Arial"/>
+          <w:sz w:val="20"/>
+          <w:szCs w:val="20"/>
+        </w:rPr>
+      </w:pPr>
+      <w:r>
+        <w:rPr>
+          <w:rFonts w:ascii="Arial" w:hAnsi="Arial"/>
+          <w:sz w:val="20"/>
+          <w:szCs w:val="20"/>
+        </w:rPr>
+        <w:t>A multi-faceted and experienced web developer with over 18 years of expertise in planning, developing, implementing, and maintaining modern websites. Adept in Drupal 10/11 development, multilingual site configuration, custom module creation, and performance optimization. Skilled at applying secure coding practices and deployment automation to ensure scalable and efficient web solutions.</w:t>
+      </w:r>
+    </w:p>
+    <w:p>
+      <w:pPr>
+        <w:pStyle w:val="Normal"/>
+        <w:rPr>
+          <w:rFonts w:ascii="Arial" w:hAnsi="Arial"/>
+          <w:sz w:val="20"/>
+          <w:szCs w:val="20"/>
+        </w:rPr>
+      </w:pPr>
+      <w:r>
+        <w:rPr>
+          <w:rFonts w:ascii="Arial" w:hAnsi="Arial"/>
+          <w:sz w:val="20"/>
+          <w:szCs w:val="20"/>
+        </w:rPr>
+      </w:r>
+    </w:p>
+    <w:p>
+      <w:pPr>
+        <w:pStyle w:val="Normal"/>
+        <w:rPr>
+          <w:rFonts w:ascii="Arial" w:hAnsi="Arial"/>
+          <w:sz w:val="20"/>
+          <w:szCs w:val="20"/>
+        </w:rPr>
+      </w:pPr>
+      <w:r>
+        <w:rPr>
+          <w:rFonts w:ascii="Arial" w:hAnsi="Arial"/>
+          <w:sz w:val="20"/>
+          <w:szCs w:val="20"/>
+        </w:rPr>
+        <w:t>Committed to supporting organizations in transforming their web environments and defining robust web strategies, strictly adhering to open standards and conventions.</w:t>
       </w:r>
     </w:p>
     <w:p>
@@ -153,60 +287,6 @@
           <w:effect w:val="none"/>
           <w:shd w:fill="auto" w:val="clear"/>
         </w:rPr>
-        <w:t>PROFILE   __________________________________________________________</w:t>
-      </w:r>
-    </w:p>
-    <w:p>
-      <w:pPr>
-        <w:pStyle w:val="Normal"/>
-        <w:rPr>
-          <w:rFonts w:ascii="Arial" w:hAnsi="Arial"/>
-          <w:sz w:val="20"/>
-          <w:szCs w:val="20"/>
-        </w:rPr>
-      </w:pPr>
-      <w:r>
-        <w:rPr>
-          <w:rFonts w:ascii="Arial" w:hAnsi="Arial"/>
-          <w:sz w:val="20"/>
-          <w:szCs w:val="20"/>
-        </w:rPr>
-        <w:t>A multi-faceted and experienced web developer with over 18 years of expertise in planning, developing, implementing, and maintaining modern websites. Adept in Drupal 10/11 development, multilingual site configuration, custom module creation, and performance optimization. Skilled at applying secure coding practices and deployment automation to ensure scalable and efficient web solutions.</w:t>
-      </w:r>
-    </w:p>
-    <w:p>
-      <w:pPr>
-        <w:pStyle w:val="Normal"/>
-        <w:rPr>
-          <w:rFonts w:ascii="Arial" w:hAnsi="Arial"/>
-          <w:sz w:val="20"/>
-          <w:szCs w:val="20"/>
-        </w:rPr>
-      </w:pPr>
-      <w:r>
-        <w:rPr>
-          <w:rFonts w:ascii="Arial" w:hAnsi="Arial"/>
-          <w:sz w:val="20"/>
-          <w:szCs w:val="20"/>
-        </w:rPr>
-      </w:r>
-    </w:p>
-    <w:p>
-      <w:pPr>
-        <w:pStyle w:val="Normal"/>
-        <w:rPr>
-          <w:rFonts w:ascii="Arial" w:hAnsi="Arial"/>
-          <w:sz w:val="20"/>
-          <w:szCs w:val="20"/>
-        </w:rPr>
-      </w:pPr>
-      <w:r>
-        <w:rPr>
-          <w:rFonts w:ascii="Arial" w:hAnsi="Arial"/>
-          <w:sz w:val="20"/>
-          <w:szCs w:val="20"/>
-        </w:rPr>
-        <w:t>Committed to supporting organizations in transforming their web environments and defining robust web strategies, strictly adhering to open standards and conventions.</w:t>
       </w:r>
     </w:p>
     <w:p>
@@ -252,22 +332,12 @@
           <w:effect w:val="none"/>
           <w:shd w:fill="auto" w:val="clear"/>
         </w:rPr>
-      </w:r>
-    </w:p>
-    <w:p>
-      <w:pPr>
-        <w:pStyle w:val="Heading2"/>
-        <w:numPr>
-          <w:ilvl w:val="1"/>
-          <w:numId w:val="2"/>
-        </w:numPr>
-        <w:bidi w:val="0"/>
-        <w:spacing w:lineRule="auto" w:line="288" w:before="200" w:after="120"/>
-        <w:ind w:hanging="0" w:start="0" w:end="0"/>
-        <w:rPr>
-          <w:rFonts w:ascii="Arial" w:hAnsi="Arial"/>
-          <w:b w:val="false"/>
-          <w:i w:val="false"/>
+        <w:t>KEY SKILLS    ___________________________</w:t>
+      </w:r>
+      <w:r>
+        <w:rPr>
+          <w:rFonts w:ascii="Arial" w:hAnsi="Arial"/>
+          <w:b w:val="false"/>
           <w:i w:val="false"/>
           <w:caps w:val="false"/>
           <w:smallCaps w:val="false"/>
@@ -280,7 +350,8 @@
           <w:effect w:val="none"/>
           <w:shd w:fill="auto" w:val="clear"/>
         </w:rPr>
-      </w:pPr>
+        <w:t>_</w:t>
+      </w:r>
       <w:r>
         <w:rPr>
           <w:rFonts w:ascii="Arial" w:hAnsi="Arial"/>
@@ -297,7 +368,7 @@
           <w:effect w:val="none"/>
           <w:shd w:fill="auto" w:val="clear"/>
         </w:rPr>
-        <w:t>KEY SKILLS   _______________________________________________________</w:t>
+        <w:t>___________________________</w:t>
       </w:r>
     </w:p>
     <w:p>
@@ -343,51 +414,6 @@
           <w:effect w:val="none"/>
           <w:shd w:fill="auto" w:val="clear"/>
         </w:rPr>
-      </w:r>
-    </w:p>
-    <w:p>
-      <w:pPr>
-        <w:pStyle w:val="Heading6"/>
-        <w:numPr>
-          <w:ilvl w:val="0"/>
-          <w:numId w:val="0"/>
-        </w:numPr>
-        <w:bidi w:val="0"/>
-        <w:spacing w:lineRule="auto" w:line="276" w:before="60" w:after="60"/>
-        <w:ind w:hanging="0" w:start="0" w:end="0"/>
-        <w:rPr>
-          <w:rFonts w:ascii="Arial" w:hAnsi="Arial"/>
-          <w:b/>
-          <w:i/>
-          <w:i/>
-          <w:caps w:val="false"/>
-          <w:smallCaps w:val="false"/>
-          <w:strike w:val="false"/>
-          <w:dstrike w:val="false"/>
-          <w:color w:val="000000"/>
-          <w:sz w:val="20"/>
-          <w:szCs w:val="20"/>
-          <w:u w:val="none"/>
-          <w:effect w:val="none"/>
-          <w:shd w:fill="auto" w:val="clear"/>
-        </w:rPr>
-      </w:pPr>
-      <w:r>
-        <w:rPr>
-          <w:rFonts w:ascii="Arial" w:hAnsi="Arial"/>
-          <w:b/>
-          <w:i/>
-          <w:caps w:val="false"/>
-          <w:smallCaps w:val="false"/>
-          <w:strike w:val="false"/>
-          <w:dstrike w:val="false"/>
-          <w:color w:val="000000"/>
-          <w:sz w:val="20"/>
-          <w:szCs w:val="20"/>
-          <w:u w:val="none"/>
-          <w:effect w:val="none"/>
-          <w:shd w:fill="auto" w:val="clear"/>
-        </w:rPr>
         <w:t>Drupal Expertise</w:t>
       </w:r>
     </w:p>
@@ -888,6 +914,10 @@
       <w:pPr>
         <w:pStyle w:val="Normal"/>
         <w:widowControl/>
+        <w:tabs>
+          <w:tab w:val="clear" w:pos="709"/>
+          <w:tab w:val="left" w:pos="2320" w:leader="none"/>
+        </w:tabs>
         <w:suppressAutoHyphens w:val="true"/>
         <w:overflowPunct w:val="true"/>
         <w:bidi w:val="0"/>
@@ -919,7 +949,6 @@
         </w:rPr>
         <w:t>Languages:</w:t>
         <w:tab/>
-        <w:tab/>
       </w:r>
       <w:r>
         <w:rPr>
@@ -945,6 +974,10 @@
       <w:pPr>
         <w:pStyle w:val="Normal"/>
         <w:widowControl/>
+        <w:tabs>
+          <w:tab w:val="clear" w:pos="709"/>
+          <w:tab w:val="left" w:pos="2320" w:leader="none"/>
+        </w:tabs>
         <w:suppressAutoHyphens w:val="true"/>
         <w:overflowPunct w:val="true"/>
         <w:bidi w:val="0"/>
@@ -976,7 +1009,6 @@
         </w:rPr>
         <w:t>Frameworks/CMS:</w:t>
         <w:tab/>
-        <w:tab/>
       </w:r>
       <w:r>
         <w:rPr>
@@ -1002,6 +1034,10 @@
       <w:pPr>
         <w:pStyle w:val="Normal"/>
         <w:widowControl/>
+        <w:tabs>
+          <w:tab w:val="clear" w:pos="709"/>
+          <w:tab w:val="left" w:pos="2320" w:leader="none"/>
+        </w:tabs>
         <w:suppressAutoHyphens w:val="true"/>
         <w:overflowPunct w:val="true"/>
         <w:bidi w:val="0"/>
@@ -1033,8 +1069,6 @@
         </w:rPr>
         <w:t>Databases:</w:t>
         <w:tab/>
-        <w:tab/>
-        <w:tab/>
       </w:r>
       <w:r>
         <w:rPr>
@@ -1060,6 +1094,10 @@
       <w:pPr>
         <w:pStyle w:val="Normal"/>
         <w:widowControl/>
+        <w:tabs>
+          <w:tab w:val="clear" w:pos="709"/>
+          <w:tab w:val="left" w:pos="2320" w:leader="none"/>
+        </w:tabs>
         <w:suppressAutoHyphens w:val="true"/>
         <w:overflowPunct w:val="true"/>
         <w:bidi w:val="0"/>
@@ -1091,7 +1129,6 @@
         </w:rPr>
         <w:t>Other Tools:</w:t>
         <w:tab/>
-        <w:tab/>
       </w:r>
       <w:r>
         <w:rPr>
@@ -1110,26 +1147,7 @@
           <w:effect w:val="none"/>
           <w:shd w:fill="auto" w:val="clear"/>
         </w:rPr>
-        <w:t xml:space="preserve">Git, Docker, Azure, </w:t>
-      </w:r>
-      <w:r>
-        <w:rPr>
-          <w:rFonts w:ascii="Arial" w:hAnsi="Arial"/>
-          <w:b w:val="false"/>
-          <w:bCs/>
-          <w:i w:val="false"/>
-          <w:caps w:val="false"/>
-          <w:smallCaps w:val="false"/>
-          <w:strike w:val="false"/>
-          <w:dstrike w:val="false"/>
-          <w:color w:val="000000"/>
-          <w:sz w:val="20"/>
-          <w:szCs w:val="20"/>
-          <w:u w:val="none"/>
-          <w:effect w:val="none"/>
-          <w:shd w:fill="auto" w:val="clear"/>
-        </w:rPr>
-        <w:t>Apache, ElasticSearch, Solr, W3C Standards, WCAG 2 Standards</w:t>
+        <w:t>Git, Docker, Azure, Apache, ElasticSearch, Solr, W3C Standards, WCAG 2 Standards</w:t>
       </w:r>
     </w:p>
     <w:p>
@@ -1208,7 +1226,43 @@
           <w:effect w:val="none"/>
           <w:shd w:fill="auto" w:val="clear"/>
         </w:rPr>
-        <w:t>PROFESSIONAL EXPERIENCE   _______________________________________</w:t>
+        <w:t>PROFESSIONAL EXPERIENCE    _____________</w:t>
+      </w:r>
+      <w:r>
+        <w:rPr>
+          <w:rFonts w:ascii="Arial" w:hAnsi="Arial"/>
+          <w:b w:val="false"/>
+          <w:i w:val="false"/>
+          <w:caps w:val="false"/>
+          <w:smallCaps w:val="false"/>
+          <w:strike w:val="false"/>
+          <w:dstrike w:val="false"/>
+          <w:color w:val="000000"/>
+          <w:sz w:val="28"/>
+          <w:szCs w:val="16"/>
+          <w:u w:val="none"/>
+          <w:effect w:val="none"/>
+          <w:shd w:fill="auto" w:val="clear"/>
+        </w:rPr>
+        <w:t>_</w:t>
+      </w:r>
+      <w:r>
+        <w:rPr>
+          <w:rFonts w:ascii="Arial" w:hAnsi="Arial"/>
+          <w:b w:val="false"/>
+          <w:i w:val="false"/>
+          <w:caps w:val="false"/>
+          <w:smallCaps w:val="false"/>
+          <w:strike w:val="false"/>
+          <w:dstrike w:val="false"/>
+          <w:color w:val="000000"/>
+          <w:sz w:val="28"/>
+          <w:szCs w:val="16"/>
+          <w:u w:val="none"/>
+          <w:effect w:val="none"/>
+          <w:shd w:fill="auto" w:val="clear"/>
+        </w:rPr>
+        <w:t>_________________________</w:t>
       </w:r>
     </w:p>
     <w:p>
@@ -1315,23 +1369,6 @@
     <w:p>
       <w:pPr>
         <w:pStyle w:val="Normal"/>
-        <w:rPr>
-          <w:rFonts w:ascii="Arial" w:hAnsi="Arial"/>
-          <w:sz w:val="20"/>
-          <w:szCs w:val="20"/>
-        </w:rPr>
-      </w:pPr>
-      <w:r>
-        <w:rPr>
-          <w:rFonts w:ascii="Arial" w:hAnsi="Arial"/>
-          <w:sz w:val="20"/>
-          <w:szCs w:val="20"/>
-        </w:rPr>
-      </w:r>
-    </w:p>
-    <w:p>
-      <w:pPr>
-        <w:pStyle w:val="Normal"/>
         <w:numPr>
           <w:ilvl w:val="0"/>
           <w:numId w:val="7"/>
@@ -1612,6 +1649,7 @@
     <w:p>
       <w:pPr>
         <w:pStyle w:val="Normal"/>
+        <w:ind w:hanging="0" w:start="1418"/>
         <w:rPr>
           <w:rFonts w:ascii="Arial" w:hAnsi="Arial"/>
           <w:sz w:val="20"/>
@@ -1646,7 +1684,7 @@
           <w:sz w:val="20"/>
           <w:szCs w:val="20"/>
         </w:rPr>
-        <w:t>Canadian Association of Optometrists</w:t>
+        <w:t>Association of Justice Counsel</w:t>
       </w:r>
     </w:p>
     <w:p>
@@ -1656,6 +1694,224 @@
         <w:rPr/>
       </w:pPr>
       <w:hyperlink r:id="rId6">
+        <w:r>
+          <w:rPr>
+            <w:rStyle w:val="Hyperlink"/>
+            <w:rFonts w:ascii="Arial" w:hAnsi="Arial"/>
+            <w:color w:val="0066FF"/>
+            <w:sz w:val="20"/>
+            <w:szCs w:val="20"/>
+            <w:u w:val="none"/>
+          </w:rPr>
+          <w:t>https://ajc-ajj.ca</w:t>
+        </w:r>
+      </w:hyperlink>
+    </w:p>
+    <w:p>
+      <w:pPr>
+        <w:pStyle w:val="Normal"/>
+        <w:widowControl/>
+        <w:numPr>
+          <w:ilvl w:val="0"/>
+          <w:numId w:val="9"/>
+        </w:numPr>
+        <w:suppressAutoHyphens w:val="true"/>
+        <w:overflowPunct w:val="true"/>
+        <w:bidi w:val="0"/>
+        <w:spacing w:before="0" w:after="0"/>
+        <w:ind w:hanging="227" w:start="1814" w:end="0"/>
+        <w:jc w:val="start"/>
+        <w:rPr>
+          <w:rFonts w:ascii="Arial" w:hAnsi="Arial"/>
+          <w:sz w:val="20"/>
+          <w:szCs w:val="20"/>
+        </w:rPr>
+      </w:pPr>
+      <w:r>
+        <w:rPr>
+          <w:rFonts w:ascii="Arial" w:hAnsi="Arial"/>
+          <w:sz w:val="20"/>
+          <w:szCs w:val="20"/>
+        </w:rPr>
+        <w:t>Drupal 7 to Drupal 11 migration</w:t>
+      </w:r>
+    </w:p>
+    <w:p>
+      <w:pPr>
+        <w:pStyle w:val="Normal"/>
+        <w:widowControl/>
+        <w:numPr>
+          <w:ilvl w:val="0"/>
+          <w:numId w:val="9"/>
+        </w:numPr>
+        <w:suppressAutoHyphens w:val="true"/>
+        <w:overflowPunct w:val="true"/>
+        <w:bidi w:val="0"/>
+        <w:spacing w:before="0" w:after="0"/>
+        <w:ind w:hanging="227" w:start="1814" w:end="0"/>
+        <w:jc w:val="start"/>
+        <w:rPr>
+          <w:rFonts w:ascii="Arial" w:hAnsi="Arial"/>
+          <w:sz w:val="20"/>
+          <w:szCs w:val="20"/>
+        </w:rPr>
+      </w:pPr>
+      <w:r>
+        <w:rPr>
+          <w:rFonts w:ascii="Arial" w:hAnsi="Arial"/>
+          <w:sz w:val="20"/>
+          <w:szCs w:val="20"/>
+        </w:rPr>
+        <w:t>Custom hand-crafted theme</w:t>
+      </w:r>
+    </w:p>
+    <w:p>
+      <w:pPr>
+        <w:pStyle w:val="Normal"/>
+        <w:widowControl/>
+        <w:numPr>
+          <w:ilvl w:val="0"/>
+          <w:numId w:val="9"/>
+        </w:numPr>
+        <w:suppressAutoHyphens w:val="true"/>
+        <w:overflowPunct w:val="true"/>
+        <w:bidi w:val="0"/>
+        <w:spacing w:before="0" w:after="0"/>
+        <w:ind w:hanging="227" w:start="1814" w:end="0"/>
+        <w:jc w:val="start"/>
+        <w:rPr>
+          <w:rFonts w:ascii="Arial" w:hAnsi="Arial"/>
+          <w:sz w:val="20"/>
+          <w:szCs w:val="20"/>
+        </w:rPr>
+      </w:pPr>
+      <w:r>
+        <w:rPr>
+          <w:rFonts w:ascii="Arial" w:hAnsi="Arial"/>
+          <w:sz w:val="20"/>
+          <w:szCs w:val="20"/>
+        </w:rPr>
+        <w:t>Custom modules to enhance required functionality</w:t>
+      </w:r>
+    </w:p>
+    <w:p>
+      <w:pPr>
+        <w:pStyle w:val="Normal"/>
+        <w:widowControl/>
+        <w:numPr>
+          <w:ilvl w:val="0"/>
+          <w:numId w:val="9"/>
+        </w:numPr>
+        <w:suppressAutoHyphens w:val="true"/>
+        <w:overflowPunct w:val="true"/>
+        <w:bidi w:val="0"/>
+        <w:spacing w:before="0" w:after="0"/>
+        <w:ind w:hanging="227" w:start="1814" w:end="0"/>
+        <w:jc w:val="start"/>
+        <w:rPr>
+          <w:rFonts w:ascii="Arial" w:hAnsi="Arial"/>
+          <w:sz w:val="20"/>
+          <w:szCs w:val="20"/>
+        </w:rPr>
+      </w:pPr>
+      <w:r>
+        <w:rPr>
+          <w:rFonts w:ascii="Arial" w:hAnsi="Arial"/>
+          <w:sz w:val="20"/>
+          <w:szCs w:val="20"/>
+        </w:rPr>
+        <w:t>Multilingual (English, French)</w:t>
+      </w:r>
+    </w:p>
+    <w:p>
+      <w:pPr>
+        <w:pStyle w:val="Normal"/>
+        <w:widowControl/>
+        <w:numPr>
+          <w:ilvl w:val="0"/>
+          <w:numId w:val="9"/>
+        </w:numPr>
+        <w:suppressAutoHyphens w:val="true"/>
+        <w:overflowPunct w:val="true"/>
+        <w:bidi w:val="0"/>
+        <w:spacing w:before="0" w:after="0"/>
+        <w:ind w:hanging="227" w:start="1814" w:end="0"/>
+        <w:jc w:val="start"/>
+        <w:rPr>
+          <w:rFonts w:ascii="Arial" w:hAnsi="Arial"/>
+          <w:sz w:val="20"/>
+          <w:szCs w:val="20"/>
+        </w:rPr>
+      </w:pPr>
+      <w:r>
+        <w:rPr>
+          <w:rFonts w:ascii="Arial" w:hAnsi="Arial"/>
+          <w:sz w:val="20"/>
+          <w:szCs w:val="20"/>
+        </w:rPr>
+        <w:t>Azure SSO integration</w:t>
+      </w:r>
+    </w:p>
+    <w:p>
+      <w:pPr>
+        <w:pStyle w:val="Normal"/>
+        <w:widowControl/>
+        <w:suppressAutoHyphens w:val="true"/>
+        <w:overflowPunct w:val="true"/>
+        <w:bidi w:val="0"/>
+        <w:spacing w:before="0" w:after="0"/>
+        <w:ind w:hanging="0" w:start="1417" w:end="0"/>
+        <w:jc w:val="start"/>
+        <w:rPr>
+          <w:rFonts w:ascii="Arial" w:hAnsi="Arial"/>
+          <w:sz w:val="20"/>
+          <w:szCs w:val="20"/>
+        </w:rPr>
+      </w:pPr>
+      <w:r>
+        <w:rPr>
+          <w:rFonts w:ascii="Arial" w:hAnsi="Arial"/>
+          <w:sz w:val="20"/>
+          <w:szCs w:val="20"/>
+        </w:rPr>
+      </w:r>
+    </w:p>
+    <w:p>
+      <w:pPr>
+        <w:pStyle w:val="Normal"/>
+        <w:widowControl/>
+        <w:suppressAutoHyphens w:val="true"/>
+        <w:overflowPunct w:val="true"/>
+        <w:bidi w:val="0"/>
+        <w:spacing w:before="0" w:after="0"/>
+        <w:ind w:hanging="0" w:start="1417" w:end="0"/>
+        <w:jc w:val="start"/>
+        <w:rPr/>
+      </w:pPr>
+      <w:r>
+        <w:rPr>
+          <w:rFonts w:ascii="Arial" w:hAnsi="Arial"/>
+          <w:b/>
+          <w:bCs/>
+          <w:sz w:val="20"/>
+          <w:szCs w:val="20"/>
+        </w:rPr>
+        <w:t>Canadian Association of Optometrists</w:t>
+      </w:r>
+    </w:p>
+    <w:p>
+      <w:pPr>
+        <w:pStyle w:val="Normal"/>
+        <w:widowControl/>
+        <w:suppressAutoHyphens w:val="true"/>
+        <w:overflowPunct w:val="true"/>
+        <w:bidi w:val="0"/>
+        <w:spacing w:before="0" w:after="0"/>
+        <w:ind w:hanging="0" w:start="1417" w:end="0"/>
+        <w:jc w:val="start"/>
+        <w:rPr/>
+      </w:pPr>
+      <w:hyperlink r:id="rId7">
         <w:r>
           <w:rPr>
             <w:rStyle w:val="Hyperlink"/>
@@ -1683,7 +1939,11 @@
         <w:spacing w:before="0" w:after="0"/>
         <w:ind w:hanging="227" w:start="1814" w:end="0"/>
         <w:jc w:val="start"/>
-        <w:rPr/>
+        <w:rPr>
+          <w:rFonts w:ascii="Arial" w:hAnsi="Arial"/>
+          <w:sz w:val="20"/>
+          <w:szCs w:val="20"/>
+        </w:rPr>
       </w:pPr>
       <w:r>
         <w:rPr>
@@ -1704,7 +1964,7 @@
         </w:rPr>
         <w:t xml:space="preserve">Custom Drupal 10 module to enable searching for physicians within Canada; utilizes Google Maps API and </w:t>
       </w:r>
-      <w:hyperlink r:id="rId7">
+      <w:hyperlink r:id="rId8">
         <w:r>
           <w:rPr>
             <w:rStyle w:val="Hyperlink"/>
@@ -1749,278 +2009,26 @@
     <w:p>
       <w:pPr>
         <w:pStyle w:val="Normal"/>
-        <w:ind w:hanging="0" w:start="1418"/>
-        <w:rPr>
-          <w:rFonts w:ascii="Arial" w:hAnsi="Arial"/>
-          <w:sz w:val="20"/>
-          <w:szCs w:val="20"/>
-        </w:rPr>
-      </w:pPr>
-      <w:r>
-        <w:rPr>
-          <w:rFonts w:ascii="Arial" w:hAnsi="Arial"/>
-          <w:sz w:val="20"/>
-          <w:szCs w:val="20"/>
-        </w:rPr>
-      </w:r>
-    </w:p>
-    <w:p>
-      <w:pPr>
-        <w:pStyle w:val="Normal"/>
-        <w:ind w:hanging="0" w:start="1418"/>
-        <w:rPr>
-          <w:rFonts w:ascii="Arial" w:hAnsi="Arial"/>
-          <w:b/>
-          <w:bCs/>
-          <w:sz w:val="20"/>
-          <w:szCs w:val="20"/>
-        </w:rPr>
-      </w:pPr>
-      <w:r>
-        <w:rPr>
-          <w:rFonts w:ascii="Arial" w:hAnsi="Arial"/>
-          <w:b/>
-          <w:bCs/>
-          <w:sz w:val="20"/>
-          <w:szCs w:val="20"/>
-        </w:rPr>
-        <w:t>Association of Justice Counsel</w:t>
-      </w:r>
-    </w:p>
-    <w:p>
-      <w:pPr>
-        <w:pStyle w:val="Normal"/>
-        <w:ind w:hanging="0" w:start="1418"/>
-        <w:rPr/>
-      </w:pPr>
-      <w:hyperlink r:id="rId8">
-        <w:r>
-          <w:rPr>
-            <w:rStyle w:val="Hyperlink"/>
-            <w:rFonts w:ascii="Arial" w:hAnsi="Arial"/>
-            <w:color w:val="0066FF"/>
-            <w:sz w:val="20"/>
-            <w:szCs w:val="20"/>
-            <w:u w:val="none"/>
-          </w:rPr>
-          <w:t>https://ajc-ajj.ca</w:t>
-        </w:r>
-      </w:hyperlink>
-    </w:p>
-    <w:p>
-      <w:pPr>
-        <w:pStyle w:val="Normal"/>
-        <w:widowControl/>
+        <w:rPr>
+          <w:rFonts w:ascii="Arial" w:hAnsi="Arial"/>
+          <w:sz w:val="20"/>
+          <w:szCs w:val="20"/>
+        </w:rPr>
+      </w:pPr>
+      <w:r>
+        <w:rPr>
+          <w:rFonts w:ascii="Arial" w:hAnsi="Arial"/>
+          <w:sz w:val="20"/>
+          <w:szCs w:val="20"/>
+        </w:rPr>
+      </w:r>
+    </w:p>
+    <w:p>
+      <w:pPr>
+        <w:pStyle w:val="Normal"/>
         <w:numPr>
           <w:ilvl w:val="0"/>
           <w:numId w:val="10"/>
-        </w:numPr>
-        <w:suppressAutoHyphens w:val="true"/>
-        <w:overflowPunct w:val="true"/>
-        <w:bidi w:val="0"/>
-        <w:spacing w:before="0" w:after="0"/>
-        <w:ind w:hanging="227" w:start="1814" w:end="0"/>
-        <w:jc w:val="start"/>
-        <w:rPr>
-          <w:rFonts w:ascii="Arial" w:hAnsi="Arial"/>
-          <w:sz w:val="20"/>
-          <w:szCs w:val="20"/>
-        </w:rPr>
-      </w:pPr>
-      <w:r>
-        <w:rPr>
-          <w:rFonts w:ascii="Arial" w:hAnsi="Arial"/>
-          <w:sz w:val="20"/>
-          <w:szCs w:val="20"/>
-        </w:rPr>
-        <w:t>Drupal 7 to Drupal 11 migration</w:t>
-      </w:r>
-    </w:p>
-    <w:p>
-      <w:pPr>
-        <w:pStyle w:val="Normal"/>
-        <w:widowControl/>
-        <w:numPr>
-          <w:ilvl w:val="0"/>
-          <w:numId w:val="10"/>
-        </w:numPr>
-        <w:suppressAutoHyphens w:val="true"/>
-        <w:overflowPunct w:val="true"/>
-        <w:bidi w:val="0"/>
-        <w:spacing w:before="0" w:after="0"/>
-        <w:ind w:hanging="227" w:start="1814" w:end="0"/>
-        <w:jc w:val="start"/>
-        <w:rPr>
-          <w:rFonts w:ascii="Arial" w:hAnsi="Arial"/>
-          <w:sz w:val="20"/>
-          <w:szCs w:val="20"/>
-        </w:rPr>
-      </w:pPr>
-      <w:r>
-        <w:rPr>
-          <w:rFonts w:ascii="Arial" w:hAnsi="Arial"/>
-          <w:sz w:val="20"/>
-          <w:szCs w:val="20"/>
-        </w:rPr>
-        <w:t>Custom hand-crafted theme</w:t>
-      </w:r>
-    </w:p>
-    <w:p>
-      <w:pPr>
-        <w:pStyle w:val="Normal"/>
-        <w:widowControl/>
-        <w:numPr>
-          <w:ilvl w:val="0"/>
-          <w:numId w:val="10"/>
-        </w:numPr>
-        <w:suppressAutoHyphens w:val="true"/>
-        <w:overflowPunct w:val="true"/>
-        <w:bidi w:val="0"/>
-        <w:spacing w:before="0" w:after="0"/>
-        <w:ind w:hanging="227" w:start="1814" w:end="0"/>
-        <w:jc w:val="start"/>
-        <w:rPr>
-          <w:rFonts w:ascii="Arial" w:hAnsi="Arial"/>
-          <w:sz w:val="20"/>
-          <w:szCs w:val="20"/>
-        </w:rPr>
-      </w:pPr>
-      <w:r>
-        <w:rPr>
-          <w:rFonts w:ascii="Arial" w:hAnsi="Arial"/>
-          <w:sz w:val="20"/>
-          <w:szCs w:val="20"/>
-        </w:rPr>
-        <w:t>Custom modules to enhance required functionality</w:t>
-      </w:r>
-    </w:p>
-    <w:p>
-      <w:pPr>
-        <w:pStyle w:val="Normal"/>
-        <w:widowControl/>
-        <w:numPr>
-          <w:ilvl w:val="0"/>
-          <w:numId w:val="10"/>
-        </w:numPr>
-        <w:suppressAutoHyphens w:val="true"/>
-        <w:overflowPunct w:val="true"/>
-        <w:bidi w:val="0"/>
-        <w:spacing w:before="0" w:after="0"/>
-        <w:ind w:hanging="227" w:start="1814" w:end="0"/>
-        <w:jc w:val="start"/>
-        <w:rPr>
-          <w:rFonts w:ascii="Arial" w:hAnsi="Arial"/>
-          <w:sz w:val="20"/>
-          <w:szCs w:val="20"/>
-        </w:rPr>
-      </w:pPr>
-      <w:r>
-        <w:rPr>
-          <w:rFonts w:ascii="Arial" w:hAnsi="Arial"/>
-          <w:sz w:val="20"/>
-          <w:szCs w:val="20"/>
-        </w:rPr>
-        <w:t>Multilingual (English, French)</w:t>
-      </w:r>
-    </w:p>
-    <w:p>
-      <w:pPr>
-        <w:pStyle w:val="Normal"/>
-        <w:widowControl/>
-        <w:numPr>
-          <w:ilvl w:val="0"/>
-          <w:numId w:val="10"/>
-        </w:numPr>
-        <w:suppressAutoHyphens w:val="true"/>
-        <w:overflowPunct w:val="true"/>
-        <w:bidi w:val="0"/>
-        <w:spacing w:before="0" w:after="0"/>
-        <w:ind w:hanging="227" w:start="1814" w:end="0"/>
-        <w:jc w:val="start"/>
-        <w:rPr>
-          <w:rFonts w:ascii="Arial" w:hAnsi="Arial"/>
-          <w:sz w:val="20"/>
-          <w:szCs w:val="20"/>
-        </w:rPr>
-      </w:pPr>
-      <w:r>
-        <w:rPr>
-          <w:rFonts w:ascii="Arial" w:hAnsi="Arial"/>
-          <w:sz w:val="20"/>
-          <w:szCs w:val="20"/>
-        </w:rPr>
-        <w:t>Azure SSO integration</w:t>
-      </w:r>
-    </w:p>
-    <w:p>
-      <w:pPr>
-        <w:pStyle w:val="Normal"/>
-        <w:widowControl/>
-        <w:numPr>
-          <w:ilvl w:val="0"/>
-          <w:numId w:val="10"/>
-        </w:numPr>
-        <w:suppressAutoHyphens w:val="true"/>
-        <w:overflowPunct w:val="true"/>
-        <w:bidi w:val="0"/>
-        <w:spacing w:before="0" w:after="0"/>
-        <w:ind w:hanging="227" w:start="1814" w:end="0"/>
-        <w:jc w:val="start"/>
-        <w:rPr>
-          <w:rFonts w:ascii="Arial" w:hAnsi="Arial"/>
-          <w:sz w:val="20"/>
-          <w:szCs w:val="20"/>
-        </w:rPr>
-      </w:pPr>
-      <w:r>
-        <w:rPr>
-          <w:rFonts w:ascii="Arial" w:hAnsi="Arial"/>
-          <w:sz w:val="20"/>
-          <w:szCs w:val="20"/>
-        </w:rPr>
-        <w:t>MyBB Forum integration</w:t>
-      </w:r>
-    </w:p>
-    <w:p>
-      <w:pPr>
-        <w:pStyle w:val="Normal"/>
-        <w:rPr>
-          <w:rFonts w:ascii="Arial" w:hAnsi="Arial"/>
-          <w:sz w:val="20"/>
-          <w:szCs w:val="20"/>
-        </w:rPr>
-      </w:pPr>
-      <w:r>
-        <w:rPr>
-          <w:rFonts w:ascii="Arial" w:hAnsi="Arial"/>
-          <w:sz w:val="20"/>
-          <w:szCs w:val="20"/>
-        </w:rPr>
-      </w:r>
-    </w:p>
-    <w:p>
-      <w:pPr>
-        <w:pStyle w:val="Normal"/>
-        <w:rPr>
-          <w:rFonts w:ascii="Arial" w:hAnsi="Arial"/>
-          <w:sz w:val="20"/>
-          <w:szCs w:val="20"/>
-        </w:rPr>
-      </w:pPr>
-      <w:r>
-        <w:rPr>
-          <w:rFonts w:ascii="Arial" w:hAnsi="Arial"/>
-          <w:sz w:val="20"/>
-          <w:szCs w:val="20"/>
-        </w:rPr>
-      </w:r>
-    </w:p>
-    <w:p>
-      <w:pPr>
-        <w:pStyle w:val="Normal"/>
-        <w:numPr>
-          <w:ilvl w:val="0"/>
-          <w:numId w:val="11"/>
         </w:numPr>
         <w:rPr>
           <w:b/>
@@ -2106,6 +2114,29 @@
     <w:p>
       <w:pPr>
         <w:pStyle w:val="Normal"/>
+        <w:ind w:hanging="0" w:start="709"/>
+        <w:rPr>
+          <w:rFonts w:ascii="Arial" w:hAnsi="Arial"/>
+          <w:i/>
+          <w:i/>
+          <w:iCs/>
+          <w:sz w:val="20"/>
+          <w:szCs w:val="20"/>
+        </w:rPr>
+      </w:pPr>
+      <w:r>
+        <w:rPr>
+          <w:rFonts w:ascii="Arial" w:hAnsi="Arial"/>
+          <w:i/>
+          <w:iCs/>
+          <w:sz w:val="20"/>
+          <w:szCs w:val="20"/>
+        </w:rPr>
+      </w:r>
+    </w:p>
+    <w:p>
+      <w:pPr>
+        <w:pStyle w:val="Normal"/>
         <w:ind w:hanging="0" w:start="1418"/>
         <w:rPr>
           <w:rFonts w:ascii="Arial" w:hAnsi="Arial"/>
@@ -2152,7 +2183,7 @@
         <w:widowControl/>
         <w:numPr>
           <w:ilvl w:val="0"/>
-          <w:numId w:val="12"/>
+          <w:numId w:val="11"/>
         </w:numPr>
         <w:suppressAutoHyphens w:val="true"/>
         <w:overflowPunct w:val="true"/>
@@ -2181,7 +2212,7 @@
         <w:widowControl/>
         <w:numPr>
           <w:ilvl w:val="0"/>
-          <w:numId w:val="12"/>
+          <w:numId w:val="11"/>
         </w:numPr>
         <w:suppressAutoHyphens w:val="true"/>
         <w:overflowPunct w:val="true"/>
@@ -2210,7 +2241,7 @@
         <w:widowControl/>
         <w:numPr>
           <w:ilvl w:val="0"/>
-          <w:numId w:val="12"/>
+          <w:numId w:val="11"/>
         </w:numPr>
         <w:suppressAutoHyphens w:val="true"/>
         <w:overflowPunct w:val="true"/>
@@ -2239,7 +2270,7 @@
         <w:widowControl/>
         <w:numPr>
           <w:ilvl w:val="0"/>
-          <w:numId w:val="12"/>
+          <w:numId w:val="11"/>
         </w:numPr>
         <w:suppressAutoHyphens w:val="true"/>
         <w:overflowPunct w:val="true"/>
@@ -2329,7 +2360,7 @@
         <w:widowControl/>
         <w:numPr>
           <w:ilvl w:val="0"/>
-          <w:numId w:val="13"/>
+          <w:numId w:val="12"/>
         </w:numPr>
         <w:suppressAutoHyphens w:val="true"/>
         <w:overflowPunct w:val="true"/>
@@ -2358,7 +2389,7 @@
         <w:widowControl/>
         <w:numPr>
           <w:ilvl w:val="0"/>
-          <w:numId w:val="13"/>
+          <w:numId w:val="12"/>
         </w:numPr>
         <w:suppressAutoHyphens w:val="true"/>
         <w:overflowPunct w:val="true"/>
@@ -2387,7 +2418,7 @@
         <w:widowControl/>
         <w:numPr>
           <w:ilvl w:val="0"/>
-          <w:numId w:val="13"/>
+          <w:numId w:val="12"/>
         </w:numPr>
         <w:suppressAutoHyphens w:val="true"/>
         <w:overflowPunct w:val="true"/>
@@ -2416,7 +2447,7 @@
         <w:widowControl/>
         <w:numPr>
           <w:ilvl w:val="0"/>
-          <w:numId w:val="13"/>
+          <w:numId w:val="12"/>
         </w:numPr>
         <w:suppressAutoHyphens w:val="true"/>
         <w:overflowPunct w:val="true"/>
@@ -2506,7 +2537,7 @@
         <w:widowControl/>
         <w:numPr>
           <w:ilvl w:val="0"/>
-          <w:numId w:val="14"/>
+          <w:numId w:val="13"/>
         </w:numPr>
         <w:suppressAutoHyphens w:val="true"/>
         <w:overflowPunct w:val="true"/>
@@ -2535,7 +2566,7 @@
         <w:widowControl/>
         <w:numPr>
           <w:ilvl w:val="0"/>
-          <w:numId w:val="14"/>
+          <w:numId w:val="13"/>
         </w:numPr>
         <w:suppressAutoHyphens w:val="true"/>
         <w:overflowPunct w:val="true"/>
@@ -2564,7 +2595,7 @@
         <w:widowControl/>
         <w:numPr>
           <w:ilvl w:val="0"/>
-          <w:numId w:val="14"/>
+          <w:numId w:val="13"/>
         </w:numPr>
         <w:suppressAutoHyphens w:val="true"/>
         <w:overflowPunct w:val="true"/>
@@ -2654,7 +2685,7 @@
         <w:widowControl/>
         <w:numPr>
           <w:ilvl w:val="0"/>
-          <w:numId w:val="15"/>
+          <w:numId w:val="14"/>
         </w:numPr>
         <w:suppressAutoHyphens w:val="true"/>
         <w:overflowPunct w:val="true"/>
@@ -2683,7 +2714,7 @@
         <w:widowControl/>
         <w:numPr>
           <w:ilvl w:val="0"/>
-          <w:numId w:val="15"/>
+          <w:numId w:val="14"/>
         </w:numPr>
         <w:suppressAutoHyphens w:val="true"/>
         <w:overflowPunct w:val="true"/>
@@ -2712,7 +2743,7 @@
         <w:widowControl/>
         <w:numPr>
           <w:ilvl w:val="0"/>
-          <w:numId w:val="15"/>
+          <w:numId w:val="14"/>
         </w:numPr>
         <w:suppressAutoHyphens w:val="true"/>
         <w:overflowPunct w:val="true"/>
@@ -2741,7 +2772,7 @@
         <w:widowControl/>
         <w:numPr>
           <w:ilvl w:val="0"/>
-          <w:numId w:val="15"/>
+          <w:numId w:val="14"/>
         </w:numPr>
         <w:suppressAutoHyphens w:val="true"/>
         <w:overflowPunct w:val="true"/>
@@ -2784,77 +2815,9 @@
     <w:p>
       <w:pPr>
         <w:pStyle w:val="Normal"/>
-        <w:rPr>
-          <w:rFonts w:ascii="Arial" w:hAnsi="Arial"/>
-          <w:sz w:val="20"/>
-          <w:szCs w:val="20"/>
-        </w:rPr>
-      </w:pPr>
-      <w:r>
-        <w:rPr>
-          <w:rFonts w:ascii="Arial" w:hAnsi="Arial"/>
-          <w:sz w:val="20"/>
-          <w:szCs w:val="20"/>
-        </w:rPr>
-      </w:r>
-    </w:p>
-    <w:p>
-      <w:pPr>
-        <w:pStyle w:val="Normal"/>
-        <w:rPr>
-          <w:rFonts w:ascii="Arial" w:hAnsi="Arial"/>
-          <w:sz w:val="20"/>
-          <w:szCs w:val="20"/>
-        </w:rPr>
-      </w:pPr>
-      <w:r>
-        <w:rPr>
-          <w:rFonts w:ascii="Arial" w:hAnsi="Arial"/>
-          <w:sz w:val="20"/>
-          <w:szCs w:val="20"/>
-        </w:rPr>
-      </w:r>
-    </w:p>
-    <w:p>
-      <w:pPr>
-        <w:pStyle w:val="Normal"/>
-        <w:rPr>
-          <w:rFonts w:ascii="Arial" w:hAnsi="Arial"/>
-          <w:sz w:val="20"/>
-          <w:szCs w:val="20"/>
-        </w:rPr>
-      </w:pPr>
-      <w:r>
-        <w:rPr>
-          <w:rFonts w:ascii="Arial" w:hAnsi="Arial"/>
-          <w:sz w:val="20"/>
-          <w:szCs w:val="20"/>
-        </w:rPr>
-      </w:r>
-    </w:p>
-    <w:p>
-      <w:pPr>
-        <w:pStyle w:val="Normal"/>
-        <w:rPr>
-          <w:rFonts w:ascii="Arial" w:hAnsi="Arial"/>
-          <w:sz w:val="20"/>
-          <w:szCs w:val="20"/>
-        </w:rPr>
-      </w:pPr>
-      <w:r>
-        <w:rPr>
-          <w:rFonts w:ascii="Arial" w:hAnsi="Arial"/>
-          <w:sz w:val="20"/>
-          <w:szCs w:val="20"/>
-        </w:rPr>
-      </w:r>
-    </w:p>
-    <w:p>
-      <w:pPr>
-        <w:pStyle w:val="Normal"/>
         <w:numPr>
           <w:ilvl w:val="0"/>
-          <w:numId w:val="16"/>
+          <w:numId w:val="15"/>
         </w:numPr>
         <w:rPr>
           <w:b/>
@@ -2938,6 +2901,29 @@
     <w:p>
       <w:pPr>
         <w:pStyle w:val="Normal"/>
+        <w:ind w:hanging="0" w:start="709"/>
+        <w:rPr>
+          <w:rFonts w:ascii="Arial" w:hAnsi="Arial"/>
+          <w:i/>
+          <w:i/>
+          <w:iCs/>
+          <w:sz w:val="20"/>
+          <w:szCs w:val="20"/>
+        </w:rPr>
+      </w:pPr>
+      <w:r>
+        <w:rPr>
+          <w:rFonts w:ascii="Arial" w:hAnsi="Arial"/>
+          <w:i/>
+          <w:iCs/>
+          <w:sz w:val="20"/>
+          <w:szCs w:val="20"/>
+        </w:rPr>
+      </w:r>
+    </w:p>
+    <w:p>
+      <w:pPr>
+        <w:pStyle w:val="Normal"/>
         <w:ind w:hanging="0" w:start="1418"/>
         <w:rPr>
           <w:rFonts w:ascii="Arial" w:hAnsi="Arial"/>
@@ -2984,7 +2970,7 @@
         <w:widowControl/>
         <w:numPr>
           <w:ilvl w:val="0"/>
-          <w:numId w:val="17"/>
+          <w:numId w:val="16"/>
         </w:numPr>
         <w:suppressAutoHyphens w:val="true"/>
         <w:overflowPunct w:val="true"/>
@@ -3013,7 +2999,7 @@
         <w:widowControl/>
         <w:numPr>
           <w:ilvl w:val="0"/>
-          <w:numId w:val="17"/>
+          <w:numId w:val="16"/>
         </w:numPr>
         <w:suppressAutoHyphens w:val="true"/>
         <w:overflowPunct w:val="true"/>
@@ -3103,7 +3089,7 @@
         <w:widowControl/>
         <w:numPr>
           <w:ilvl w:val="0"/>
-          <w:numId w:val="18"/>
+          <w:numId w:val="17"/>
         </w:numPr>
         <w:suppressAutoHyphens w:val="true"/>
         <w:overflowPunct w:val="true"/>
@@ -3193,7 +3179,7 @@
         <w:widowControl/>
         <w:numPr>
           <w:ilvl w:val="0"/>
-          <w:numId w:val="19"/>
+          <w:numId w:val="18"/>
         </w:numPr>
         <w:suppressAutoHyphens w:val="true"/>
         <w:overflowPunct w:val="true"/>
@@ -3222,7 +3208,7 @@
         <w:widowControl/>
         <w:numPr>
           <w:ilvl w:val="0"/>
-          <w:numId w:val="19"/>
+          <w:numId w:val="18"/>
         </w:numPr>
         <w:suppressAutoHyphens w:val="true"/>
         <w:overflowPunct w:val="true"/>
@@ -3333,7 +3319,7 @@
           <w:effect w:val="none"/>
           <w:shd w:fill="auto" w:val="clear"/>
         </w:rPr>
-        <w:t>EDUCATION   _______________________________________________________</w:t>
+        <w:t>EDUCATION    _______________________________________________________</w:t>
       </w:r>
     </w:p>
     <w:p>
@@ -3482,16 +3468,12 @@
           <w:effect w:val="none"/>
           <w:shd w:fill="auto" w:val="clear"/>
         </w:rPr>
-        <w:t>SECURITY   _________________________________________________________</w:t>
-      </w:r>
-    </w:p>
-    <w:p>
-      <w:pPr>
-        <w:pStyle w:val="Normal"/>
-        <w:numPr>
-          <w:ilvl w:val="0"/>
-          <w:numId w:val="20"/>
-        </w:numPr>
+        <w:t>SECURITY   _________________________________________________________</w:t>
+      </w:r>
+    </w:p>
+    <w:p>
+      <w:pPr>
+        <w:pStyle w:val="Normal"/>
         <w:rPr/>
       </w:pPr>
       <w:r>
@@ -3570,6 +3552,46 @@
           <w:szCs w:val="16"/>
         </w:rPr>
         <w:br/>
+      </w:r>
+    </w:p>
+    <w:p>
+      <w:pPr>
+        <w:pStyle w:val="Normal"/>
+        <w:rPr>
+          <w:rFonts w:ascii="Arial" w:hAnsi="Arial"/>
+          <w:b/>
+          <w:bCs/>
+          <w:i w:val="false"/>
+          <w:i w:val="false"/>
+          <w:caps w:val="false"/>
+          <w:smallCaps w:val="false"/>
+          <w:strike w:val="false"/>
+          <w:dstrike w:val="false"/>
+          <w:color w:val="000000"/>
+          <w:sz w:val="20"/>
+          <w:szCs w:val="20"/>
+          <w:u w:val="none"/>
+          <w:effect w:val="none"/>
+          <w:shd w:fill="auto" w:val="clear"/>
+        </w:rPr>
+      </w:pPr>
+      <w:r>
+        <w:rPr>
+          <w:rFonts w:ascii="Arial" w:hAnsi="Arial"/>
+          <w:b/>
+          <w:bCs/>
+          <w:i w:val="false"/>
+          <w:caps w:val="false"/>
+          <w:smallCaps w:val="false"/>
+          <w:strike w:val="false"/>
+          <w:dstrike w:val="false"/>
+          <w:color w:val="000000"/>
+          <w:sz w:val="20"/>
+          <w:szCs w:val="20"/>
+          <w:u w:val="none"/>
+          <w:effect w:val="none"/>
+          <w:shd w:fill="auto" w:val="clear"/>
+        </w:rPr>
       </w:r>
     </w:p>
     <w:p>
@@ -3818,12 +3840,63 @@
         </w:rPr>
       </w:pPr>
       <w:r>
+        <w:rPr>
+          <w:rFonts w:ascii="Arial" w:hAnsi="Arial"/>
+          <w:sz w:val="20"/>
+          <w:szCs w:val="20"/>
+        </w:rPr>
+      </w:r>
+    </w:p>
+    <w:p>
+      <w:pPr>
+        <w:pStyle w:val="Normal"/>
+        <w:rPr>
+          <w:rStyle w:val="Hyperlink"/>
+          <w:rFonts w:ascii="Arial" w:hAnsi="Arial"/>
+          <w:color w:val="000000"/>
+          <w:sz w:val="20"/>
+          <w:szCs w:val="20"/>
+          <w:u w:val="none"/>
+        </w:rPr>
+      </w:pPr>
+      <w:r>
+        <w:rPr>
+          <w:rFonts w:ascii="Arial" w:hAnsi="Arial"/>
+          <w:color w:val="000000"/>
+          <w:sz w:val="20"/>
+          <w:szCs w:val="20"/>
+          <w:u w:val="none"/>
+        </w:rPr>
+      </w:r>
+    </w:p>
+    <w:p>
+      <w:pPr>
+        <w:pStyle w:val="Normal"/>
+        <w:rPr>
+          <w:rStyle w:val="Hyperlink"/>
+          <w:rFonts w:ascii="Arial" w:hAnsi="Arial"/>
+          <w:color w:val="000000"/>
+          <w:sz w:val="20"/>
+          <w:szCs w:val="20"/>
+          <w:u w:val="none"/>
+        </w:rPr>
+      </w:pPr>
+      <w:r>
+        <w:rPr>
+          <w:rFonts w:ascii="Arial" w:hAnsi="Arial"/>
+          <w:color w:val="000000"/>
+          <w:sz w:val="20"/>
+          <w:szCs w:val="20"/>
+          <w:u w:val="none"/>
+        </w:rPr>
+      </w:r>
+    </w:p>
+    <w:p>
+      <w:pPr>
+        <w:pStyle w:val="Normal"/>
         <w:rPr/>
-      </w:r>
-    </w:p>
-    <w:p>
-      <w:pPr>
-        <w:pStyle w:val="Normal"/>
+      </w:pPr>
+      <w:r>
         <w:rPr>
           <w:rStyle w:val="Hyperlink"/>
           <w:rFonts w:ascii="Arial" w:hAnsi="Arial"/>
@@ -3832,9 +3905,7 @@
           <w:szCs w:val="20"/>
           <w:u w:val="none"/>
         </w:rPr>
-      </w:pPr>
-      <w:r>
-        <w:rPr/>
+        <w:t>Contact information and references available upon request.</w:t>
       </w:r>
     </w:p>
     <w:p>
@@ -3843,31 +3914,34 @@
         <w:rPr>
           <w:rStyle w:val="Hyperlink"/>
           <w:rFonts w:ascii="Arial" w:hAnsi="Arial"/>
-          <w:color w:val="000000"/>
-          <w:sz w:val="20"/>
-          <w:szCs w:val="20"/>
-          <w:u w:val="none"/>
-        </w:rPr>
-      </w:pPr>
-      <w:r>
-        <w:rPr/>
-      </w:r>
-    </w:p>
-    <w:p>
-      <w:pPr>
-        <w:pStyle w:val="Normal"/>
-        <w:rPr/>
-      </w:pPr>
-      <w:r>
+          <w:sz w:val="20"/>
+          <w:szCs w:val="20"/>
+        </w:rPr>
+      </w:pPr>
+      <w:r>
+        <w:rPr>
+          <w:rFonts w:ascii="Arial" w:hAnsi="Arial"/>
+          <w:sz w:val="20"/>
+          <w:szCs w:val="20"/>
+        </w:rPr>
+      </w:r>
+    </w:p>
+    <w:p>
+      <w:pPr>
+        <w:pStyle w:val="Normal"/>
         <w:rPr>
           <w:rStyle w:val="Hyperlink"/>
           <w:rFonts w:ascii="Arial" w:hAnsi="Arial"/>
-          <w:color w:val="000000"/>
-          <w:sz w:val="20"/>
-          <w:szCs w:val="20"/>
-          <w:u w:val="none"/>
-        </w:rPr>
-        <w:t>Contact information and references available upon request.</w:t>
+          <w:sz w:val="20"/>
+          <w:szCs w:val="20"/>
+        </w:rPr>
+      </w:pPr>
+      <w:r>
+        <w:rPr>
+          <w:rFonts w:ascii="Arial" w:hAnsi="Arial"/>
+          <w:sz w:val="20"/>
+          <w:szCs w:val="20"/>
+        </w:rPr>
       </w:r>
     </w:p>
     <w:p>
@@ -3881,7 +3955,11 @@
         </w:rPr>
       </w:pPr>
       <w:r>
-        <w:rPr/>
+        <w:rPr>
+          <w:rFonts w:ascii="Arial" w:hAnsi="Arial"/>
+          <w:sz w:val="20"/>
+          <w:szCs w:val="20"/>
+        </w:rPr>
       </w:r>
     </w:p>
     <w:p>
@@ -3890,12 +3968,29 @@
         <w:rPr>
           <w:rStyle w:val="Hyperlink"/>
           <w:rFonts w:ascii="Arial" w:hAnsi="Arial"/>
-          <w:sz w:val="20"/>
-          <w:szCs w:val="20"/>
-        </w:rPr>
-      </w:pPr>
-      <w:r>
-        <w:rPr/>
+          <w:b w:val="false"/>
+          <w:bCs w:val="false"/>
+          <w:i/>
+          <w:i/>
+          <w:iCs/>
+          <w:color w:val="000000"/>
+          <w:sz w:val="16"/>
+          <w:szCs w:val="16"/>
+          <w:u w:val="none"/>
+        </w:rPr>
+      </w:pPr>
+      <w:r>
+        <w:rPr>
+          <w:rFonts w:ascii="Arial" w:hAnsi="Arial"/>
+          <w:b w:val="false"/>
+          <w:bCs w:val="false"/>
+          <w:i/>
+          <w:iCs/>
+          <w:color w:val="000000"/>
+          <w:sz w:val="16"/>
+          <w:szCs w:val="16"/>
+          <w:u w:val="none"/>
+        </w:rPr>
       </w:r>
     </w:p>
     <w:p>
@@ -3904,12 +3999,29 @@
         <w:rPr>
           <w:rStyle w:val="Hyperlink"/>
           <w:rFonts w:ascii="Arial" w:hAnsi="Arial"/>
-          <w:sz w:val="20"/>
-          <w:szCs w:val="20"/>
-        </w:rPr>
-      </w:pPr>
-      <w:r>
-        <w:rPr/>
+          <w:b w:val="false"/>
+          <w:bCs w:val="false"/>
+          <w:i/>
+          <w:i/>
+          <w:iCs/>
+          <w:color w:val="000000"/>
+          <w:sz w:val="16"/>
+          <w:szCs w:val="16"/>
+          <w:u w:val="none"/>
+        </w:rPr>
+      </w:pPr>
+      <w:r>
+        <w:rPr>
+          <w:rFonts w:ascii="Arial" w:hAnsi="Arial"/>
+          <w:b w:val="false"/>
+          <w:bCs w:val="false"/>
+          <w:i/>
+          <w:iCs/>
+          <w:color w:val="000000"/>
+          <w:sz w:val="16"/>
+          <w:szCs w:val="16"/>
+          <w:u w:val="none"/>
+        </w:rPr>
       </w:r>
     </w:p>
     <w:p>
@@ -3930,7 +4042,17 @@
         </w:rPr>
       </w:pPr>
       <w:r>
-        <w:rPr/>
+        <w:rPr>
+          <w:rFonts w:ascii="Arial" w:hAnsi="Arial"/>
+          <w:b w:val="false"/>
+          <w:bCs w:val="false"/>
+          <w:i/>
+          <w:iCs/>
+          <w:color w:val="000000"/>
+          <w:sz w:val="16"/>
+          <w:szCs w:val="16"/>
+          <w:u w:val="none"/>
+        </w:rPr>
       </w:r>
     </w:p>
     <w:p>
@@ -3951,7 +4073,17 @@
         </w:rPr>
       </w:pPr>
       <w:r>
-        <w:rPr/>
+        <w:rPr>
+          <w:rFonts w:ascii="Arial" w:hAnsi="Arial"/>
+          <w:b w:val="false"/>
+          <w:bCs w:val="false"/>
+          <w:i/>
+          <w:iCs/>
+          <w:color w:val="000000"/>
+          <w:sz w:val="16"/>
+          <w:szCs w:val="16"/>
+          <w:u w:val="none"/>
+        </w:rPr>
       </w:r>
     </w:p>
     <w:p>
@@ -3972,7 +4104,17 @@
         </w:rPr>
       </w:pPr>
       <w:r>
-        <w:rPr/>
+        <w:rPr>
+          <w:rFonts w:ascii="Arial" w:hAnsi="Arial"/>
+          <w:b w:val="false"/>
+          <w:bCs w:val="false"/>
+          <w:i/>
+          <w:iCs/>
+          <w:color w:val="000000"/>
+          <w:sz w:val="16"/>
+          <w:szCs w:val="16"/>
+          <w:u w:val="none"/>
+        </w:rPr>
       </w:r>
     </w:p>
     <w:p>
@@ -3993,7 +4135,17 @@
         </w:rPr>
       </w:pPr>
       <w:r>
-        <w:rPr/>
+        <w:rPr>
+          <w:rFonts w:ascii="Arial" w:hAnsi="Arial"/>
+          <w:b w:val="false"/>
+          <w:bCs w:val="false"/>
+          <w:i/>
+          <w:iCs/>
+          <w:color w:val="000000"/>
+          <w:sz w:val="16"/>
+          <w:szCs w:val="16"/>
+          <w:u w:val="none"/>
+        </w:rPr>
       </w:r>
     </w:p>
     <w:p>
@@ -4014,7 +4166,17 @@
         </w:rPr>
       </w:pPr>
       <w:r>
-        <w:rPr/>
+        <w:rPr>
+          <w:rFonts w:ascii="Arial" w:hAnsi="Arial"/>
+          <w:b w:val="false"/>
+          <w:bCs w:val="false"/>
+          <w:i/>
+          <w:iCs/>
+          <w:color w:val="000000"/>
+          <w:sz w:val="16"/>
+          <w:szCs w:val="16"/>
+          <w:u w:val="none"/>
+        </w:rPr>
       </w:r>
     </w:p>
     <w:p>
@@ -4035,7 +4197,17 @@
         </w:rPr>
       </w:pPr>
       <w:r>
-        <w:rPr/>
+        <w:rPr>
+          <w:rFonts w:ascii="Arial" w:hAnsi="Arial"/>
+          <w:b w:val="false"/>
+          <w:bCs w:val="false"/>
+          <w:i/>
+          <w:iCs/>
+          <w:color w:val="000000"/>
+          <w:sz w:val="16"/>
+          <w:szCs w:val="16"/>
+          <w:u w:val="none"/>
+        </w:rPr>
       </w:r>
     </w:p>
     <w:p>
@@ -4056,7 +4228,17 @@
         </w:rPr>
       </w:pPr>
       <w:r>
-        <w:rPr/>
+        <w:rPr>
+          <w:rFonts w:ascii="Arial" w:hAnsi="Arial"/>
+          <w:b w:val="false"/>
+          <w:bCs w:val="false"/>
+          <w:i/>
+          <w:iCs/>
+          <w:color w:val="000000"/>
+          <w:sz w:val="16"/>
+          <w:szCs w:val="16"/>
+          <w:u w:val="none"/>
+        </w:rPr>
       </w:r>
     </w:p>
     <w:p>
@@ -4077,7 +4259,17 @@
         </w:rPr>
       </w:pPr>
       <w:r>
-        <w:rPr/>
+        <w:rPr>
+          <w:rFonts w:ascii="Arial" w:hAnsi="Arial"/>
+          <w:b w:val="false"/>
+          <w:bCs w:val="false"/>
+          <w:i/>
+          <w:iCs/>
+          <w:color w:val="000000"/>
+          <w:sz w:val="16"/>
+          <w:szCs w:val="16"/>
+          <w:u w:val="none"/>
+        </w:rPr>
       </w:r>
     </w:p>
     <w:p>
@@ -4098,7 +4290,17 @@
         </w:rPr>
       </w:pPr>
       <w:r>
-        <w:rPr/>
+        <w:rPr>
+          <w:rFonts w:ascii="Arial" w:hAnsi="Arial"/>
+          <w:b w:val="false"/>
+          <w:bCs w:val="false"/>
+          <w:i/>
+          <w:iCs/>
+          <w:color w:val="000000"/>
+          <w:sz w:val="16"/>
+          <w:szCs w:val="16"/>
+          <w:u w:val="none"/>
+        </w:rPr>
       </w:r>
     </w:p>
     <w:p>
@@ -4119,7 +4321,17 @@
         </w:rPr>
       </w:pPr>
       <w:r>
-        <w:rPr/>
+        <w:rPr>
+          <w:rFonts w:ascii="Arial" w:hAnsi="Arial"/>
+          <w:b w:val="false"/>
+          <w:bCs w:val="false"/>
+          <w:i/>
+          <w:iCs/>
+          <w:color w:val="000000"/>
+          <w:sz w:val="16"/>
+          <w:szCs w:val="16"/>
+          <w:u w:val="none"/>
+        </w:rPr>
       </w:r>
     </w:p>
     <w:p>
@@ -4140,7 +4352,17 @@
         </w:rPr>
       </w:pPr>
       <w:r>
-        <w:rPr/>
+        <w:rPr>
+          <w:rFonts w:ascii="Arial" w:hAnsi="Arial"/>
+          <w:b w:val="false"/>
+          <w:bCs w:val="false"/>
+          <w:i/>
+          <w:iCs/>
+          <w:color w:val="000000"/>
+          <w:sz w:val="16"/>
+          <w:szCs w:val="16"/>
+          <w:u w:val="none"/>
+        </w:rPr>
       </w:r>
     </w:p>
     <w:p>
@@ -4161,7 +4383,17 @@
         </w:rPr>
       </w:pPr>
       <w:r>
-        <w:rPr/>
+        <w:rPr>
+          <w:rFonts w:ascii="Arial" w:hAnsi="Arial"/>
+          <w:b w:val="false"/>
+          <w:bCs w:val="false"/>
+          <w:i/>
+          <w:iCs/>
+          <w:color w:val="000000"/>
+          <w:sz w:val="16"/>
+          <w:szCs w:val="16"/>
+          <w:u w:val="none"/>
+        </w:rPr>
       </w:r>
     </w:p>
     <w:p>
@@ -4182,7 +4414,17 @@
         </w:rPr>
       </w:pPr>
       <w:r>
-        <w:rPr/>
+        <w:rPr>
+          <w:rFonts w:ascii="Arial" w:hAnsi="Arial"/>
+          <w:b w:val="false"/>
+          <w:bCs w:val="false"/>
+          <w:i/>
+          <w:iCs/>
+          <w:color w:val="000000"/>
+          <w:sz w:val="16"/>
+          <w:szCs w:val="16"/>
+          <w:u w:val="none"/>
+        </w:rPr>
       </w:r>
     </w:p>
     <w:p>
@@ -4203,7 +4445,17 @@
         </w:rPr>
       </w:pPr>
       <w:r>
-        <w:rPr/>
+        <w:rPr>
+          <w:rFonts w:ascii="Arial" w:hAnsi="Arial"/>
+          <w:b w:val="false"/>
+          <w:bCs w:val="false"/>
+          <w:i/>
+          <w:iCs/>
+          <w:color w:val="000000"/>
+          <w:sz w:val="16"/>
+          <w:szCs w:val="16"/>
+          <w:u w:val="none"/>
+        </w:rPr>
       </w:r>
     </w:p>
     <w:p>
@@ -4224,7 +4476,234 @@
         </w:rPr>
       </w:pPr>
       <w:r>
-        <w:rPr/>
+        <w:rPr>
+          <w:rFonts w:ascii="Arial" w:hAnsi="Arial"/>
+          <w:b w:val="false"/>
+          <w:bCs w:val="false"/>
+          <w:i/>
+          <w:iCs/>
+          <w:color w:val="000000"/>
+          <w:sz w:val="16"/>
+          <w:szCs w:val="16"/>
+          <w:u w:val="none"/>
+        </w:rPr>
+      </w:r>
+    </w:p>
+    <w:p>
+      <w:pPr>
+        <w:pStyle w:val="Normal"/>
+        <w:rPr>
+          <w:rStyle w:val="Hyperlink"/>
+          <w:rFonts w:ascii="Arial" w:hAnsi="Arial"/>
+          <w:b w:val="false"/>
+          <w:bCs w:val="false"/>
+          <w:i/>
+          <w:i/>
+          <w:iCs/>
+          <w:color w:val="000000"/>
+          <w:sz w:val="16"/>
+          <w:szCs w:val="16"/>
+          <w:u w:val="none"/>
+        </w:rPr>
+      </w:pPr>
+      <w:r>
+        <w:rPr>
+          <w:rFonts w:ascii="Arial" w:hAnsi="Arial"/>
+          <w:b w:val="false"/>
+          <w:bCs w:val="false"/>
+          <w:i/>
+          <w:iCs/>
+          <w:color w:val="000000"/>
+          <w:sz w:val="16"/>
+          <w:szCs w:val="16"/>
+          <w:u w:val="none"/>
+        </w:rPr>
+      </w:r>
+    </w:p>
+    <w:p>
+      <w:pPr>
+        <w:pStyle w:val="Normal"/>
+        <w:rPr>
+          <w:rStyle w:val="Hyperlink"/>
+          <w:rFonts w:ascii="Arial" w:hAnsi="Arial"/>
+          <w:b w:val="false"/>
+          <w:bCs w:val="false"/>
+          <w:i/>
+          <w:i/>
+          <w:iCs/>
+          <w:color w:val="000000"/>
+          <w:sz w:val="16"/>
+          <w:szCs w:val="16"/>
+          <w:u w:val="none"/>
+        </w:rPr>
+      </w:pPr>
+      <w:r>
+        <w:rPr>
+          <w:rFonts w:ascii="Arial" w:hAnsi="Arial"/>
+          <w:b w:val="false"/>
+          <w:bCs w:val="false"/>
+          <w:i/>
+          <w:iCs/>
+          <w:color w:val="000000"/>
+          <w:sz w:val="16"/>
+          <w:szCs w:val="16"/>
+          <w:u w:val="none"/>
+        </w:rPr>
+      </w:r>
+    </w:p>
+    <w:p>
+      <w:pPr>
+        <w:pStyle w:val="Normal"/>
+        <w:rPr>
+          <w:rStyle w:val="Hyperlink"/>
+          <w:rFonts w:ascii="Arial" w:hAnsi="Arial"/>
+          <w:b w:val="false"/>
+          <w:bCs w:val="false"/>
+          <w:i/>
+          <w:i/>
+          <w:iCs/>
+          <w:color w:val="000000"/>
+          <w:sz w:val="16"/>
+          <w:szCs w:val="16"/>
+          <w:u w:val="none"/>
+        </w:rPr>
+      </w:pPr>
+      <w:r>
+        <w:rPr>
+          <w:rFonts w:ascii="Arial" w:hAnsi="Arial"/>
+          <w:b w:val="false"/>
+          <w:bCs w:val="false"/>
+          <w:i/>
+          <w:iCs/>
+          <w:color w:val="000000"/>
+          <w:sz w:val="16"/>
+          <w:szCs w:val="16"/>
+          <w:u w:val="none"/>
+        </w:rPr>
+      </w:r>
+    </w:p>
+    <w:p>
+      <w:pPr>
+        <w:pStyle w:val="Normal"/>
+        <w:rPr>
+          <w:rStyle w:val="Hyperlink"/>
+          <w:rFonts w:ascii="Arial" w:hAnsi="Arial"/>
+          <w:b w:val="false"/>
+          <w:bCs w:val="false"/>
+          <w:i/>
+          <w:i/>
+          <w:iCs/>
+          <w:color w:val="000000"/>
+          <w:sz w:val="16"/>
+          <w:szCs w:val="16"/>
+          <w:u w:val="none"/>
+        </w:rPr>
+      </w:pPr>
+      <w:r>
+        <w:rPr>
+          <w:rFonts w:ascii="Arial" w:hAnsi="Arial"/>
+          <w:b w:val="false"/>
+          <w:bCs w:val="false"/>
+          <w:i/>
+          <w:iCs/>
+          <w:color w:val="000000"/>
+          <w:sz w:val="16"/>
+          <w:szCs w:val="16"/>
+          <w:u w:val="none"/>
+        </w:rPr>
+      </w:r>
+    </w:p>
+    <w:p>
+      <w:pPr>
+        <w:pStyle w:val="Normal"/>
+        <w:rPr>
+          <w:rStyle w:val="Hyperlink"/>
+          <w:rFonts w:ascii="Arial" w:hAnsi="Arial"/>
+          <w:b w:val="false"/>
+          <w:bCs w:val="false"/>
+          <w:i/>
+          <w:i/>
+          <w:iCs/>
+          <w:color w:val="000000"/>
+          <w:sz w:val="16"/>
+          <w:szCs w:val="16"/>
+          <w:u w:val="none"/>
+        </w:rPr>
+      </w:pPr>
+      <w:r>
+        <w:rPr>
+          <w:rFonts w:ascii="Arial" w:hAnsi="Arial"/>
+          <w:b w:val="false"/>
+          <w:bCs w:val="false"/>
+          <w:i/>
+          <w:iCs/>
+          <w:color w:val="000000"/>
+          <w:sz w:val="16"/>
+          <w:szCs w:val="16"/>
+          <w:u w:val="none"/>
+        </w:rPr>
+      </w:r>
+    </w:p>
+    <w:p>
+      <w:pPr>
+        <w:pStyle w:val="Normal"/>
+        <w:rPr>
+          <w:rStyle w:val="Hyperlink"/>
+          <w:rFonts w:ascii="Arial" w:hAnsi="Arial"/>
+          <w:b w:val="false"/>
+          <w:bCs w:val="false"/>
+          <w:i/>
+          <w:i/>
+          <w:iCs/>
+          <w:color w:val="000000"/>
+          <w:sz w:val="16"/>
+          <w:szCs w:val="16"/>
+          <w:u w:val="none"/>
+        </w:rPr>
+      </w:pPr>
+      <w:r>
+        <w:rPr>
+          <w:rFonts w:ascii="Arial" w:hAnsi="Arial"/>
+          <w:b w:val="false"/>
+          <w:bCs w:val="false"/>
+          <w:i/>
+          <w:iCs/>
+          <w:color w:val="000000"/>
+          <w:sz w:val="16"/>
+          <w:szCs w:val="16"/>
+          <w:u w:val="none"/>
+        </w:rPr>
+      </w:r>
+    </w:p>
+    <w:p>
+      <w:pPr>
+        <w:pStyle w:val="Normal"/>
+        <w:rPr>
+          <w:rStyle w:val="Hyperlink"/>
+          <w:rFonts w:ascii="Arial" w:hAnsi="Arial"/>
+          <w:b w:val="false"/>
+          <w:bCs w:val="false"/>
+          <w:i/>
+          <w:i/>
+          <w:iCs/>
+          <w:color w:val="000000"/>
+          <w:sz w:val="16"/>
+          <w:szCs w:val="16"/>
+          <w:u w:val="none"/>
+        </w:rPr>
+      </w:pPr>
+      <w:r>
+        <w:rPr>
+          <w:rFonts w:ascii="Arial" w:hAnsi="Arial"/>
+          <w:b w:val="false"/>
+          <w:bCs w:val="false"/>
+          <w:i/>
+          <w:iCs/>
+          <w:color w:val="000000"/>
+          <w:sz w:val="16"/>
+          <w:szCs w:val="16"/>
+          <w:u w:val="none"/>
+        </w:rPr>
       </w:r>
     </w:p>
     <w:p>
@@ -4997,6 +5476,7 @@
       <w:rPr>
         <w:b w:val="false"/>
         <w:bCs w:val="false"/>
+        <w:rFonts w:ascii="Arial" w:hAnsi="Arial"/>
       </w:rPr>
     </w:lvl>
     <w:lvl w:ilvl="1">
@@ -5143,6 +5623,7 @@
       <w:rPr>
         <w:b w:val="false"/>
         <w:bCs w:val="false"/>
+        <w:rFonts w:ascii="Arial" w:hAnsi="Arial"/>
       </w:rPr>
     </w:lvl>
     <w:lvl w:ilvl="1">
@@ -5549,143 +6030,6 @@
     </w:lvl>
   </w:abstractNum>
   <w:abstractNum w:abstractNumId="10">
-    <w:lvl w:ilvl="0">
-      <w:start w:val="1"/>
-      <w:numFmt w:val="bullet"/>
-      <w:lvlText w:val="-"/>
-      <w:lvlJc w:val="start"/>
-      <w:pPr>
-        <w:tabs>
-          <w:tab w:val="num" w:pos="720"/>
-        </w:tabs>
-        <w:ind w:start="720" w:hanging="360"/>
-      </w:pPr>
-      <w:rPr>
-        <w:rFonts w:ascii="OpenSymbol" w:hAnsi="OpenSymbol" w:cs="OpenSymbol" w:hint="default"/>
-      </w:rPr>
-    </w:lvl>
-    <w:lvl w:ilvl="1">
-      <w:start w:val="1"/>
-      <w:numFmt w:val="bullet"/>
-      <w:lvlText w:val="-"/>
-      <w:lvlJc w:val="start"/>
-      <w:pPr>
-        <w:tabs>
-          <w:tab w:val="num" w:pos="1080"/>
-        </w:tabs>
-        <w:ind w:start="1080" w:hanging="360"/>
-      </w:pPr>
-      <w:rPr>
-        <w:rFonts w:ascii="OpenSymbol" w:hAnsi="OpenSymbol" w:cs="OpenSymbol" w:hint="default"/>
-      </w:rPr>
-    </w:lvl>
-    <w:lvl w:ilvl="2">
-      <w:start w:val="1"/>
-      <w:numFmt w:val="bullet"/>
-      <w:lvlText w:val="-"/>
-      <w:lvlJc w:val="start"/>
-      <w:pPr>
-        <w:tabs>
-          <w:tab w:val="num" w:pos="1440"/>
-        </w:tabs>
-        <w:ind w:start="1440" w:hanging="360"/>
-      </w:pPr>
-      <w:rPr>
-        <w:rFonts w:ascii="OpenSymbol" w:hAnsi="OpenSymbol" w:cs="OpenSymbol" w:hint="default"/>
-      </w:rPr>
-    </w:lvl>
-    <w:lvl w:ilvl="3">
-      <w:start w:val="1"/>
-      <w:numFmt w:val="bullet"/>
-      <w:lvlText w:val="-"/>
-      <w:lvlJc w:val="start"/>
-      <w:pPr>
-        <w:tabs>
-          <w:tab w:val="num" w:pos="1800"/>
-        </w:tabs>
-        <w:ind w:start="1800" w:hanging="360"/>
-      </w:pPr>
-      <w:rPr>
-        <w:rFonts w:ascii="OpenSymbol" w:hAnsi="OpenSymbol" w:cs="OpenSymbol" w:hint="default"/>
-      </w:rPr>
-    </w:lvl>
-    <w:lvl w:ilvl="4">
-      <w:start w:val="1"/>
-      <w:numFmt w:val="bullet"/>
-      <w:lvlText w:val="-"/>
-      <w:lvlJc w:val="start"/>
-      <w:pPr>
-        <w:tabs>
-          <w:tab w:val="num" w:pos="2160"/>
-        </w:tabs>
-        <w:ind w:start="2160" w:hanging="360"/>
-      </w:pPr>
-      <w:rPr>
-        <w:rFonts w:ascii="OpenSymbol" w:hAnsi="OpenSymbol" w:cs="OpenSymbol" w:hint="default"/>
-      </w:rPr>
-    </w:lvl>
-    <w:lvl w:ilvl="5">
-      <w:start w:val="1"/>
-      <w:numFmt w:val="bullet"/>
-      <w:lvlText w:val="-"/>
-      <w:lvlJc w:val="start"/>
-      <w:pPr>
-        <w:tabs>
-          <w:tab w:val="num" w:pos="2520"/>
-        </w:tabs>
-        <w:ind w:start="2520" w:hanging="360"/>
-      </w:pPr>
-      <w:rPr>
-        <w:rFonts w:ascii="OpenSymbol" w:hAnsi="OpenSymbol" w:cs="OpenSymbol" w:hint="default"/>
-      </w:rPr>
-    </w:lvl>
-    <w:lvl w:ilvl="6">
-      <w:start w:val="1"/>
-      <w:numFmt w:val="bullet"/>
-      <w:lvlText w:val="-"/>
-      <w:lvlJc w:val="start"/>
-      <w:pPr>
-        <w:tabs>
-          <w:tab w:val="num" w:pos="2880"/>
-        </w:tabs>
-        <w:ind w:start="2880" w:hanging="360"/>
-      </w:pPr>
-      <w:rPr>
-        <w:rFonts w:ascii="OpenSymbol" w:hAnsi="OpenSymbol" w:cs="OpenSymbol" w:hint="default"/>
-      </w:rPr>
-    </w:lvl>
-    <w:lvl w:ilvl="7">
-      <w:start w:val="1"/>
-      <w:numFmt w:val="bullet"/>
-      <w:lvlText w:val="-"/>
-      <w:lvlJc w:val="start"/>
-      <w:pPr>
-        <w:tabs>
-          <w:tab w:val="num" w:pos="3240"/>
-        </w:tabs>
-        <w:ind w:start="3240" w:hanging="360"/>
-      </w:pPr>
-      <w:rPr>
-        <w:rFonts w:ascii="OpenSymbol" w:hAnsi="OpenSymbol" w:cs="OpenSymbol" w:hint="default"/>
-      </w:rPr>
-    </w:lvl>
-    <w:lvl w:ilvl="8">
-      <w:start w:val="1"/>
-      <w:numFmt w:val="bullet"/>
-      <w:lvlText w:val="-"/>
-      <w:lvlJc w:val="start"/>
-      <w:pPr>
-        <w:tabs>
-          <w:tab w:val="num" w:pos="3600"/>
-        </w:tabs>
-        <w:ind w:start="3600" w:hanging="360"/>
-      </w:pPr>
-      <w:rPr>
-        <w:rFonts w:ascii="OpenSymbol" w:hAnsi="OpenSymbol" w:cs="OpenSymbol" w:hint="default"/>
-      </w:rPr>
-    </w:lvl>
-  </w:abstractNum>
-  <w:abstractNum w:abstractNumId="11">
     <w:lvl w:ilvl="0">
       <w:start w:val="3"/>
       <w:numFmt w:val="upperRoman"/>
@@ -5700,6 +6044,7 @@
       <w:rPr>
         <w:b w:val="false"/>
         <w:bCs w:val="false"/>
+        <w:rFonts w:ascii="Arial" w:hAnsi="Arial"/>
       </w:rPr>
     </w:lvl>
     <w:lvl w:ilvl="1">
@@ -5828,6 +6173,143 @@
       <w:rPr>
         <w:b w:val="false"/>
         <w:bCs w:val="false"/>
+      </w:rPr>
+    </w:lvl>
+  </w:abstractNum>
+  <w:abstractNum w:abstractNumId="11">
+    <w:lvl w:ilvl="0">
+      <w:start w:val="1"/>
+      <w:numFmt w:val="bullet"/>
+      <w:lvlText w:val="-"/>
+      <w:lvlJc w:val="start"/>
+      <w:pPr>
+        <w:tabs>
+          <w:tab w:val="num" w:pos="720"/>
+        </w:tabs>
+        <w:ind w:start="720" w:hanging="360"/>
+      </w:pPr>
+      <w:rPr>
+        <w:rFonts w:ascii="OpenSymbol" w:hAnsi="OpenSymbol" w:cs="OpenSymbol" w:hint="default"/>
+      </w:rPr>
+    </w:lvl>
+    <w:lvl w:ilvl="1">
+      <w:start w:val="1"/>
+      <w:numFmt w:val="bullet"/>
+      <w:lvlText w:val="-"/>
+      <w:lvlJc w:val="start"/>
+      <w:pPr>
+        <w:tabs>
+          <w:tab w:val="num" w:pos="1080"/>
+        </w:tabs>
+        <w:ind w:start="1080" w:hanging="360"/>
+      </w:pPr>
+      <w:rPr>
+        <w:rFonts w:ascii="OpenSymbol" w:hAnsi="OpenSymbol" w:cs="OpenSymbol" w:hint="default"/>
+      </w:rPr>
+    </w:lvl>
+    <w:lvl w:ilvl="2">
+      <w:start w:val="1"/>
+      <w:numFmt w:val="bullet"/>
+      <w:lvlText w:val="-"/>
+      <w:lvlJc w:val="start"/>
+      <w:pPr>
+        <w:tabs>
+          <w:tab w:val="num" w:pos="1440"/>
+        </w:tabs>
+        <w:ind w:start="1440" w:hanging="360"/>
+      </w:pPr>
+      <w:rPr>
+        <w:rFonts w:ascii="OpenSymbol" w:hAnsi="OpenSymbol" w:cs="OpenSymbol" w:hint="default"/>
+      </w:rPr>
+    </w:lvl>
+    <w:lvl w:ilvl="3">
+      <w:start w:val="1"/>
+      <w:numFmt w:val="bullet"/>
+      <w:lvlText w:val="-"/>
+      <w:lvlJc w:val="start"/>
+      <w:pPr>
+        <w:tabs>
+          <w:tab w:val="num" w:pos="1800"/>
+        </w:tabs>
+        <w:ind w:start="1800" w:hanging="360"/>
+      </w:pPr>
+      <w:rPr>
+        <w:rFonts w:ascii="OpenSymbol" w:hAnsi="OpenSymbol" w:cs="OpenSymbol" w:hint="default"/>
+      </w:rPr>
+    </w:lvl>
+    <w:lvl w:ilvl="4">
+      <w:start w:val="1"/>
+      <w:numFmt w:val="bullet"/>
+      <w:lvlText w:val="-"/>
+      <w:lvlJc w:val="start"/>
+      <w:pPr>
+        <w:tabs>
+          <w:tab w:val="num" w:pos="2160"/>
+        </w:tabs>
+        <w:ind w:start="2160" w:hanging="360"/>
+      </w:pPr>
+      <w:rPr>
+        <w:rFonts w:ascii="OpenSymbol" w:hAnsi="OpenSymbol" w:cs="OpenSymbol" w:hint="default"/>
+      </w:rPr>
+    </w:lvl>
+    <w:lvl w:ilvl="5">
+      <w:start w:val="1"/>
+      <w:numFmt w:val="bullet"/>
+      <w:lvlText w:val="-"/>
+      <w:lvlJc w:val="start"/>
+      <w:pPr>
+        <w:tabs>
+          <w:tab w:val="num" w:pos="2520"/>
+        </w:tabs>
+        <w:ind w:start="2520" w:hanging="360"/>
+      </w:pPr>
+      <w:rPr>
+        <w:rFonts w:ascii="OpenSymbol" w:hAnsi="OpenSymbol" w:cs="OpenSymbol" w:hint="default"/>
+      </w:rPr>
+    </w:lvl>
+    <w:lvl w:ilvl="6">
+      <w:start w:val="1"/>
+      <w:numFmt w:val="bullet"/>
+      <w:lvlText w:val="-"/>
+      <w:lvlJc w:val="start"/>
+      <w:pPr>
+        <w:tabs>
+          <w:tab w:val="num" w:pos="2880"/>
+        </w:tabs>
+        <w:ind w:start="2880" w:hanging="360"/>
+      </w:pPr>
+      <w:rPr>
+        <w:rFonts w:ascii="OpenSymbol" w:hAnsi="OpenSymbol" w:cs="OpenSymbol" w:hint="default"/>
+      </w:rPr>
+    </w:lvl>
+    <w:lvl w:ilvl="7">
+      <w:start w:val="1"/>
+      <w:numFmt w:val="bullet"/>
+      <w:lvlText w:val="-"/>
+      <w:lvlJc w:val="start"/>
+      <w:pPr>
+        <w:tabs>
+          <w:tab w:val="num" w:pos="3240"/>
+        </w:tabs>
+        <w:ind w:start="3240" w:hanging="360"/>
+      </w:pPr>
+      <w:rPr>
+        <w:rFonts w:ascii="OpenSymbol" w:hAnsi="OpenSymbol" w:cs="OpenSymbol" w:hint="default"/>
+      </w:rPr>
+    </w:lvl>
+    <w:lvl w:ilvl="8">
+      <w:start w:val="1"/>
+      <w:numFmt w:val="bullet"/>
+      <w:lvlText w:val="-"/>
+      <w:lvlJc w:val="start"/>
+      <w:pPr>
+        <w:tabs>
+          <w:tab w:val="num" w:pos="3600"/>
+        </w:tabs>
+        <w:ind w:start="3600" w:hanging="360"/>
+      </w:pPr>
+      <w:rPr>
+        <w:rFonts w:ascii="OpenSymbol" w:hAnsi="OpenSymbol" w:cs="OpenSymbol" w:hint="default"/>
       </w:rPr>
     </w:lvl>
   </w:abstractNum>
@@ -6243,143 +6725,6 @@
     </w:lvl>
   </w:abstractNum>
   <w:abstractNum w:abstractNumId="15">
-    <w:lvl w:ilvl="0">
-      <w:start w:val="1"/>
-      <w:numFmt w:val="bullet"/>
-      <w:lvlText w:val="-"/>
-      <w:lvlJc w:val="start"/>
-      <w:pPr>
-        <w:tabs>
-          <w:tab w:val="num" w:pos="720"/>
-        </w:tabs>
-        <w:ind w:start="720" w:hanging="360"/>
-      </w:pPr>
-      <w:rPr>
-        <w:rFonts w:ascii="OpenSymbol" w:hAnsi="OpenSymbol" w:cs="OpenSymbol" w:hint="default"/>
-      </w:rPr>
-    </w:lvl>
-    <w:lvl w:ilvl="1">
-      <w:start w:val="1"/>
-      <w:numFmt w:val="bullet"/>
-      <w:lvlText w:val="-"/>
-      <w:lvlJc w:val="start"/>
-      <w:pPr>
-        <w:tabs>
-          <w:tab w:val="num" w:pos="1080"/>
-        </w:tabs>
-        <w:ind w:start="1080" w:hanging="360"/>
-      </w:pPr>
-      <w:rPr>
-        <w:rFonts w:ascii="OpenSymbol" w:hAnsi="OpenSymbol" w:cs="OpenSymbol" w:hint="default"/>
-      </w:rPr>
-    </w:lvl>
-    <w:lvl w:ilvl="2">
-      <w:start w:val="1"/>
-      <w:numFmt w:val="bullet"/>
-      <w:lvlText w:val="-"/>
-      <w:lvlJc w:val="start"/>
-      <w:pPr>
-        <w:tabs>
-          <w:tab w:val="num" w:pos="1440"/>
-        </w:tabs>
-        <w:ind w:start="1440" w:hanging="360"/>
-      </w:pPr>
-      <w:rPr>
-        <w:rFonts w:ascii="OpenSymbol" w:hAnsi="OpenSymbol" w:cs="OpenSymbol" w:hint="default"/>
-      </w:rPr>
-    </w:lvl>
-    <w:lvl w:ilvl="3">
-      <w:start w:val="1"/>
-      <w:numFmt w:val="bullet"/>
-      <w:lvlText w:val="-"/>
-      <w:lvlJc w:val="start"/>
-      <w:pPr>
-        <w:tabs>
-          <w:tab w:val="num" w:pos="1800"/>
-        </w:tabs>
-        <w:ind w:start="1800" w:hanging="360"/>
-      </w:pPr>
-      <w:rPr>
-        <w:rFonts w:ascii="OpenSymbol" w:hAnsi="OpenSymbol" w:cs="OpenSymbol" w:hint="default"/>
-      </w:rPr>
-    </w:lvl>
-    <w:lvl w:ilvl="4">
-      <w:start w:val="1"/>
-      <w:numFmt w:val="bullet"/>
-      <w:lvlText w:val="-"/>
-      <w:lvlJc w:val="start"/>
-      <w:pPr>
-        <w:tabs>
-          <w:tab w:val="num" w:pos="2160"/>
-        </w:tabs>
-        <w:ind w:start="2160" w:hanging="360"/>
-      </w:pPr>
-      <w:rPr>
-        <w:rFonts w:ascii="OpenSymbol" w:hAnsi="OpenSymbol" w:cs="OpenSymbol" w:hint="default"/>
-      </w:rPr>
-    </w:lvl>
-    <w:lvl w:ilvl="5">
-      <w:start w:val="1"/>
-      <w:numFmt w:val="bullet"/>
-      <w:lvlText w:val="-"/>
-      <w:lvlJc w:val="start"/>
-      <w:pPr>
-        <w:tabs>
-          <w:tab w:val="num" w:pos="2520"/>
-        </w:tabs>
-        <w:ind w:start="2520" w:hanging="360"/>
-      </w:pPr>
-      <w:rPr>
-        <w:rFonts w:ascii="OpenSymbol" w:hAnsi="OpenSymbol" w:cs="OpenSymbol" w:hint="default"/>
-      </w:rPr>
-    </w:lvl>
-    <w:lvl w:ilvl="6">
-      <w:start w:val="1"/>
-      <w:numFmt w:val="bullet"/>
-      <w:lvlText w:val="-"/>
-      <w:lvlJc w:val="start"/>
-      <w:pPr>
-        <w:tabs>
-          <w:tab w:val="num" w:pos="2880"/>
-        </w:tabs>
-        <w:ind w:start="2880" w:hanging="360"/>
-      </w:pPr>
-      <w:rPr>
-        <w:rFonts w:ascii="OpenSymbol" w:hAnsi="OpenSymbol" w:cs="OpenSymbol" w:hint="default"/>
-      </w:rPr>
-    </w:lvl>
-    <w:lvl w:ilvl="7">
-      <w:start w:val="1"/>
-      <w:numFmt w:val="bullet"/>
-      <w:lvlText w:val="-"/>
-      <w:lvlJc w:val="start"/>
-      <w:pPr>
-        <w:tabs>
-          <w:tab w:val="num" w:pos="3240"/>
-        </w:tabs>
-        <w:ind w:start="3240" w:hanging="360"/>
-      </w:pPr>
-      <w:rPr>
-        <w:rFonts w:ascii="OpenSymbol" w:hAnsi="OpenSymbol" w:cs="OpenSymbol" w:hint="default"/>
-      </w:rPr>
-    </w:lvl>
-    <w:lvl w:ilvl="8">
-      <w:start w:val="1"/>
-      <w:numFmt w:val="bullet"/>
-      <w:lvlText w:val="-"/>
-      <w:lvlJc w:val="start"/>
-      <w:pPr>
-        <w:tabs>
-          <w:tab w:val="num" w:pos="3600"/>
-        </w:tabs>
-        <w:ind w:start="3600" w:hanging="360"/>
-      </w:pPr>
-      <w:rPr>
-        <w:rFonts w:ascii="OpenSymbol" w:hAnsi="OpenSymbol" w:cs="OpenSymbol" w:hint="default"/>
-      </w:rPr>
-    </w:lvl>
-  </w:abstractNum>
-  <w:abstractNum w:abstractNumId="16">
     <w:lvl w:ilvl="0">
       <w:start w:val="4"/>
       <w:numFmt w:val="upperRoman"/>
@@ -6394,6 +6739,7 @@
       <w:rPr>
         <w:b w:val="false"/>
         <w:bCs w:val="false"/>
+        <w:rFonts w:ascii="Arial" w:hAnsi="Arial"/>
       </w:rPr>
     </w:lvl>
     <w:lvl w:ilvl="1">
@@ -6522,6 +6868,143 @@
       <w:rPr>
         <w:b w:val="false"/>
         <w:bCs w:val="false"/>
+      </w:rPr>
+    </w:lvl>
+  </w:abstractNum>
+  <w:abstractNum w:abstractNumId="16">
+    <w:lvl w:ilvl="0">
+      <w:start w:val="1"/>
+      <w:numFmt w:val="bullet"/>
+      <w:lvlText w:val="-"/>
+      <w:lvlJc w:val="start"/>
+      <w:pPr>
+        <w:tabs>
+          <w:tab w:val="num" w:pos="720"/>
+        </w:tabs>
+        <w:ind w:start="720" w:hanging="360"/>
+      </w:pPr>
+      <w:rPr>
+        <w:rFonts w:ascii="OpenSymbol" w:hAnsi="OpenSymbol" w:cs="OpenSymbol" w:hint="default"/>
+      </w:rPr>
+    </w:lvl>
+    <w:lvl w:ilvl="1">
+      <w:start w:val="1"/>
+      <w:numFmt w:val="bullet"/>
+      <w:lvlText w:val="-"/>
+      <w:lvlJc w:val="start"/>
+      <w:pPr>
+        <w:tabs>
+          <w:tab w:val="num" w:pos="1080"/>
+        </w:tabs>
+        <w:ind w:start="1080" w:hanging="360"/>
+      </w:pPr>
+      <w:rPr>
+        <w:rFonts w:ascii="OpenSymbol" w:hAnsi="OpenSymbol" w:cs="OpenSymbol" w:hint="default"/>
+      </w:rPr>
+    </w:lvl>
+    <w:lvl w:ilvl="2">
+      <w:start w:val="1"/>
+      <w:numFmt w:val="bullet"/>
+      <w:lvlText w:val="-"/>
+      <w:lvlJc w:val="start"/>
+      <w:pPr>
+        <w:tabs>
+          <w:tab w:val="num" w:pos="1440"/>
+        </w:tabs>
+        <w:ind w:start="1440" w:hanging="360"/>
+      </w:pPr>
+      <w:rPr>
+        <w:rFonts w:ascii="OpenSymbol" w:hAnsi="OpenSymbol" w:cs="OpenSymbol" w:hint="default"/>
+      </w:rPr>
+    </w:lvl>
+    <w:lvl w:ilvl="3">
+      <w:start w:val="1"/>
+      <w:numFmt w:val="bullet"/>
+      <w:lvlText w:val="-"/>
+      <w:lvlJc w:val="start"/>
+      <w:pPr>
+        <w:tabs>
+          <w:tab w:val="num" w:pos="1800"/>
+        </w:tabs>
+        <w:ind w:start="1800" w:hanging="360"/>
+      </w:pPr>
+      <w:rPr>
+        <w:rFonts w:ascii="OpenSymbol" w:hAnsi="OpenSymbol" w:cs="OpenSymbol" w:hint="default"/>
+      </w:rPr>
+    </w:lvl>
+    <w:lvl w:ilvl="4">
+      <w:start w:val="1"/>
+      <w:numFmt w:val="bullet"/>
+      <w:lvlText w:val="-"/>
+      <w:lvlJc w:val="start"/>
+      <w:pPr>
+        <w:tabs>
+          <w:tab w:val="num" w:pos="2160"/>
+        </w:tabs>
+        <w:ind w:start="2160" w:hanging="360"/>
+      </w:pPr>
+      <w:rPr>
+        <w:rFonts w:ascii="OpenSymbol" w:hAnsi="OpenSymbol" w:cs="OpenSymbol" w:hint="default"/>
+      </w:rPr>
+    </w:lvl>
+    <w:lvl w:ilvl="5">
+      <w:start w:val="1"/>
+      <w:numFmt w:val="bullet"/>
+      <w:lvlText w:val="-"/>
+      <w:lvlJc w:val="start"/>
+      <w:pPr>
+        <w:tabs>
+          <w:tab w:val="num" w:pos="2520"/>
+        </w:tabs>
+        <w:ind w:start="2520" w:hanging="360"/>
+      </w:pPr>
+      <w:rPr>
+        <w:rFonts w:ascii="OpenSymbol" w:hAnsi="OpenSymbol" w:cs="OpenSymbol" w:hint="default"/>
+      </w:rPr>
+    </w:lvl>
+    <w:lvl w:ilvl="6">
+      <w:start w:val="1"/>
+      <w:numFmt w:val="bullet"/>
+      <w:lvlText w:val="-"/>
+      <w:lvlJc w:val="start"/>
+      <w:pPr>
+        <w:tabs>
+          <w:tab w:val="num" w:pos="2880"/>
+        </w:tabs>
+        <w:ind w:start="2880" w:hanging="360"/>
+      </w:pPr>
+      <w:rPr>
+        <w:rFonts w:ascii="OpenSymbol" w:hAnsi="OpenSymbol" w:cs="OpenSymbol" w:hint="default"/>
+      </w:rPr>
+    </w:lvl>
+    <w:lvl w:ilvl="7">
+      <w:start w:val="1"/>
+      <w:numFmt w:val="bullet"/>
+      <w:lvlText w:val="-"/>
+      <w:lvlJc w:val="start"/>
+      <w:pPr>
+        <w:tabs>
+          <w:tab w:val="num" w:pos="3240"/>
+        </w:tabs>
+        <w:ind w:start="3240" w:hanging="360"/>
+      </w:pPr>
+      <w:rPr>
+        <w:rFonts w:ascii="OpenSymbol" w:hAnsi="OpenSymbol" w:cs="OpenSymbol" w:hint="default"/>
+      </w:rPr>
+    </w:lvl>
+    <w:lvl w:ilvl="8">
+      <w:start w:val="1"/>
+      <w:numFmt w:val="bullet"/>
+      <w:lvlText w:val="-"/>
+      <w:lvlJc w:val="start"/>
+      <w:pPr>
+        <w:tabs>
+          <w:tab w:val="num" w:pos="3600"/>
+        </w:tabs>
+        <w:ind w:start="3600" w:hanging="360"/>
+      </w:pPr>
+      <w:rPr>
+        <w:rFonts w:ascii="OpenSymbol" w:hAnsi="OpenSymbol" w:cs="OpenSymbol" w:hint="default"/>
       </w:rPr>
     </w:lvl>
   </w:abstractNum>
@@ -6663,280 +7146,6 @@
     </w:lvl>
   </w:abstractNum>
   <w:abstractNum w:abstractNumId="18">
-    <w:lvl w:ilvl="0">
-      <w:start w:val="1"/>
-      <w:numFmt w:val="bullet"/>
-      <w:lvlText w:val="-"/>
-      <w:lvlJc w:val="start"/>
-      <w:pPr>
-        <w:tabs>
-          <w:tab w:val="num" w:pos="720"/>
-        </w:tabs>
-        <w:ind w:start="720" w:hanging="360"/>
-      </w:pPr>
-      <w:rPr>
-        <w:rFonts w:ascii="OpenSymbol" w:hAnsi="OpenSymbol" w:cs="OpenSymbol" w:hint="default"/>
-      </w:rPr>
-    </w:lvl>
-    <w:lvl w:ilvl="1">
-      <w:start w:val="1"/>
-      <w:numFmt w:val="bullet"/>
-      <w:lvlText w:val="-"/>
-      <w:lvlJc w:val="start"/>
-      <w:pPr>
-        <w:tabs>
-          <w:tab w:val="num" w:pos="1080"/>
-        </w:tabs>
-        <w:ind w:start="1080" w:hanging="360"/>
-      </w:pPr>
-      <w:rPr>
-        <w:rFonts w:ascii="OpenSymbol" w:hAnsi="OpenSymbol" w:cs="OpenSymbol" w:hint="default"/>
-      </w:rPr>
-    </w:lvl>
-    <w:lvl w:ilvl="2">
-      <w:start w:val="1"/>
-      <w:numFmt w:val="bullet"/>
-      <w:lvlText w:val="-"/>
-      <w:lvlJc w:val="start"/>
-      <w:pPr>
-        <w:tabs>
-          <w:tab w:val="num" w:pos="1440"/>
-        </w:tabs>
-        <w:ind w:start="1440" w:hanging="360"/>
-      </w:pPr>
-      <w:rPr>
-        <w:rFonts w:ascii="OpenSymbol" w:hAnsi="OpenSymbol" w:cs="OpenSymbol" w:hint="default"/>
-      </w:rPr>
-    </w:lvl>
-    <w:lvl w:ilvl="3">
-      <w:start w:val="1"/>
-      <w:numFmt w:val="bullet"/>
-      <w:lvlText w:val="-"/>
-      <w:lvlJc w:val="start"/>
-      <w:pPr>
-        <w:tabs>
-          <w:tab w:val="num" w:pos="1800"/>
-        </w:tabs>
-        <w:ind w:start="1800" w:hanging="360"/>
-      </w:pPr>
-      <w:rPr>
-        <w:rFonts w:ascii="OpenSymbol" w:hAnsi="OpenSymbol" w:cs="OpenSymbol" w:hint="default"/>
-      </w:rPr>
-    </w:lvl>
-    <w:lvl w:ilvl="4">
-      <w:start w:val="1"/>
-      <w:numFmt w:val="bullet"/>
-      <w:lvlText w:val="-"/>
-      <w:lvlJc w:val="start"/>
-      <w:pPr>
-        <w:tabs>
-          <w:tab w:val="num" w:pos="2160"/>
-        </w:tabs>
-        <w:ind w:start="2160" w:hanging="360"/>
-      </w:pPr>
-      <w:rPr>
-        <w:rFonts w:ascii="OpenSymbol" w:hAnsi="OpenSymbol" w:cs="OpenSymbol" w:hint="default"/>
-      </w:rPr>
-    </w:lvl>
-    <w:lvl w:ilvl="5">
-      <w:start w:val="1"/>
-      <w:numFmt w:val="bullet"/>
-      <w:lvlText w:val="-"/>
-      <w:lvlJc w:val="start"/>
-      <w:pPr>
-        <w:tabs>
-          <w:tab w:val="num" w:pos="2520"/>
-        </w:tabs>
-        <w:ind w:start="2520" w:hanging="360"/>
-      </w:pPr>
-      <w:rPr>
-        <w:rFonts w:ascii="OpenSymbol" w:hAnsi="OpenSymbol" w:cs="OpenSymbol" w:hint="default"/>
-      </w:rPr>
-    </w:lvl>
-    <w:lvl w:ilvl="6">
-      <w:start w:val="1"/>
-      <w:numFmt w:val="bullet"/>
-      <w:lvlText w:val="-"/>
-      <w:lvlJc w:val="start"/>
-      <w:pPr>
-        <w:tabs>
-          <w:tab w:val="num" w:pos="2880"/>
-        </w:tabs>
-        <w:ind w:start="2880" w:hanging="360"/>
-      </w:pPr>
-      <w:rPr>
-        <w:rFonts w:ascii="OpenSymbol" w:hAnsi="OpenSymbol" w:cs="OpenSymbol" w:hint="default"/>
-      </w:rPr>
-    </w:lvl>
-    <w:lvl w:ilvl="7">
-      <w:start w:val="1"/>
-      <w:numFmt w:val="bullet"/>
-      <w:lvlText w:val="-"/>
-      <w:lvlJc w:val="start"/>
-      <w:pPr>
-        <w:tabs>
-          <w:tab w:val="num" w:pos="3240"/>
-        </w:tabs>
-        <w:ind w:start="3240" w:hanging="360"/>
-      </w:pPr>
-      <w:rPr>
-        <w:rFonts w:ascii="OpenSymbol" w:hAnsi="OpenSymbol" w:cs="OpenSymbol" w:hint="default"/>
-      </w:rPr>
-    </w:lvl>
-    <w:lvl w:ilvl="8">
-      <w:start w:val="1"/>
-      <w:numFmt w:val="bullet"/>
-      <w:lvlText w:val="-"/>
-      <w:lvlJc w:val="start"/>
-      <w:pPr>
-        <w:tabs>
-          <w:tab w:val="num" w:pos="3600"/>
-        </w:tabs>
-        <w:ind w:start="3600" w:hanging="360"/>
-      </w:pPr>
-      <w:rPr>
-        <w:rFonts w:ascii="OpenSymbol" w:hAnsi="OpenSymbol" w:cs="OpenSymbol" w:hint="default"/>
-      </w:rPr>
-    </w:lvl>
-  </w:abstractNum>
-  <w:abstractNum w:abstractNumId="19">
-    <w:lvl w:ilvl="0">
-      <w:start w:val="1"/>
-      <w:numFmt w:val="bullet"/>
-      <w:lvlText w:val="-"/>
-      <w:lvlJc w:val="start"/>
-      <w:pPr>
-        <w:tabs>
-          <w:tab w:val="num" w:pos="720"/>
-        </w:tabs>
-        <w:ind w:start="720" w:hanging="360"/>
-      </w:pPr>
-      <w:rPr>
-        <w:rFonts w:ascii="OpenSymbol" w:hAnsi="OpenSymbol" w:cs="OpenSymbol" w:hint="default"/>
-      </w:rPr>
-    </w:lvl>
-    <w:lvl w:ilvl="1">
-      <w:start w:val="1"/>
-      <w:numFmt w:val="bullet"/>
-      <w:lvlText w:val="-"/>
-      <w:lvlJc w:val="start"/>
-      <w:pPr>
-        <w:tabs>
-          <w:tab w:val="num" w:pos="1080"/>
-        </w:tabs>
-        <w:ind w:start="1080" w:hanging="360"/>
-      </w:pPr>
-      <w:rPr>
-        <w:rFonts w:ascii="OpenSymbol" w:hAnsi="OpenSymbol" w:cs="OpenSymbol" w:hint="default"/>
-      </w:rPr>
-    </w:lvl>
-    <w:lvl w:ilvl="2">
-      <w:start w:val="1"/>
-      <w:numFmt w:val="bullet"/>
-      <w:lvlText w:val="-"/>
-      <w:lvlJc w:val="start"/>
-      <w:pPr>
-        <w:tabs>
-          <w:tab w:val="num" w:pos="1440"/>
-        </w:tabs>
-        <w:ind w:start="1440" w:hanging="360"/>
-      </w:pPr>
-      <w:rPr>
-        <w:rFonts w:ascii="OpenSymbol" w:hAnsi="OpenSymbol" w:cs="OpenSymbol" w:hint="default"/>
-      </w:rPr>
-    </w:lvl>
-    <w:lvl w:ilvl="3">
-      <w:start w:val="1"/>
-      <w:numFmt w:val="bullet"/>
-      <w:lvlText w:val="-"/>
-      <w:lvlJc w:val="start"/>
-      <w:pPr>
-        <w:tabs>
-          <w:tab w:val="num" w:pos="1800"/>
-        </w:tabs>
-        <w:ind w:start="1800" w:hanging="360"/>
-      </w:pPr>
-      <w:rPr>
-        <w:rFonts w:ascii="OpenSymbol" w:hAnsi="OpenSymbol" w:cs="OpenSymbol" w:hint="default"/>
-      </w:rPr>
-    </w:lvl>
-    <w:lvl w:ilvl="4">
-      <w:start w:val="1"/>
-      <w:numFmt w:val="bullet"/>
-      <w:lvlText w:val="-"/>
-      <w:lvlJc w:val="start"/>
-      <w:pPr>
-        <w:tabs>
-          <w:tab w:val="num" w:pos="2160"/>
-        </w:tabs>
-        <w:ind w:start="2160" w:hanging="360"/>
-      </w:pPr>
-      <w:rPr>
-        <w:rFonts w:ascii="OpenSymbol" w:hAnsi="OpenSymbol" w:cs="OpenSymbol" w:hint="default"/>
-      </w:rPr>
-    </w:lvl>
-    <w:lvl w:ilvl="5">
-      <w:start w:val="1"/>
-      <w:numFmt w:val="bullet"/>
-      <w:lvlText w:val="-"/>
-      <w:lvlJc w:val="start"/>
-      <w:pPr>
-        <w:tabs>
-          <w:tab w:val="num" w:pos="2520"/>
-        </w:tabs>
-        <w:ind w:start="2520" w:hanging="360"/>
-      </w:pPr>
-      <w:rPr>
-        <w:rFonts w:ascii="OpenSymbol" w:hAnsi="OpenSymbol" w:cs="OpenSymbol" w:hint="default"/>
-      </w:rPr>
-    </w:lvl>
-    <w:lvl w:ilvl="6">
-      <w:start w:val="1"/>
-      <w:numFmt w:val="bullet"/>
-      <w:lvlText w:val="-"/>
-      <w:lvlJc w:val="start"/>
-      <w:pPr>
-        <w:tabs>
-          <w:tab w:val="num" w:pos="2880"/>
-        </w:tabs>
-        <w:ind w:start="2880" w:hanging="360"/>
-      </w:pPr>
-      <w:rPr>
-        <w:rFonts w:ascii="OpenSymbol" w:hAnsi="OpenSymbol" w:cs="OpenSymbol" w:hint="default"/>
-      </w:rPr>
-    </w:lvl>
-    <w:lvl w:ilvl="7">
-      <w:start w:val="1"/>
-      <w:numFmt w:val="bullet"/>
-      <w:lvlText w:val="-"/>
-      <w:lvlJc w:val="start"/>
-      <w:pPr>
-        <w:tabs>
-          <w:tab w:val="num" w:pos="3240"/>
-        </w:tabs>
-        <w:ind w:start="3240" w:hanging="360"/>
-      </w:pPr>
-      <w:rPr>
-        <w:rFonts w:ascii="OpenSymbol" w:hAnsi="OpenSymbol" w:cs="OpenSymbol" w:hint="default"/>
-      </w:rPr>
-    </w:lvl>
-    <w:lvl w:ilvl="8">
-      <w:start w:val="1"/>
-      <w:numFmt w:val="bullet"/>
-      <w:lvlText w:val="-"/>
-      <w:lvlJc w:val="start"/>
-      <w:pPr>
-        <w:tabs>
-          <w:tab w:val="num" w:pos="3600"/>
-        </w:tabs>
-        <w:ind w:start="3600" w:hanging="360"/>
-      </w:pPr>
-      <w:rPr>
-        <w:rFonts w:ascii="OpenSymbol" w:hAnsi="OpenSymbol" w:cs="OpenSymbol" w:hint="default"/>
-      </w:rPr>
-    </w:lvl>
-  </w:abstractNum>
-  <w:abstractNum w:abstractNumId="20">
     <w:lvl w:ilvl="0">
       <w:start w:val="1"/>
       <w:numFmt w:val="bullet"/>
@@ -7126,12 +7335,6 @@
   </w:num>
   <w:num w:numId="18">
     <w:abstractNumId w:val="18"/>
-  </w:num>
-  <w:num w:numId="19">
-    <w:abstractNumId w:val="19"/>
-  </w:num>
-  <w:num w:numId="20">
-    <w:abstractNumId w:val="20"/>
   </w:num>
 </w:numbering>
 </file>
